--- a/docs/01-测试策略与测试设计.docx
+++ b/docs/01-测试策略与测试设计.docx
@@ -12,6 +12,7 @@
           <w:rFonts w:ascii="Microsoft YaHei" w:cs="Microsoft YaHei" w:eastAsia="Microsoft YaHei" w:hAnsi="Microsoft YaHei"/>
           <w:b/>
           <w:bCs/>
+          <w:color w:val="1F4E79"/>
           <w:sz w:val="36"/>
           <w:szCs w:val="36"/>
         </w:rPr>
@@ -28,6 +29,7 @@
           <w:rFonts w:ascii="Microsoft YaHei" w:cs="Microsoft YaHei" w:eastAsia="Microsoft YaHei" w:hAnsi="Microsoft YaHei"/>
           <w:b/>
           <w:bCs/>
+          <w:color w:val="2E75B6"/>
           <w:sz w:val="28"/>
           <w:szCs w:val="28"/>
         </w:rPr>
@@ -154,6 +156,7 @@
           <w:rFonts w:ascii="Microsoft YaHei" w:cs="Microsoft YaHei" w:eastAsia="Microsoft YaHei" w:hAnsi="Microsoft YaHei"/>
           <w:b/>
           <w:bCs/>
+          <w:color w:val="2E75B6"/>
           <w:sz w:val="28"/>
           <w:szCs w:val="28"/>
         </w:rPr>
@@ -170,6 +173,7 @@
           <w:rFonts w:ascii="Microsoft YaHei" w:cs="Microsoft YaHei" w:eastAsia="Microsoft YaHei" w:hAnsi="Microsoft YaHei"/>
           <w:b/>
           <w:bCs/>
+          <w:color w:val="404040"/>
           <w:sz w:val="24"/>
           <w:szCs w:val="24"/>
         </w:rPr>
@@ -1918,6 +1922,7 @@
           <w:rFonts w:ascii="Microsoft YaHei" w:cs="Microsoft YaHei" w:eastAsia="Microsoft YaHei" w:hAnsi="Microsoft YaHei"/>
           <w:b/>
           <w:bCs/>
+          <w:color w:val="404040"/>
           <w:sz w:val="24"/>
           <w:szCs w:val="24"/>
         </w:rPr>
@@ -2747,6 +2752,7 @@
           <w:rFonts w:ascii="Microsoft YaHei" w:cs="Microsoft YaHei" w:eastAsia="Microsoft YaHei" w:hAnsi="Microsoft YaHei"/>
           <w:b/>
           <w:bCs/>
+          <w:color w:val="2E75B6"/>
           <w:sz w:val="28"/>
           <w:szCs w:val="28"/>
         </w:rPr>
@@ -2755,15 +2761,15 @@
     </w:p>
     <w:p>
       <w:pPr>
-        <w:spacing w:after="120" w:before="120"/>
+        <w:spacing w:after="40" w:before="120"/>
         <w:jc w:val="center"/>
       </w:pPr>
       <w:r>
         <w:drawing>
           <wp:inline distT="0" distB="0" distL="0" distR="0">
-            <wp:extent cx="4953000" cy="3219450"/>
+            <wp:extent cx="5334000" cy="3467100"/>
             <wp:effectExtent t="0" r="0" b="0" l="0"/>
-            <wp:docPr id="1" name="mermaid_5.png" descr="Mermaid diagram" title="mermaid_5.png"/>
+            <wp:docPr id="1" name="" descr="" title=""/>
             <wp:cNvGraphicFramePr>
               <a:graphicFrameLocks xmlns:a="http://schemas.openxmlformats.org/drawingml/2006/main" noChangeAspect="1"/>
             </wp:cNvGraphicFramePr>
@@ -2786,7 +2792,7 @@
                   <pic:spPr bwMode="auto">
                     <a:xfrm>
                       <a:off x="0" y="0"/>
-                      <a:ext cx="4953000" cy="3219450"/>
+                      <a:ext cx="5334000" cy="3467100"/>
                     </a:xfrm>
                     <a:prstGeom prst="rect">
                       <a:avLst/>
@@ -2809,6 +2815,7 @@
           <w:rFonts w:ascii="Microsoft YaHei" w:cs="Microsoft YaHei" w:eastAsia="Microsoft YaHei" w:hAnsi="Microsoft YaHei"/>
           <w:b/>
           <w:bCs/>
+          <w:color w:val="404040"/>
           <w:sz w:val="24"/>
           <w:szCs w:val="24"/>
         </w:rPr>
@@ -4034,6 +4041,7 @@
           <w:rFonts w:ascii="Microsoft YaHei" w:cs="Microsoft YaHei" w:eastAsia="Microsoft YaHei" w:hAnsi="Microsoft YaHei"/>
           <w:b/>
           <w:bCs/>
+          <w:color w:val="404040"/>
           <w:sz w:val="24"/>
           <w:szCs w:val="24"/>
         </w:rPr>
@@ -4990,6 +4998,7 @@
           <w:rFonts w:ascii="Microsoft YaHei" w:cs="Microsoft YaHei" w:eastAsia="Microsoft YaHei" w:hAnsi="Microsoft YaHei"/>
           <w:b/>
           <w:bCs/>
+          <w:color w:val="404040"/>
           <w:sz w:val="24"/>
           <w:szCs w:val="24"/>
         </w:rPr>
@@ -5747,15 +5756,15 @@
     </w:p>
     <w:p>
       <w:pPr>
-        <w:spacing w:after="40" w:before="100"/>
+        <w:spacing w:after="40" w:before="120"/>
         <w:jc w:val="center"/>
       </w:pPr>
       <w:r>
         <w:drawing>
           <wp:inline distT="0" distB="0" distL="0" distR="0">
-            <wp:extent cx="5334000" cy="3467100"/>
+            <wp:extent cx="5143500" cy="3343275"/>
             <wp:effectExtent t="0" r="0" b="0" l="0"/>
-            <wp:docPr id="1" name="grouped_bar.png" descr="11模型对比柱状图" title="11模型对比柱状图"/>
+            <wp:docPr id="1" name="11模型对比柱状图" descr="11模型对比柱状图" title="11模型对比柱状图"/>
             <wp:cNvGraphicFramePr>
               <a:graphicFrameLocks xmlns:a="http://schemas.openxmlformats.org/drawingml/2006/main" noChangeAspect="1"/>
             </wp:cNvGraphicFramePr>
@@ -5778,7 +5787,7 @@
                   <pic:spPr bwMode="auto">
                     <a:xfrm>
                       <a:off x="0" y="0"/>
-                      <a:ext cx="5334000" cy="3467100"/>
+                      <a:ext cx="5143500" cy="3343275"/>
                     </a:xfrm>
                     <a:prstGeom prst="rect">
                       <a:avLst/>
@@ -5810,15 +5819,15 @@
     </w:p>
     <w:p>
       <w:pPr>
-        <w:spacing w:after="40" w:before="100"/>
+        <w:spacing w:after="40" w:before="120"/>
         <w:jc w:val="center"/>
       </w:pPr>
       <w:r>
         <w:drawing>
           <wp:inline distT="0" distB="0" distL="0" distR="0">
-            <wp:extent cx="5334000" cy="3467100"/>
+            <wp:extent cx="5143500" cy="3343275"/>
             <wp:effectExtent t="0" r="0" b="0" l="0"/>
-            <wp:docPr id="1" name="radar_overlay.png" descr="雷达图叠加" title="雷达图叠加"/>
+            <wp:docPr id="1" name="雷达图叠加" descr="雷达图叠加" title="雷达图叠加"/>
             <wp:cNvGraphicFramePr>
               <a:graphicFrameLocks xmlns:a="http://schemas.openxmlformats.org/drawingml/2006/main" noChangeAspect="1"/>
             </wp:cNvGraphicFramePr>
@@ -5841,7 +5850,7 @@
                   <pic:spPr bwMode="auto">
                     <a:xfrm>
                       <a:off x="0" y="0"/>
-                      <a:ext cx="5334000" cy="3467100"/>
+                      <a:ext cx="5143500" cy="3343275"/>
                     </a:xfrm>
                     <a:prstGeom prst="rect">
                       <a:avLst/>
@@ -5873,15 +5882,15 @@
     </w:p>
     <w:p>
       <w:pPr>
-        <w:spacing w:after="40" w:before="100"/>
+        <w:spacing w:after="40" w:before="120"/>
         <w:jc w:val="center"/>
       </w:pPr>
       <w:r>
         <w:drawing>
           <wp:inline distT="0" distB="0" distL="0" distR="0">
-            <wp:extent cx="5334000" cy="3467100"/>
+            <wp:extent cx="5143500" cy="3343275"/>
             <wp:effectExtent t="0" r="0" b="0" l="0"/>
-            <wp:docPr id="1" name="model_heatmap.png" descr="模型热力图" title="模型热力图"/>
+            <wp:docPr id="1" name="模型热力图" descr="模型热力图" title="模型热力图"/>
             <wp:cNvGraphicFramePr>
               <a:graphicFrameLocks xmlns:a="http://schemas.openxmlformats.org/drawingml/2006/main" noChangeAspect="1"/>
             </wp:cNvGraphicFramePr>
@@ -5904,7 +5913,7 @@
                   <pic:spPr bwMode="auto">
                     <a:xfrm>
                       <a:off x="0" y="0"/>
-                      <a:ext cx="5334000" cy="3467100"/>
+                      <a:ext cx="5143500" cy="3343275"/>
                     </a:xfrm>
                     <a:prstGeom prst="rect">
                       <a:avLst/>
@@ -5944,6 +5953,7 @@
           <w:rFonts w:ascii="Microsoft YaHei" w:cs="Microsoft YaHei" w:eastAsia="Microsoft YaHei" w:hAnsi="Microsoft YaHei"/>
           <w:b/>
           <w:bCs/>
+          <w:color w:val="404040"/>
           <w:sz w:val="24"/>
           <w:szCs w:val="24"/>
         </w:rPr>
@@ -7819,15 +7829,15 @@
     </w:p>
     <w:p>
       <w:pPr>
-        <w:spacing w:after="40" w:before="100"/>
+        <w:spacing w:after="40" w:before="120"/>
         <w:jc w:val="center"/>
       </w:pPr>
       <w:r>
         <w:drawing>
           <wp:inline distT="0" distB="0" distL="0" distR="0">
-            <wp:extent cx="5334000" cy="3467100"/>
+            <wp:extent cx="5143500" cy="3343275"/>
             <wp:effectExtent t="0" r="0" b="0" l="0"/>
-            <wp:docPr id="1" name="ablation_delta.png" descr="消融增益对比" title="消融增益对比"/>
+            <wp:docPr id="1" name="消融增益对比" descr="消融增益对比" title="消融增益对比"/>
             <wp:cNvGraphicFramePr>
               <a:graphicFrameLocks xmlns:a="http://schemas.openxmlformats.org/drawingml/2006/main" noChangeAspect="1"/>
             </wp:cNvGraphicFramePr>
@@ -7850,7 +7860,7 @@
                   <pic:spPr bwMode="auto">
                     <a:xfrm>
                       <a:off x="0" y="0"/>
-                      <a:ext cx="5334000" cy="3467100"/>
+                      <a:ext cx="5143500" cy="3343275"/>
                     </a:xfrm>
                     <a:prstGeom prst="rect">
                       <a:avLst/>
@@ -7882,15 +7892,15 @@
     </w:p>
     <w:p>
       <w:pPr>
-        <w:spacing w:after="40" w:before="100"/>
+        <w:spacing w:after="40" w:before="120"/>
         <w:jc w:val="center"/>
       </w:pPr>
       <w:r>
         <w:drawing>
           <wp:inline distT="0" distB="0" distL="0" distR="0">
-            <wp:extent cx="5334000" cy="3467100"/>
+            <wp:extent cx="5143500" cy="3343275"/>
             <wp:effectExtent t="0" r="0" b="0" l="0"/>
-            <wp:docPr id="1" name="heatmap_dims.png" descr="维度热力图" title="维度热力图"/>
+            <wp:docPr id="1" name="维度热力图" descr="维度热力图" title="维度热力图"/>
             <wp:cNvGraphicFramePr>
               <a:graphicFrameLocks xmlns:a="http://schemas.openxmlformats.org/drawingml/2006/main" noChangeAspect="1"/>
             </wp:cNvGraphicFramePr>
@@ -7913,7 +7923,7 @@
                   <pic:spPr bwMode="auto">
                     <a:xfrm>
                       <a:off x="0" y="0"/>
-                      <a:ext cx="5334000" cy="3467100"/>
+                      <a:ext cx="5143500" cy="3343275"/>
                     </a:xfrm>
                     <a:prstGeom prst="rect">
                       <a:avLst/>
@@ -7953,6 +7963,7 @@
           <w:rFonts w:ascii="Microsoft YaHei" w:cs="Microsoft YaHei" w:eastAsia="Microsoft YaHei" w:hAnsi="Microsoft YaHei"/>
           <w:b/>
           <w:bCs/>
+          <w:color w:val="404040"/>
           <w:sz w:val="24"/>
           <w:szCs w:val="24"/>
         </w:rPr>
@@ -8133,6 +8144,7 @@
           <w:rFonts w:ascii="Microsoft YaHei" w:cs="Microsoft YaHei" w:eastAsia="Microsoft YaHei" w:hAnsi="Microsoft YaHei"/>
           <w:b/>
           <w:bCs/>
+          <w:color w:val="2E75B6"/>
           <w:sz w:val="28"/>
           <w:szCs w:val="28"/>
         </w:rPr>
@@ -8149,6 +8161,7 @@
           <w:rFonts w:ascii="Microsoft YaHei" w:cs="Microsoft YaHei" w:eastAsia="Microsoft YaHei" w:hAnsi="Microsoft YaHei"/>
           <w:b/>
           <w:bCs/>
+          <w:color w:val="404040"/>
           <w:sz w:val="24"/>
           <w:szCs w:val="24"/>
         </w:rPr>
@@ -8772,6 +8785,7 @@
           <w:rFonts w:ascii="Microsoft YaHei" w:cs="Microsoft YaHei" w:eastAsia="Microsoft YaHei" w:hAnsi="Microsoft YaHei"/>
           <w:b/>
           <w:bCs/>
+          <w:color w:val="404040"/>
           <w:sz w:val="24"/>
           <w:szCs w:val="24"/>
         </w:rPr>
@@ -8908,6 +8922,7 @@
           <w:rFonts w:ascii="Microsoft YaHei" w:cs="Microsoft YaHei" w:eastAsia="Microsoft YaHei" w:hAnsi="Microsoft YaHei"/>
           <w:b/>
           <w:bCs/>
+          <w:color w:val="404040"/>
           <w:sz w:val="24"/>
           <w:szCs w:val="24"/>
         </w:rPr>
@@ -9473,6 +9488,7 @@
           <w:rFonts w:ascii="Microsoft YaHei" w:cs="Microsoft YaHei" w:eastAsia="Microsoft YaHei" w:hAnsi="Microsoft YaHei"/>
           <w:b/>
           <w:bCs/>
+          <w:color w:val="2E75B6"/>
           <w:sz w:val="28"/>
           <w:szCs w:val="28"/>
         </w:rPr>
@@ -9481,15 +9497,15 @@
     </w:p>
     <w:p>
       <w:pPr>
-        <w:spacing w:after="120" w:before="120"/>
+        <w:spacing w:after="40" w:before="120"/>
         <w:jc w:val="center"/>
       </w:pPr>
       <w:r>
         <w:drawing>
           <wp:inline distT="0" distB="0" distL="0" distR="0">
-            <wp:extent cx="4953000" cy="3219450"/>
+            <wp:extent cx="5334000" cy="3467100"/>
             <wp:effectExtent t="0" r="0" b="0" l="0"/>
-            <wp:docPr id="1" name="mermaid_1.png" descr="Mermaid diagram" title="mermaid_1.png"/>
+            <wp:docPr id="1" name="" descr="" title=""/>
             <wp:cNvGraphicFramePr>
               <a:graphicFrameLocks xmlns:a="http://schemas.openxmlformats.org/drawingml/2006/main" noChangeAspect="1"/>
             </wp:cNvGraphicFramePr>
@@ -9512,7 +9528,7 @@
                   <pic:spPr bwMode="auto">
                     <a:xfrm>
                       <a:off x="0" y="0"/>
-                      <a:ext cx="4953000" cy="3219450"/>
+                      <a:ext cx="5334000" cy="3467100"/>
                     </a:xfrm>
                     <a:prstGeom prst="rect">
                       <a:avLst/>
@@ -9630,6 +9646,7 @@
           <w:rFonts w:ascii="Microsoft YaHei" w:cs="Microsoft YaHei" w:eastAsia="Microsoft YaHei" w:hAnsi="Microsoft YaHei"/>
           <w:b/>
           <w:bCs/>
+          <w:color w:val="2E75B6"/>
           <w:sz w:val="28"/>
           <w:szCs w:val="28"/>
         </w:rPr>
@@ -9681,6 +9698,7 @@
           <w:rFonts w:ascii="Microsoft YaHei" w:cs="Microsoft YaHei" w:eastAsia="Microsoft YaHei" w:hAnsi="Microsoft YaHei"/>
           <w:b/>
           <w:bCs/>
+          <w:color w:val="404040"/>
           <w:sz w:val="24"/>
           <w:szCs w:val="24"/>
         </w:rPr>
@@ -9714,15 +9732,15 @@
     </w:p>
     <w:p>
       <w:pPr>
-        <w:spacing w:after="120" w:before="120"/>
+        <w:spacing w:after="40" w:before="120"/>
         <w:jc w:val="center"/>
       </w:pPr>
       <w:r>
         <w:drawing>
           <wp:inline distT="0" distB="0" distL="0" distR="0">
-            <wp:extent cx="4953000" cy="3219450"/>
+            <wp:extent cx="5334000" cy="3467100"/>
             <wp:effectExtent t="0" r="0" b="0" l="0"/>
-            <wp:docPr id="1" name="mermaid_4.png" descr="Mermaid diagram" title="mermaid_4.png"/>
+            <wp:docPr id="1" name="" descr="" title=""/>
             <wp:cNvGraphicFramePr>
               <a:graphicFrameLocks xmlns:a="http://schemas.openxmlformats.org/drawingml/2006/main" noChangeAspect="1"/>
             </wp:cNvGraphicFramePr>
@@ -9745,7 +9763,7 @@
                   <pic:spPr bwMode="auto">
                     <a:xfrm>
                       <a:off x="0" y="0"/>
-                      <a:ext cx="4953000" cy="3219450"/>
+                      <a:ext cx="5334000" cy="3467100"/>
                     </a:xfrm>
                     <a:prstGeom prst="rect">
                       <a:avLst/>
@@ -9873,6 +9891,7 @@
           <w:rFonts w:ascii="Microsoft YaHei" w:cs="Microsoft YaHei" w:eastAsia="Microsoft YaHei" w:hAnsi="Microsoft YaHei"/>
           <w:b/>
           <w:bCs/>
+          <w:color w:val="404040"/>
           <w:sz w:val="24"/>
           <w:szCs w:val="24"/>
         </w:rPr>
@@ -10413,6 +10432,7 @@
           <w:rFonts w:ascii="Microsoft YaHei" w:cs="Microsoft YaHei" w:eastAsia="Microsoft YaHei" w:hAnsi="Microsoft YaHei"/>
           <w:b/>
           <w:bCs/>
+          <w:color w:val="404040"/>
           <w:sz w:val="24"/>
           <w:szCs w:val="24"/>
         </w:rPr>
@@ -11036,6 +11056,7 @@
           <w:rFonts w:ascii="Microsoft YaHei" w:cs="Microsoft YaHei" w:eastAsia="Microsoft YaHei" w:hAnsi="Microsoft YaHei"/>
           <w:b/>
           <w:bCs/>
+          <w:color w:val="404040"/>
           <w:sz w:val="24"/>
           <w:szCs w:val="24"/>
         </w:rPr>
@@ -11127,6 +11148,7 @@
           <w:rFonts w:ascii="Microsoft YaHei" w:cs="Microsoft YaHei" w:eastAsia="Microsoft YaHei" w:hAnsi="Microsoft YaHei"/>
           <w:b/>
           <w:bCs/>
+          <w:color w:val="404040"/>
           <w:sz w:val="24"/>
           <w:szCs w:val="24"/>
         </w:rPr>
@@ -11674,21 +11696,6 @@
     </w:p>
     <w:p>
       <w:pPr>
-        <w:spacing w:after="50" w:before="50"/>
-      </w:pPr>
-      <w:r>
-        <w:rPr>
-          <w:rFonts w:ascii="Microsoft YaHei" w:cs="Microsoft YaHei" w:eastAsia="Microsoft YaHei" w:hAnsi="Microsoft YaHei"/>
-          <w:b w:val="false"/>
-          <w:bCs w:val="false"/>
-          <w:sz w:val="21"/>
-          <w:szCs w:val="21"/>
-        </w:rPr>
-        <w:t xml:space="preserve">---</w:t>
-      </w:r>
-    </w:p>
-    <w:p>
-      <w:pPr>
         <w:pStyle w:val="Heading2"/>
         <w:spacing w:after="120" w:before="240"/>
       </w:pPr>
@@ -11697,6 +11704,7 @@
           <w:rFonts w:ascii="Microsoft YaHei" w:cs="Microsoft YaHei" w:eastAsia="Microsoft YaHei" w:hAnsi="Microsoft YaHei"/>
           <w:b/>
           <w:bCs/>
+          <w:color w:val="2E75B6"/>
           <w:sz w:val="28"/>
           <w:szCs w:val="28"/>
         </w:rPr>

--- a/docs/01-测试策略与测试设计.docx
+++ b/docs/01-测试策略与测试设计.docx
@@ -15,6 +15,21 @@
           <w:color w:val="1F4E79"/>
           <w:sz w:val="36"/>
           <w:szCs w:val="36"/>
+        </w:rPr>
+        <w:t xml:space="preserve">VL 模型测试策略与测试设计</w:t>
+      </w:r>
+    </w:p>
+    <w:p>
+      <w:pPr>
+        <w:spacing w:after="50" w:before="50"/>
+      </w:pPr>
+      <w:r>
+        <w:rPr>
+          <w:rFonts w:ascii="Microsoft YaHei" w:cs="Microsoft YaHei" w:eastAsia="Microsoft YaHei" w:hAnsi="Microsoft YaHei"/>
+          <w:b w:val="false"/>
+          <w:bCs w:val="false"/>
+          <w:sz w:val="21"/>
+          <w:szCs w:val="21"/>
         </w:rPr>
         <w:t xml:space="preserve">VL 模型健康场景测试策略与测试设计</w:t>
       </w:r>
@@ -53,7 +68,7 @@
     </w:p>
     <w:p>
       <w:pPr>
-        <w:spacing w:after="50" w:before="50"/>
+        <w:spacing w:after="40" w:before="80"/>
       </w:pPr>
       <w:r>
         <w:rPr>
@@ -187,8 +202,8 @@
       <w:r>
         <w:rPr>
           <w:rFonts w:ascii="Microsoft YaHei" w:cs="Microsoft YaHei" w:eastAsia="Microsoft YaHei" w:hAnsi="Microsoft YaHei"/>
-          <w:b/>
-          <w:bCs/>
+          <w:b w:val="false"/>
+          <w:bCs w:val="false"/>
           <w:sz w:val="21"/>
           <w:szCs w:val="21"/>
         </w:rPr>
@@ -1538,8 +1553,8 @@
       <w:r>
         <w:rPr>
           <w:rFonts w:ascii="Microsoft YaHei" w:cs="Microsoft YaHei" w:eastAsia="Microsoft YaHei" w:hAnsi="Microsoft YaHei"/>
-          <w:b/>
-          <w:bCs/>
+          <w:b w:val="false"/>
+          <w:bCs w:val="false"/>
           <w:sz w:val="21"/>
           <w:szCs w:val="21"/>
         </w:rPr>
@@ -1931,13 +1946,13 @@
     </w:p>
     <w:p>
       <w:pPr>
-        <w:spacing w:after="50" w:before="50"/>
+        <w:spacing w:after="40" w:before="80"/>
       </w:pPr>
       <w:r>
         <w:rPr>
           <w:rFonts w:ascii="Microsoft YaHei" w:cs="Microsoft YaHei" w:eastAsia="Microsoft YaHei" w:hAnsi="Microsoft YaHei"/>
-          <w:b w:val="false"/>
-          <w:bCs w:val="false"/>
+          <w:b/>
+          <w:bCs/>
           <w:sz w:val="21"/>
           <w:szCs w:val="21"/>
         </w:rPr>
@@ -2724,22 +2739,12 @@
       <w:r>
         <w:rPr>
           <w:rFonts w:ascii="Microsoft YaHei" w:cs="Microsoft YaHei" w:eastAsia="Microsoft YaHei" w:hAnsi="Microsoft YaHei"/>
-          <w:b/>
-          <w:bCs/>
-          <w:sz w:val="21"/>
-          <w:szCs w:val="21"/>
-        </w:rPr>
-        <w:t xml:space="preserve">测试图片集：</w:t>
-      </w:r>
-      <w:r>
-        <w:rPr>
-          <w:rFonts w:ascii="Microsoft YaHei" w:cs="Microsoft YaHei" w:eastAsia="Microsoft YaHei" w:hAnsi="Microsoft YaHei"/>
           <w:b w:val="false"/>
           <w:bCs w:val="false"/>
           <w:sz w:val="21"/>
           <w:szCs w:val="21"/>
         </w:rPr>
-        <w:t xml:space="preserve"> 43 张真实华为手表/手机健康 UI 截图 + 用户场景照片</w:t>
+        <w:t xml:space="preserve">测试图片集： 43 张真实华为手表/手机健康 UI 截图 + 用户场景照片</w:t>
       </w:r>
     </w:p>
     <w:p>
@@ -2761,52 +2766,6 @@
     </w:p>
     <w:p>
       <w:pPr>
-        <w:spacing w:after="40" w:before="120"/>
-        <w:jc w:val="center"/>
-      </w:pPr>
-      <w:r>
-        <w:drawing>
-          <wp:inline distT="0" distB="0" distL="0" distR="0">
-            <wp:extent cx="5334000" cy="3467100"/>
-            <wp:effectExtent t="0" r="0" b="0" l="0"/>
-            <wp:docPr id="1" name="" descr="" title=""/>
-            <wp:cNvGraphicFramePr>
-              <a:graphicFrameLocks xmlns:a="http://schemas.openxmlformats.org/drawingml/2006/main" noChangeAspect="1"/>
-            </wp:cNvGraphicFramePr>
-            <a:graphic xmlns:a="http://schemas.openxmlformats.org/drawingml/2006/main">
-              <a:graphicData uri="http://schemas.openxmlformats.org/drawingml/2006/picture">
-                <pic:pic xmlns:pic="http://schemas.openxmlformats.org/drawingml/2006/picture">
-                  <pic:nvPicPr>
-                    <pic:cNvPr id="0" name="" descr=""/>
-                    <pic:cNvPicPr>
-                      <a:picLocks noChangeAspect="1" noChangeArrowheads="1"/>
-                    </pic:cNvPicPr>
-                  </pic:nvPicPr>
-                  <pic:blipFill>
-                    <a:blip r:embed="rId9" cstate="none"/>
-                    <a:srcRect/>
-                    <a:stretch>
-                      <a:fillRect/>
-                    </a:stretch>
-                  </pic:blipFill>
-                  <pic:spPr bwMode="auto">
-                    <a:xfrm>
-                      <a:off x="0" y="0"/>
-                      <a:ext cx="5334000" cy="3467100"/>
-                    </a:xfrm>
-                    <a:prstGeom prst="rect">
-                      <a:avLst/>
-                    </a:prstGeom>
-                  </pic:spPr>
-                </pic:pic>
-              </a:graphicData>
-            </a:graphic>
-          </wp:inline>
-        </w:drawing>
-      </w:r>
-    </w:p>
-    <w:p>
-      <w:pPr>
         <w:pStyle w:val="Heading3"/>
         <w:spacing w:after="100" w:before="200"/>
       </w:pPr>
@@ -2829,13 +2788,18 @@
       <w:r>
         <w:rPr>
           <w:rFonts w:ascii="Microsoft YaHei" w:cs="Microsoft YaHei" w:eastAsia="Microsoft YaHei" w:hAnsi="Microsoft YaHei"/>
-          <w:b/>
-          <w:bCs/>
+          <w:b w:val="false"/>
+          <w:bCs w:val="false"/>
           <w:sz w:val="21"/>
           <w:szCs w:val="21"/>
         </w:rPr>
-        <w:t xml:space="preserve">目的：</w:t>
+        <w:t xml:space="preserve">目的： 验证 VL 模型对多轮对话中不同消息格式组合的鲁棒性</w:t>
       </w:r>
+    </w:p>
+    <w:p>
+      <w:pPr>
+        <w:spacing w:after="50" w:before="50"/>
+      </w:pPr>
       <w:r>
         <w:rPr>
           <w:rFonts w:ascii="Microsoft YaHei" w:cs="Microsoft YaHei" w:eastAsia="Microsoft YaHei" w:hAnsi="Microsoft YaHei"/>
@@ -2844,46 +2808,12 @@
           <w:sz w:val="21"/>
           <w:szCs w:val="21"/>
         </w:rPr>
-        <w:t xml:space="preserve"> 验证 VL 模型对多轮对话中不同消息格式组合的鲁棒性</w:t>
+        <w:t xml:space="preserve">脚本： scripts/vl-matrix-test.py</w:t>
       </w:r>
     </w:p>
     <w:p>
       <w:pPr>
-        <w:spacing w:after="50" w:before="50"/>
-      </w:pPr>
-      <w:r>
-        <w:rPr>
-          <w:rFonts w:ascii="Microsoft YaHei" w:cs="Microsoft YaHei" w:eastAsia="Microsoft YaHei" w:hAnsi="Microsoft YaHei"/>
-          <w:b/>
-          <w:bCs/>
-          <w:sz w:val="21"/>
-          <w:szCs w:val="21"/>
-        </w:rPr>
-        <w:t xml:space="preserve">脚本：</w:t>
-      </w:r>
-      <w:r>
-        <w:rPr>
-          <w:rFonts w:ascii="Microsoft YaHei" w:cs="Microsoft YaHei" w:eastAsia="Microsoft YaHei" w:hAnsi="Microsoft YaHei"/>
-          <w:b w:val="false"/>
-          <w:bCs w:val="false"/>
-          <w:sz w:val="21"/>
-          <w:szCs w:val="21"/>
-        </w:rPr>
-        <w:t xml:space="preserve"> </w:t>
-      </w:r>
-      <w:r>
-        <w:rPr>
-          <w:rFonts w:ascii="Consolas" w:cs="Consolas" w:eastAsia="Consolas" w:hAnsi="Consolas"/>
-          <w:color w:val="C7254E"/>
-          <w:sz w:val="19"/>
-          <w:szCs w:val="19"/>
-        </w:rPr>
-        <w:t xml:space="preserve">scripts/vl-matrix-test.py</w:t>
-      </w:r>
-    </w:p>
-    <w:p>
-      <w:pPr>
-        <w:spacing w:after="50" w:before="50"/>
+        <w:spacing w:after="40" w:before="80"/>
       </w:pPr>
       <w:r>
         <w:rPr>
@@ -4013,22 +3943,12 @@
       <w:r>
         <w:rPr>
           <w:rFonts w:ascii="Microsoft YaHei" w:cs="Microsoft YaHei" w:eastAsia="Microsoft YaHei" w:hAnsi="Microsoft YaHei"/>
-          <w:b/>
-          <w:bCs/>
-          <w:sz w:val="21"/>
-          <w:szCs w:val="21"/>
-        </w:rPr>
-        <w:t xml:space="preserve">判定标准：</w:t>
-      </w:r>
-      <w:r>
-        <w:rPr>
-          <w:rFonts w:ascii="Microsoft YaHei" w:cs="Microsoft YaHei" w:eastAsia="Microsoft YaHei" w:hAnsi="Microsoft YaHei"/>
           <w:b w:val="false"/>
           <w:bCs w:val="false"/>
           <w:sz w:val="21"/>
           <w:szCs w:val="21"/>
         </w:rPr>
-        <w:t xml:space="preserve"> 响应非空 + tokens &gt; 0 -&gt; OK；否则 FAIL</w:t>
+        <w:t xml:space="preserve">判定标准： 响应非空 + tokens &gt; 0 -&gt; OK；否则 FAIL</w:t>
       </w:r>
     </w:p>
     <w:p>
@@ -4055,13 +3975,18 @@
       <w:r>
         <w:rPr>
           <w:rFonts w:ascii="Microsoft YaHei" w:cs="Microsoft YaHei" w:eastAsia="Microsoft YaHei" w:hAnsi="Microsoft YaHei"/>
-          <w:b/>
-          <w:bCs/>
+          <w:b w:val="false"/>
+          <w:bCs w:val="false"/>
           <w:sz w:val="21"/>
           <w:szCs w:val="21"/>
         </w:rPr>
-        <w:t xml:space="preserve">目的：</w:t>
+        <w:t xml:space="preserve">目的： 量化 system prompt 长度对 VL 模型工具调用准确率的影响</w:t>
       </w:r>
+    </w:p>
+    <w:p>
+      <w:pPr>
+        <w:spacing w:after="50" w:before="50"/>
+      </w:pPr>
       <w:r>
         <w:rPr>
           <w:rFonts w:ascii="Microsoft YaHei" w:cs="Microsoft YaHei" w:eastAsia="Microsoft YaHei" w:hAnsi="Microsoft YaHei"/>
@@ -4070,46 +3995,12 @@
           <w:sz w:val="21"/>
           <w:szCs w:val="21"/>
         </w:rPr>
-        <w:t xml:space="preserve"> 量化 system prompt 长度对 VL 模型工具调用准确率的影响</w:t>
+        <w:t xml:space="preserve">脚本： scripts/test-vl-context-length.sh</w:t>
       </w:r>
     </w:p>
     <w:p>
       <w:pPr>
-        <w:spacing w:after="50" w:before="50"/>
-      </w:pPr>
-      <w:r>
-        <w:rPr>
-          <w:rFonts w:ascii="Microsoft YaHei" w:cs="Microsoft YaHei" w:eastAsia="Microsoft YaHei" w:hAnsi="Microsoft YaHei"/>
-          <w:b/>
-          <w:bCs/>
-          <w:sz w:val="21"/>
-          <w:szCs w:val="21"/>
-        </w:rPr>
-        <w:t xml:space="preserve">脚本：</w:t>
-      </w:r>
-      <w:r>
-        <w:rPr>
-          <w:rFonts w:ascii="Microsoft YaHei" w:cs="Microsoft YaHei" w:eastAsia="Microsoft YaHei" w:hAnsi="Microsoft YaHei"/>
-          <w:b w:val="false"/>
-          <w:bCs w:val="false"/>
-          <w:sz w:val="21"/>
-          <w:szCs w:val="21"/>
-        </w:rPr>
-        <w:t xml:space="preserve"> </w:t>
-      </w:r>
-      <w:r>
-        <w:rPr>
-          <w:rFonts w:ascii="Consolas" w:cs="Consolas" w:eastAsia="Consolas" w:hAnsi="Consolas"/>
-          <w:color w:val="C7254E"/>
-          <w:sz w:val="19"/>
-          <w:szCs w:val="19"/>
-        </w:rPr>
-        <w:t xml:space="preserve">scripts/test-vl-context-length.sh</w:t>
-      </w:r>
-    </w:p>
-    <w:p>
-      <w:pPr>
-        <w:spacing w:after="50" w:before="50"/>
+        <w:spacing w:after="40" w:before="80"/>
       </w:pPr>
       <w:r>
         <w:rPr>
@@ -4915,7 +4806,7 @@
     </w:p>
     <w:p>
       <w:pPr>
-        <w:spacing w:after="50" w:before="50"/>
+        <w:spacing w:after="40" w:before="80"/>
       </w:pPr>
       <w:r>
         <w:rPr>
@@ -5012,13 +4903,18 @@
       <w:r>
         <w:rPr>
           <w:rFonts w:ascii="Microsoft YaHei" w:cs="Microsoft YaHei" w:eastAsia="Microsoft YaHei" w:hAnsi="Microsoft YaHei"/>
-          <w:b/>
-          <w:bCs/>
+          <w:b w:val="false"/>
+          <w:bCs w:val="false"/>
           <w:sz w:val="21"/>
           <w:szCs w:val="21"/>
         </w:rPr>
-        <w:t xml:space="preserve">目的：</w:t>
+        <w:t xml:space="preserve">目的： 通过 PHA Gateway 全链路（SOUL.md + Skill Registry + MCP Tools + VL 模型），公平对比 11 个模型</w:t>
       </w:r>
+    </w:p>
+    <w:p>
+      <w:pPr>
+        <w:spacing w:after="50" w:before="50"/>
+      </w:pPr>
       <w:r>
         <w:rPr>
           <w:rFonts w:ascii="Microsoft YaHei" w:cs="Microsoft YaHei" w:eastAsia="Microsoft YaHei" w:hAnsi="Microsoft YaHei"/>
@@ -5027,46 +4923,12 @@
           <w:sz w:val="21"/>
           <w:szCs w:val="21"/>
         </w:rPr>
-        <w:t xml:space="preserve"> 通过 PHA Gateway 全链路（SOUL.md + Skill Registry + MCP Tools + VL 模型），公平对比 11 个模型</w:t>
+        <w:t xml:space="preserve">脚本： vl-eval/run_multi_eval.py</w:t>
       </w:r>
     </w:p>
     <w:p>
       <w:pPr>
-        <w:spacing w:after="50" w:before="50"/>
-      </w:pPr>
-      <w:r>
-        <w:rPr>
-          <w:rFonts w:ascii="Microsoft YaHei" w:cs="Microsoft YaHei" w:eastAsia="Microsoft YaHei" w:hAnsi="Microsoft YaHei"/>
-          <w:b/>
-          <w:bCs/>
-          <w:sz w:val="21"/>
-          <w:szCs w:val="21"/>
-        </w:rPr>
-        <w:t xml:space="preserve">脚本：</w:t>
-      </w:r>
-      <w:r>
-        <w:rPr>
-          <w:rFonts w:ascii="Microsoft YaHei" w:cs="Microsoft YaHei" w:eastAsia="Microsoft YaHei" w:hAnsi="Microsoft YaHei"/>
-          <w:b w:val="false"/>
-          <w:bCs w:val="false"/>
-          <w:sz w:val="21"/>
-          <w:szCs w:val="21"/>
-        </w:rPr>
-        <w:t xml:space="preserve"> </w:t>
-      </w:r>
-      <w:r>
-        <w:rPr>
-          <w:rFonts w:ascii="Consolas" w:cs="Consolas" w:eastAsia="Consolas" w:hAnsi="Consolas"/>
-          <w:color w:val="C7254E"/>
-          <w:sz w:val="19"/>
-          <w:szCs w:val="19"/>
-        </w:rPr>
-        <w:t xml:space="preserve">vl-eval/run_multi_eval.py</w:t>
-      </w:r>
-    </w:p>
-    <w:p>
-      <w:pPr>
-        <w:spacing w:after="50" w:before="50"/>
+        <w:spacing w:after="40" w:before="80"/>
       </w:pPr>
       <w:r>
         <w:rPr>
@@ -5161,7 +5023,7 @@
     </w:p>
     <w:p>
       <w:pPr>
-        <w:spacing w:after="50" w:before="50"/>
+        <w:spacing w:after="40" w:before="80"/>
       </w:pPr>
       <w:r>
         <w:rPr>
@@ -5661,27 +5523,17 @@
       <w:r>
         <w:rPr>
           <w:rFonts w:ascii="Microsoft YaHei" w:cs="Microsoft YaHei" w:eastAsia="Microsoft YaHei" w:hAnsi="Microsoft YaHei"/>
-          <w:b/>
-          <w:bCs/>
-          <w:sz w:val="21"/>
-          <w:szCs w:val="21"/>
-        </w:rPr>
-        <w:t xml:space="preserve">评分方式：</w:t>
-      </w:r>
-      <w:r>
-        <w:rPr>
-          <w:rFonts w:ascii="Microsoft YaHei" w:cs="Microsoft YaHei" w:eastAsia="Microsoft YaHei" w:hAnsi="Microsoft YaHei"/>
           <w:b w:val="false"/>
           <w:bCs w:val="false"/>
           <w:sz w:val="21"/>
           <w:szCs w:val="21"/>
         </w:rPr>
-        <w:t xml:space="preserve"> LLM-as-Judge（Claude Sonnet 4.6 作为裁判模型）</w:t>
+        <w:t xml:space="preserve">评分方式： LLM-as-Judge（Claude Sonnet 4.6 作为裁判模型）</w:t>
       </w:r>
     </w:p>
     <w:p>
       <w:pPr>
-        <w:spacing w:after="50" w:before="50"/>
+        <w:spacing w:after="40" w:before="80"/>
       </w:pPr>
       <w:r>
         <w:rPr>
@@ -5764,7 +5616,70 @@
           <wp:inline distT="0" distB="0" distL="0" distR="0">
             <wp:extent cx="5143500" cy="3343275"/>
             <wp:effectExtent t="0" r="0" b="0" l="0"/>
-            <wp:docPr id="1" name="11模型对比柱状图" descr="11模型对比柱状图" title="11模型对比柱状图"/>
+            <wp:docPr id="1" name="vl_grouped_bar.png" descr="11模型对比柱状图" title="11模型对比柱状图"/>
+            <wp:cNvGraphicFramePr>
+              <a:graphicFrameLocks xmlns:a="http://schemas.openxmlformats.org/drawingml/2006/main" noChangeAspect="1"/>
+            </wp:cNvGraphicFramePr>
+            <a:graphic xmlns:a="http://schemas.openxmlformats.org/drawingml/2006/main">
+              <a:graphicData uri="http://schemas.openxmlformats.org/drawingml/2006/picture">
+                <pic:pic xmlns:pic="http://schemas.openxmlformats.org/drawingml/2006/picture">
+                  <pic:nvPicPr>
+                    <pic:cNvPr id="0" name="" descr=""/>
+                    <pic:cNvPicPr>
+                      <a:picLocks noChangeAspect="1" noChangeArrowheads="1"/>
+                    </pic:cNvPicPr>
+                  </pic:nvPicPr>
+                  <pic:blipFill>
+                    <a:blip r:embed="rId9" cstate="none"/>
+                    <a:srcRect/>
+                    <a:stretch>
+                      <a:fillRect/>
+                    </a:stretch>
+                  </pic:blipFill>
+                  <pic:spPr bwMode="auto">
+                    <a:xfrm>
+                      <a:off x="0" y="0"/>
+                      <a:ext cx="5143500" cy="3343275"/>
+                    </a:xfrm>
+                    <a:prstGeom prst="rect">
+                      <a:avLst/>
+                    </a:prstGeom>
+                  </pic:spPr>
+                </pic:pic>
+              </a:graphicData>
+            </a:graphic>
+          </wp:inline>
+        </w:drawing>
+      </w:r>
+    </w:p>
+    <w:p>
+      <w:pPr>
+        <w:spacing w:after="100" w:before="0"/>
+        <w:jc w:val="center"/>
+      </w:pPr>
+      <w:r>
+        <w:rPr>
+          <w:rFonts w:ascii="Microsoft YaHei" w:cs="Microsoft YaHei" w:eastAsia="Microsoft YaHei" w:hAnsi="Microsoft YaHei"/>
+          <w:i/>
+          <w:iCs/>
+          <w:color w:val="666666"/>
+          <w:sz w:val="18"/>
+          <w:szCs w:val="18"/>
+        </w:rPr>
+        <w:t xml:space="preserve">11模型对比柱状图</w:t>
+      </w:r>
+    </w:p>
+    <w:p>
+      <w:pPr>
+        <w:spacing w:after="40" w:before="120"/>
+        <w:jc w:val="center"/>
+      </w:pPr>
+      <w:r>
+        <w:drawing>
+          <wp:inline distT="0" distB="0" distL="0" distR="0">
+            <wp:extent cx="5143500" cy="3343275"/>
+            <wp:effectExtent t="0" r="0" b="0" l="0"/>
+            <wp:docPr id="1" name="vl_radar_overlay.png" descr="雷达图叠加" title="雷达图叠加"/>
             <wp:cNvGraphicFramePr>
               <a:graphicFrameLocks xmlns:a="http://schemas.openxmlformats.org/drawingml/2006/main" noChangeAspect="1"/>
             </wp:cNvGraphicFramePr>
@@ -5814,7 +5729,7 @@
           <w:sz w:val="18"/>
           <w:szCs w:val="18"/>
         </w:rPr>
-        <w:t xml:space="preserve">11模型对比柱状图</w:t>
+        <w:t xml:space="preserve">雷达图叠加</w:t>
       </w:r>
     </w:p>
     <w:p>
@@ -5827,7 +5742,7 @@
           <wp:inline distT="0" distB="0" distL="0" distR="0">
             <wp:extent cx="5143500" cy="3343275"/>
             <wp:effectExtent t="0" r="0" b="0" l="0"/>
-            <wp:docPr id="1" name="雷达图叠加" descr="雷达图叠加" title="雷达图叠加"/>
+            <wp:docPr id="1" name="vl_model_heatmap.png" descr="模型热力图" title="模型热力图"/>
             <wp:cNvGraphicFramePr>
               <a:graphicFrameLocks xmlns:a="http://schemas.openxmlformats.org/drawingml/2006/main" noChangeAspect="1"/>
             </wp:cNvGraphicFramePr>
@@ -5877,7 +5792,1852 @@
           <w:sz w:val="18"/>
           <w:szCs w:val="18"/>
         </w:rPr>
-        <w:t xml:space="preserve">雷达图叠加</w:t>
+        <w:t xml:space="preserve">模型热力图</w:t>
+      </w:r>
+    </w:p>
+    <w:p>
+      <w:pPr>
+        <w:pStyle w:val="Heading3"/>
+        <w:spacing w:after="100" w:before="200"/>
+      </w:pPr>
+      <w:r>
+        <w:rPr>
+          <w:rFonts w:ascii="Microsoft YaHei" w:cs="Microsoft YaHei" w:eastAsia="Microsoft YaHei" w:hAnsi="Microsoft YaHei"/>
+          <w:b/>
+          <w:bCs/>
+          <w:color w:val="404040"/>
+          <w:sz w:val="24"/>
+          <w:szCs w:val="24"/>
+        </w:rPr>
+        <w:t xml:space="preserve">3.4 Layer 4: 5 模型 x 4 条件消融实验</w:t>
+      </w:r>
+    </w:p>
+    <w:p>
+      <w:pPr>
+        <w:spacing w:after="50" w:before="50"/>
+      </w:pPr>
+      <w:r>
+        <w:rPr>
+          <w:rFonts w:ascii="Microsoft YaHei" w:cs="Microsoft YaHei" w:eastAsia="Microsoft YaHei" w:hAnsi="Microsoft YaHei"/>
+          <w:b w:val="false"/>
+          <w:bCs w:val="false"/>
+          <w:sz w:val="21"/>
+          <w:szCs w:val="21"/>
+        </w:rPr>
+        <w:t xml:space="preserve">目的： 量化「页面描述注入」和「健康知识注入」对模型表现的增益效果</w:t>
+      </w:r>
+    </w:p>
+    <w:p>
+      <w:pPr>
+        <w:spacing w:after="50" w:before="50"/>
+      </w:pPr>
+      <w:r>
+        <w:rPr>
+          <w:rFonts w:ascii="Microsoft YaHei" w:cs="Microsoft YaHei" w:eastAsia="Microsoft YaHei" w:hAnsi="Microsoft YaHei"/>
+          <w:b w:val="false"/>
+          <w:bCs w:val="false"/>
+          <w:sz w:val="21"/>
+          <w:szCs w:val="21"/>
+        </w:rPr>
+        <w:t xml:space="preserve">脚本： vl-onapp-eval/run_onapp_eval.py</w:t>
+      </w:r>
+    </w:p>
+    <w:p>
+      <w:pPr>
+        <w:spacing w:after="40" w:before="80"/>
+      </w:pPr>
+      <w:r>
+        <w:rPr>
+          <w:rFonts w:ascii="Microsoft YaHei" w:cs="Microsoft YaHei" w:eastAsia="Microsoft YaHei" w:hAnsi="Microsoft YaHei"/>
+          <w:b/>
+          <w:bCs/>
+          <w:sz w:val="21"/>
+          <w:szCs w:val="21"/>
+        </w:rPr>
+        <w:t xml:space="preserve">消融条件设计（2x2 因子实验）：</w:t>
+      </w:r>
+    </w:p>
+    <w:tbl>
+      <w:tblPr>
+        <w:tblW w:type="auto" w:w="100"/>
+        <w:tblBorders>
+          <w:top w:val="single" w:color="auto" w:sz="4"/>
+          <w:left w:val="single" w:color="auto" w:sz="4"/>
+          <w:bottom w:val="single" w:color="auto" w:sz="4"/>
+          <w:right w:val="single" w:color="auto" w:sz="4"/>
+          <w:insideH w:val="single" w:color="auto" w:sz="4"/>
+          <w:insideV w:val="single" w:color="auto" w:sz="4"/>
+        </w:tblBorders>
+      </w:tblPr>
+      <w:tblGrid>
+        <w:gridCol w:w="2340"/>
+        <w:gridCol w:w="2340"/>
+        <w:gridCol w:w="2340"/>
+        <w:gridCol w:w="2340"/>
+      </w:tblGrid>
+      <w:tr>
+        <w:trPr>
+          <w:tblHeader/>
+        </w:trPr>
+        <w:tc>
+          <w:tcPr>
+            <w:tcW w:type="dxa" w:w="2340"/>
+            <w:tcBorders>
+              <w:top w:val="single" w:color="BBBBBB" w:sz="1"/>
+              <w:left w:val="single" w:color="BBBBBB" w:sz="1"/>
+              <w:bottom w:val="single" w:color="BBBBBB" w:sz="1"/>
+              <w:right w:val="single" w:color="BBBBBB" w:sz="1"/>
+            </w:tcBorders>
+            <w:shd w:fill="D5E8F0" w:val="clear"/>
+          </w:tcPr>
+          <w:p>
+            <w:pPr>
+              <w:spacing w:after="30" w:before="30"/>
+            </w:pPr>
+            <w:r>
+              <w:rPr>
+                <w:rFonts w:ascii="Microsoft YaHei" w:cs="Microsoft YaHei" w:eastAsia="Microsoft YaHei" w:hAnsi="Microsoft YaHei"/>
+                <w:b/>
+                <w:bCs/>
+                <w:sz w:val="21"/>
+                <w:szCs w:val="21"/>
+              </w:rPr>
+              <w:t xml:space="preserve">条件</w:t>
+            </w:r>
+          </w:p>
+        </w:tc>
+        <w:tc>
+          <w:tcPr>
+            <w:tcW w:type="dxa" w:w="2340"/>
+            <w:tcBorders>
+              <w:top w:val="single" w:color="BBBBBB" w:sz="1"/>
+              <w:left w:val="single" w:color="BBBBBB" w:sz="1"/>
+              <w:bottom w:val="single" w:color="BBBBBB" w:sz="1"/>
+              <w:right w:val="single" w:color="BBBBBB" w:sz="1"/>
+            </w:tcBorders>
+            <w:shd w:fill="D5E8F0" w:val="clear"/>
+          </w:tcPr>
+          <w:p>
+            <w:pPr>
+              <w:spacing w:after="30" w:before="30"/>
+            </w:pPr>
+            <w:r>
+              <w:rPr>
+                <w:rFonts w:ascii="Microsoft YaHei" w:cs="Microsoft YaHei" w:eastAsia="Microsoft YaHei" w:hAnsi="Microsoft YaHei"/>
+                <w:b/>
+                <w:bCs/>
+                <w:sz w:val="21"/>
+                <w:szCs w:val="21"/>
+              </w:rPr>
+              <w:t xml:space="preserve">image + terminal_data</w:t>
+            </w:r>
+          </w:p>
+        </w:tc>
+        <w:tc>
+          <w:tcPr>
+            <w:tcW w:type="dxa" w:w="2340"/>
+            <w:tcBorders>
+              <w:top w:val="single" w:color="BBBBBB" w:sz="1"/>
+              <w:left w:val="single" w:color="BBBBBB" w:sz="1"/>
+              <w:bottom w:val="single" w:color="BBBBBB" w:sz="1"/>
+              <w:right w:val="single" w:color="BBBBBB" w:sz="1"/>
+            </w:tcBorders>
+            <w:shd w:fill="D5E8F0" w:val="clear"/>
+          </w:tcPr>
+          <w:p>
+            <w:pPr>
+              <w:spacing w:after="30" w:before="30"/>
+            </w:pPr>
+            <w:r>
+              <w:rPr>
+                <w:rFonts w:ascii="Microsoft YaHei" w:cs="Microsoft YaHei" w:eastAsia="Microsoft YaHei" w:hAnsi="Microsoft YaHei"/>
+                <w:b/>
+                <w:bCs/>
+                <w:sz w:val="21"/>
+                <w:szCs w:val="21"/>
+              </w:rPr>
+              <w:t xml:space="preserve">+ description.json</w:t>
+            </w:r>
+          </w:p>
+        </w:tc>
+        <w:tc>
+          <w:tcPr>
+            <w:tcW w:type="dxa" w:w="2340"/>
+            <w:tcBorders>
+              <w:top w:val="single" w:color="BBBBBB" w:sz="1"/>
+              <w:left w:val="single" w:color="BBBBBB" w:sz="1"/>
+              <w:bottom w:val="single" w:color="BBBBBB" w:sz="1"/>
+              <w:right w:val="single" w:color="BBBBBB" w:sz="1"/>
+            </w:tcBorders>
+            <w:shd w:fill="D5E8F0" w:val="clear"/>
+          </w:tcPr>
+          <w:p>
+            <w:pPr>
+              <w:spacing w:after="30" w:before="30"/>
+            </w:pPr>
+            <w:r>
+              <w:rPr>
+                <w:rFonts w:ascii="Microsoft YaHei" w:cs="Microsoft YaHei" w:eastAsia="Microsoft YaHei" w:hAnsi="Microsoft YaHei"/>
+                <w:b/>
+                <w:bCs/>
+                <w:sz w:val="21"/>
+                <w:szCs w:val="21"/>
+              </w:rPr>
+              <w:t xml:space="preserve">+ knowledge.json</w:t>
+            </w:r>
+          </w:p>
+        </w:tc>
+      </w:tr>
+      <w:tr>
+        <w:trPr>
+          <w:tblHeader w:val="false"/>
+        </w:trPr>
+        <w:tc>
+          <w:tcPr>
+            <w:tcW w:type="dxa" w:w="2340"/>
+            <w:tcBorders>
+              <w:top w:val="single" w:color="BBBBBB" w:sz="1"/>
+              <w:left w:val="single" w:color="BBBBBB" w:sz="1"/>
+              <w:bottom w:val="single" w:color="BBBBBB" w:sz="1"/>
+              <w:right w:val="single" w:color="BBBBBB" w:sz="1"/>
+            </w:tcBorders>
+          </w:tcPr>
+          <w:p>
+            <w:pPr>
+              <w:spacing w:after="30" w:before="30"/>
+            </w:pPr>
+            <w:r>
+              <w:rPr>
+                <w:rFonts w:ascii="Microsoft YaHei" w:cs="Microsoft YaHei" w:eastAsia="Microsoft YaHei" w:hAnsi="Microsoft YaHei"/>
+                <w:b w:val="false"/>
+                <w:bCs w:val="false"/>
+                <w:sz w:val="21"/>
+                <w:szCs w:val="21"/>
+              </w:rPr>
+              <w:t xml:space="preserve">A</w:t>
+            </w:r>
+          </w:p>
+        </w:tc>
+        <w:tc>
+          <w:tcPr>
+            <w:tcW w:type="dxa" w:w="2340"/>
+            <w:tcBorders>
+              <w:top w:val="single" w:color="BBBBBB" w:sz="1"/>
+              <w:left w:val="single" w:color="BBBBBB" w:sz="1"/>
+              <w:bottom w:val="single" w:color="BBBBBB" w:sz="1"/>
+              <w:right w:val="single" w:color="BBBBBB" w:sz="1"/>
+            </w:tcBorders>
+          </w:tcPr>
+          <w:p>
+            <w:pPr>
+              <w:spacing w:after="30" w:before="30"/>
+            </w:pPr>
+            <w:r>
+              <w:rPr>
+                <w:rFonts w:ascii="Microsoft YaHei" w:cs="Microsoft YaHei" w:eastAsia="Microsoft YaHei" w:hAnsi="Microsoft YaHei"/>
+                <w:b w:val="false"/>
+                <w:bCs w:val="false"/>
+                <w:sz w:val="21"/>
+                <w:szCs w:val="21"/>
+              </w:rPr>
+              <w:t xml:space="preserve">基线</w:t>
+            </w:r>
+          </w:p>
+        </w:tc>
+        <w:tc>
+          <w:tcPr>
+            <w:tcW w:type="dxa" w:w="2340"/>
+            <w:tcBorders>
+              <w:top w:val="single" w:color="BBBBBB" w:sz="1"/>
+              <w:left w:val="single" w:color="BBBBBB" w:sz="1"/>
+              <w:bottom w:val="single" w:color="BBBBBB" w:sz="1"/>
+              <w:right w:val="single" w:color="BBBBBB" w:sz="1"/>
+            </w:tcBorders>
+          </w:tcPr>
+          <w:p>
+            <w:pPr>
+              <w:spacing w:after="30" w:before="30"/>
+            </w:pPr>
+            <w:r>
+              <w:rPr>
+                <w:rFonts w:ascii="Microsoft YaHei" w:cs="Microsoft YaHei" w:eastAsia="Microsoft YaHei" w:hAnsi="Microsoft YaHei"/>
+                <w:b w:val="false"/>
+                <w:bCs w:val="false"/>
+                <w:sz w:val="21"/>
+                <w:szCs w:val="21"/>
+              </w:rPr>
+              <w:t xml:space="preserve">-</w:t>
+            </w:r>
+          </w:p>
+        </w:tc>
+        <w:tc>
+          <w:tcPr>
+            <w:tcW w:type="dxa" w:w="2340"/>
+            <w:tcBorders>
+              <w:top w:val="single" w:color="BBBBBB" w:sz="1"/>
+              <w:left w:val="single" w:color="BBBBBB" w:sz="1"/>
+              <w:bottom w:val="single" w:color="BBBBBB" w:sz="1"/>
+              <w:right w:val="single" w:color="BBBBBB" w:sz="1"/>
+            </w:tcBorders>
+          </w:tcPr>
+          <w:p>
+            <w:pPr>
+              <w:spacing w:after="30" w:before="30"/>
+            </w:pPr>
+            <w:r>
+              <w:rPr>
+                <w:rFonts w:ascii="Microsoft YaHei" w:cs="Microsoft YaHei" w:eastAsia="Microsoft YaHei" w:hAnsi="Microsoft YaHei"/>
+                <w:b w:val="false"/>
+                <w:bCs w:val="false"/>
+                <w:sz w:val="21"/>
+                <w:szCs w:val="21"/>
+              </w:rPr>
+              <w:t xml:space="preserve">-</w:t>
+            </w:r>
+          </w:p>
+        </w:tc>
+      </w:tr>
+      <w:tr>
+        <w:trPr>
+          <w:tblHeader w:val="false"/>
+        </w:trPr>
+        <w:tc>
+          <w:tcPr>
+            <w:tcW w:type="dxa" w:w="2340"/>
+            <w:tcBorders>
+              <w:top w:val="single" w:color="BBBBBB" w:sz="1"/>
+              <w:left w:val="single" w:color="BBBBBB" w:sz="1"/>
+              <w:bottom w:val="single" w:color="BBBBBB" w:sz="1"/>
+              <w:right w:val="single" w:color="BBBBBB" w:sz="1"/>
+            </w:tcBorders>
+          </w:tcPr>
+          <w:p>
+            <w:pPr>
+              <w:spacing w:after="30" w:before="30"/>
+            </w:pPr>
+            <w:r>
+              <w:rPr>
+                <w:rFonts w:ascii="Microsoft YaHei" w:cs="Microsoft YaHei" w:eastAsia="Microsoft YaHei" w:hAnsi="Microsoft YaHei"/>
+                <w:b w:val="false"/>
+                <w:bCs w:val="false"/>
+                <w:sz w:val="21"/>
+                <w:szCs w:val="21"/>
+              </w:rPr>
+              <w:t xml:space="preserve">B</w:t>
+            </w:r>
+          </w:p>
+        </w:tc>
+        <w:tc>
+          <w:tcPr>
+            <w:tcW w:type="dxa" w:w="2340"/>
+            <w:tcBorders>
+              <w:top w:val="single" w:color="BBBBBB" w:sz="1"/>
+              <w:left w:val="single" w:color="BBBBBB" w:sz="1"/>
+              <w:bottom w:val="single" w:color="BBBBBB" w:sz="1"/>
+              <w:right w:val="single" w:color="BBBBBB" w:sz="1"/>
+            </w:tcBorders>
+          </w:tcPr>
+          <w:p>
+            <w:pPr>
+              <w:spacing w:after="30" w:before="30"/>
+            </w:pPr>
+            <w:r>
+              <w:rPr>
+                <w:rFonts w:ascii="Microsoft YaHei" w:cs="Microsoft YaHei" w:eastAsia="Microsoft YaHei" w:hAnsi="Microsoft YaHei"/>
+                <w:b w:val="false"/>
+                <w:bCs w:val="false"/>
+                <w:sz w:val="21"/>
+                <w:szCs w:val="21"/>
+              </w:rPr>
+              <w:t xml:space="preserve">基线</w:t>
+            </w:r>
+          </w:p>
+        </w:tc>
+        <w:tc>
+          <w:tcPr>
+            <w:tcW w:type="dxa" w:w="2340"/>
+            <w:tcBorders>
+              <w:top w:val="single" w:color="BBBBBB" w:sz="1"/>
+              <w:left w:val="single" w:color="BBBBBB" w:sz="1"/>
+              <w:bottom w:val="single" w:color="BBBBBB" w:sz="1"/>
+              <w:right w:val="single" w:color="BBBBBB" w:sz="1"/>
+            </w:tcBorders>
+          </w:tcPr>
+          <w:p>
+            <w:pPr>
+              <w:spacing w:after="30" w:before="30"/>
+            </w:pPr>
+            <w:r>
+              <w:rPr>
+                <w:rFonts w:ascii="Microsoft YaHei" w:cs="Microsoft YaHei" w:eastAsia="Microsoft YaHei" w:hAnsi="Microsoft YaHei"/>
+                <w:b w:val="false"/>
+                <w:bCs w:val="false"/>
+                <w:sz w:val="21"/>
+                <w:szCs w:val="21"/>
+              </w:rPr>
+              <w:t xml:space="preserve">页面界面说明</w:t>
+            </w:r>
+          </w:p>
+        </w:tc>
+        <w:tc>
+          <w:tcPr>
+            <w:tcW w:type="dxa" w:w="2340"/>
+            <w:tcBorders>
+              <w:top w:val="single" w:color="BBBBBB" w:sz="1"/>
+              <w:left w:val="single" w:color="BBBBBB" w:sz="1"/>
+              <w:bottom w:val="single" w:color="BBBBBB" w:sz="1"/>
+              <w:right w:val="single" w:color="BBBBBB" w:sz="1"/>
+            </w:tcBorders>
+          </w:tcPr>
+          <w:p>
+            <w:pPr>
+              <w:spacing w:after="30" w:before="30"/>
+            </w:pPr>
+            <w:r>
+              <w:rPr>
+                <w:rFonts w:ascii="Microsoft YaHei" w:cs="Microsoft YaHei" w:eastAsia="Microsoft YaHei" w:hAnsi="Microsoft YaHei"/>
+                <w:b w:val="false"/>
+                <w:bCs w:val="false"/>
+                <w:sz w:val="21"/>
+                <w:szCs w:val="21"/>
+              </w:rPr>
+              <w:t xml:space="preserve">-</w:t>
+            </w:r>
+          </w:p>
+        </w:tc>
+      </w:tr>
+      <w:tr>
+        <w:trPr>
+          <w:tblHeader w:val="false"/>
+        </w:trPr>
+        <w:tc>
+          <w:tcPr>
+            <w:tcW w:type="dxa" w:w="2340"/>
+            <w:tcBorders>
+              <w:top w:val="single" w:color="BBBBBB" w:sz="1"/>
+              <w:left w:val="single" w:color="BBBBBB" w:sz="1"/>
+              <w:bottom w:val="single" w:color="BBBBBB" w:sz="1"/>
+              <w:right w:val="single" w:color="BBBBBB" w:sz="1"/>
+            </w:tcBorders>
+          </w:tcPr>
+          <w:p>
+            <w:pPr>
+              <w:spacing w:after="30" w:before="30"/>
+            </w:pPr>
+            <w:r>
+              <w:rPr>
+                <w:rFonts w:ascii="Microsoft YaHei" w:cs="Microsoft YaHei" w:eastAsia="Microsoft YaHei" w:hAnsi="Microsoft YaHei"/>
+                <w:b w:val="false"/>
+                <w:bCs w:val="false"/>
+                <w:sz w:val="21"/>
+                <w:szCs w:val="21"/>
+              </w:rPr>
+              <w:t xml:space="preserve">C</w:t>
+            </w:r>
+          </w:p>
+        </w:tc>
+        <w:tc>
+          <w:tcPr>
+            <w:tcW w:type="dxa" w:w="2340"/>
+            <w:tcBorders>
+              <w:top w:val="single" w:color="BBBBBB" w:sz="1"/>
+              <w:left w:val="single" w:color="BBBBBB" w:sz="1"/>
+              <w:bottom w:val="single" w:color="BBBBBB" w:sz="1"/>
+              <w:right w:val="single" w:color="BBBBBB" w:sz="1"/>
+            </w:tcBorders>
+          </w:tcPr>
+          <w:p>
+            <w:pPr>
+              <w:spacing w:after="30" w:before="30"/>
+            </w:pPr>
+            <w:r>
+              <w:rPr>
+                <w:rFonts w:ascii="Microsoft YaHei" w:cs="Microsoft YaHei" w:eastAsia="Microsoft YaHei" w:hAnsi="Microsoft YaHei"/>
+                <w:b w:val="false"/>
+                <w:bCs w:val="false"/>
+                <w:sz w:val="21"/>
+                <w:szCs w:val="21"/>
+              </w:rPr>
+              <w:t xml:space="preserve">基线</w:t>
+            </w:r>
+          </w:p>
+        </w:tc>
+        <w:tc>
+          <w:tcPr>
+            <w:tcW w:type="dxa" w:w="2340"/>
+            <w:tcBorders>
+              <w:top w:val="single" w:color="BBBBBB" w:sz="1"/>
+              <w:left w:val="single" w:color="BBBBBB" w:sz="1"/>
+              <w:bottom w:val="single" w:color="BBBBBB" w:sz="1"/>
+              <w:right w:val="single" w:color="BBBBBB" w:sz="1"/>
+            </w:tcBorders>
+          </w:tcPr>
+          <w:p>
+            <w:pPr>
+              <w:spacing w:after="30" w:before="30"/>
+            </w:pPr>
+            <w:r>
+              <w:rPr>
+                <w:rFonts w:ascii="Microsoft YaHei" w:cs="Microsoft YaHei" w:eastAsia="Microsoft YaHei" w:hAnsi="Microsoft YaHei"/>
+                <w:b w:val="false"/>
+                <w:bCs w:val="false"/>
+                <w:sz w:val="21"/>
+                <w:szCs w:val="21"/>
+              </w:rPr>
+              <w:t xml:space="preserve">-</w:t>
+            </w:r>
+          </w:p>
+        </w:tc>
+        <w:tc>
+          <w:tcPr>
+            <w:tcW w:type="dxa" w:w="2340"/>
+            <w:tcBorders>
+              <w:top w:val="single" w:color="BBBBBB" w:sz="1"/>
+              <w:left w:val="single" w:color="BBBBBB" w:sz="1"/>
+              <w:bottom w:val="single" w:color="BBBBBB" w:sz="1"/>
+              <w:right w:val="single" w:color="BBBBBB" w:sz="1"/>
+            </w:tcBorders>
+          </w:tcPr>
+          <w:p>
+            <w:pPr>
+              <w:spacing w:after="30" w:before="30"/>
+            </w:pPr>
+            <w:r>
+              <w:rPr>
+                <w:rFonts w:ascii="Microsoft YaHei" w:cs="Microsoft YaHei" w:eastAsia="Microsoft YaHei" w:hAnsi="Microsoft YaHei"/>
+                <w:b w:val="false"/>
+                <w:bCs w:val="false"/>
+                <w:sz w:val="21"/>
+                <w:szCs w:val="21"/>
+              </w:rPr>
+              <w:t xml:space="preserve">健康知识参考</w:t>
+            </w:r>
+          </w:p>
+        </w:tc>
+      </w:tr>
+      <w:tr>
+        <w:trPr>
+          <w:tblHeader w:val="false"/>
+        </w:trPr>
+        <w:tc>
+          <w:tcPr>
+            <w:tcW w:type="dxa" w:w="2340"/>
+            <w:tcBorders>
+              <w:top w:val="single" w:color="BBBBBB" w:sz="1"/>
+              <w:left w:val="single" w:color="BBBBBB" w:sz="1"/>
+              <w:bottom w:val="single" w:color="BBBBBB" w:sz="1"/>
+              <w:right w:val="single" w:color="BBBBBB" w:sz="1"/>
+            </w:tcBorders>
+          </w:tcPr>
+          <w:p>
+            <w:pPr>
+              <w:spacing w:after="30" w:before="30"/>
+            </w:pPr>
+            <w:r>
+              <w:rPr>
+                <w:rFonts w:ascii="Microsoft YaHei" w:cs="Microsoft YaHei" w:eastAsia="Microsoft YaHei" w:hAnsi="Microsoft YaHei"/>
+                <w:b w:val="false"/>
+                <w:bCs w:val="false"/>
+                <w:sz w:val="21"/>
+                <w:szCs w:val="21"/>
+              </w:rPr>
+              <w:t xml:space="preserve">D</w:t>
+            </w:r>
+          </w:p>
+        </w:tc>
+        <w:tc>
+          <w:tcPr>
+            <w:tcW w:type="dxa" w:w="2340"/>
+            <w:tcBorders>
+              <w:top w:val="single" w:color="BBBBBB" w:sz="1"/>
+              <w:left w:val="single" w:color="BBBBBB" w:sz="1"/>
+              <w:bottom w:val="single" w:color="BBBBBB" w:sz="1"/>
+              <w:right w:val="single" w:color="BBBBBB" w:sz="1"/>
+            </w:tcBorders>
+          </w:tcPr>
+          <w:p>
+            <w:pPr>
+              <w:spacing w:after="30" w:before="30"/>
+            </w:pPr>
+            <w:r>
+              <w:rPr>
+                <w:rFonts w:ascii="Microsoft YaHei" w:cs="Microsoft YaHei" w:eastAsia="Microsoft YaHei" w:hAnsi="Microsoft YaHei"/>
+                <w:b w:val="false"/>
+                <w:bCs w:val="false"/>
+                <w:sz w:val="21"/>
+                <w:szCs w:val="21"/>
+              </w:rPr>
+              <w:t xml:space="preserve">基线</w:t>
+            </w:r>
+          </w:p>
+        </w:tc>
+        <w:tc>
+          <w:tcPr>
+            <w:tcW w:type="dxa" w:w="2340"/>
+            <w:tcBorders>
+              <w:top w:val="single" w:color="BBBBBB" w:sz="1"/>
+              <w:left w:val="single" w:color="BBBBBB" w:sz="1"/>
+              <w:bottom w:val="single" w:color="BBBBBB" w:sz="1"/>
+              <w:right w:val="single" w:color="BBBBBB" w:sz="1"/>
+            </w:tcBorders>
+          </w:tcPr>
+          <w:p>
+            <w:pPr>
+              <w:spacing w:after="30" w:before="30"/>
+            </w:pPr>
+            <w:r>
+              <w:rPr>
+                <w:rFonts w:ascii="Microsoft YaHei" w:cs="Microsoft YaHei" w:eastAsia="Microsoft YaHei" w:hAnsi="Microsoft YaHei"/>
+                <w:b w:val="false"/>
+                <w:bCs w:val="false"/>
+                <w:sz w:val="21"/>
+                <w:szCs w:val="21"/>
+              </w:rPr>
+              <w:t xml:space="preserve">页面界面说明</w:t>
+            </w:r>
+          </w:p>
+        </w:tc>
+        <w:tc>
+          <w:tcPr>
+            <w:tcW w:type="dxa" w:w="2340"/>
+            <w:tcBorders>
+              <w:top w:val="single" w:color="BBBBBB" w:sz="1"/>
+              <w:left w:val="single" w:color="BBBBBB" w:sz="1"/>
+              <w:bottom w:val="single" w:color="BBBBBB" w:sz="1"/>
+              <w:right w:val="single" w:color="BBBBBB" w:sz="1"/>
+            </w:tcBorders>
+          </w:tcPr>
+          <w:p>
+            <w:pPr>
+              <w:spacing w:after="30" w:before="30"/>
+            </w:pPr>
+            <w:r>
+              <w:rPr>
+                <w:rFonts w:ascii="Microsoft YaHei" w:cs="Microsoft YaHei" w:eastAsia="Microsoft YaHei" w:hAnsi="Microsoft YaHei"/>
+                <w:b w:val="false"/>
+                <w:bCs w:val="false"/>
+                <w:sz w:val="21"/>
+                <w:szCs w:val="21"/>
+              </w:rPr>
+              <w:t xml:space="preserve">健康知识参考</w:t>
+            </w:r>
+          </w:p>
+        </w:tc>
+      </w:tr>
+    </w:tbl>
+    <w:p>
+      <w:pPr>
+        <w:spacing w:after="100"/>
+      </w:pPr>
+    </w:p>
+    <w:p>
+      <w:pPr>
+        <w:spacing w:after="50" w:before="50"/>
+      </w:pPr>
+      <w:r>
+        <w:rPr>
+          <w:rFonts w:ascii="Microsoft YaHei" w:cs="Microsoft YaHei" w:eastAsia="Microsoft YaHei" w:hAnsi="Microsoft YaHei"/>
+          <w:b w:val="false"/>
+          <w:bCs w:val="false"/>
+          <w:sz w:val="21"/>
+          <w:szCs w:val="21"/>
+        </w:rPr>
+        <w:t xml:space="preserve">实验规模： 5 模型 x 4 条件 x 48 case = 960 次评测</w:t>
+      </w:r>
+    </w:p>
+    <w:p>
+      <w:pPr>
+        <w:spacing w:after="40" w:before="80"/>
+      </w:pPr>
+      <w:r>
+        <w:rPr>
+          <w:rFonts w:ascii="Microsoft YaHei" w:cs="Microsoft YaHei" w:eastAsia="Microsoft YaHei" w:hAnsi="Microsoft YaHei"/>
+          <w:b/>
+          <w:bCs/>
+          <w:sz w:val="21"/>
+          <w:szCs w:val="21"/>
+        </w:rPr>
+        <w:t xml:space="preserve">评测维度（12 维）：</w:t>
+      </w:r>
+    </w:p>
+    <w:tbl>
+      <w:tblPr>
+        <w:tblW w:type="auto" w:w="100"/>
+        <w:tblBorders>
+          <w:top w:val="single" w:color="auto" w:sz="4"/>
+          <w:left w:val="single" w:color="auto" w:sz="4"/>
+          <w:bottom w:val="single" w:color="auto" w:sz="4"/>
+          <w:right w:val="single" w:color="auto" w:sz="4"/>
+          <w:insideH w:val="single" w:color="auto" w:sz="4"/>
+          <w:insideV w:val="single" w:color="auto" w:sz="4"/>
+        </w:tblBorders>
+      </w:tblPr>
+      <w:tblGrid>
+        <w:gridCol w:w="3120"/>
+        <w:gridCol w:w="3120"/>
+        <w:gridCol w:w="3120"/>
+      </w:tblGrid>
+      <w:tr>
+        <w:trPr>
+          <w:tblHeader/>
+        </w:trPr>
+        <w:tc>
+          <w:tcPr>
+            <w:tcW w:type="dxa" w:w="3120"/>
+            <w:tcBorders>
+              <w:top w:val="single" w:color="BBBBBB" w:sz="1"/>
+              <w:left w:val="single" w:color="BBBBBB" w:sz="1"/>
+              <w:bottom w:val="single" w:color="BBBBBB" w:sz="1"/>
+              <w:right w:val="single" w:color="BBBBBB" w:sz="1"/>
+            </w:tcBorders>
+            <w:shd w:fill="D5E8F0" w:val="clear"/>
+          </w:tcPr>
+          <w:p>
+            <w:pPr>
+              <w:spacing w:after="30" w:before="30"/>
+            </w:pPr>
+            <w:r>
+              <w:rPr>
+                <w:rFonts w:ascii="Microsoft YaHei" w:cs="Microsoft YaHei" w:eastAsia="Microsoft YaHei" w:hAnsi="Microsoft YaHei"/>
+                <w:b/>
+                <w:bCs/>
+                <w:sz w:val="21"/>
+                <w:szCs w:val="21"/>
+              </w:rPr>
+              <w:t xml:space="preserve">#</w:t>
+            </w:r>
+          </w:p>
+        </w:tc>
+        <w:tc>
+          <w:tcPr>
+            <w:tcW w:type="dxa" w:w="3120"/>
+            <w:tcBorders>
+              <w:top w:val="single" w:color="BBBBBB" w:sz="1"/>
+              <w:left w:val="single" w:color="BBBBBB" w:sz="1"/>
+              <w:bottom w:val="single" w:color="BBBBBB" w:sz="1"/>
+              <w:right w:val="single" w:color="BBBBBB" w:sz="1"/>
+            </w:tcBorders>
+            <w:shd w:fill="D5E8F0" w:val="clear"/>
+          </w:tcPr>
+          <w:p>
+            <w:pPr>
+              <w:spacing w:after="30" w:before="30"/>
+            </w:pPr>
+            <w:r>
+              <w:rPr>
+                <w:rFonts w:ascii="Microsoft YaHei" w:cs="Microsoft YaHei" w:eastAsia="Microsoft YaHei" w:hAnsi="Microsoft YaHei"/>
+                <w:b/>
+                <w:bCs/>
+                <w:sz w:val="21"/>
+                <w:szCs w:val="21"/>
+              </w:rPr>
+              <w:t xml:space="preserve">维度</w:t>
+            </w:r>
+          </w:p>
+        </w:tc>
+        <w:tc>
+          <w:tcPr>
+            <w:tcW w:type="dxa" w:w="3120"/>
+            <w:tcBorders>
+              <w:top w:val="single" w:color="BBBBBB" w:sz="1"/>
+              <w:left w:val="single" w:color="BBBBBB" w:sz="1"/>
+              <w:bottom w:val="single" w:color="BBBBBB" w:sz="1"/>
+              <w:right w:val="single" w:color="BBBBBB" w:sz="1"/>
+            </w:tcBorders>
+            <w:shd w:fill="D5E8F0" w:val="clear"/>
+          </w:tcPr>
+          <w:p>
+            <w:pPr>
+              <w:spacing w:after="30" w:before="30"/>
+            </w:pPr>
+            <w:r>
+              <w:rPr>
+                <w:rFonts w:ascii="Microsoft YaHei" w:cs="Microsoft YaHei" w:eastAsia="Microsoft YaHei" w:hAnsi="Microsoft YaHei"/>
+                <w:b/>
+                <w:bCs/>
+                <w:sz w:val="21"/>
+                <w:szCs w:val="21"/>
+              </w:rPr>
+              <w:t xml:space="preserve">含义</w:t>
+            </w:r>
+          </w:p>
+        </w:tc>
+      </w:tr>
+      <w:tr>
+        <w:trPr>
+          <w:tblHeader w:val="false"/>
+        </w:trPr>
+        <w:tc>
+          <w:tcPr>
+            <w:tcW w:type="dxa" w:w="3120"/>
+            <w:tcBorders>
+              <w:top w:val="single" w:color="BBBBBB" w:sz="1"/>
+              <w:left w:val="single" w:color="BBBBBB" w:sz="1"/>
+              <w:bottom w:val="single" w:color="BBBBBB" w:sz="1"/>
+              <w:right w:val="single" w:color="BBBBBB" w:sz="1"/>
+            </w:tcBorders>
+          </w:tcPr>
+          <w:p>
+            <w:pPr>
+              <w:spacing w:after="30" w:before="30"/>
+            </w:pPr>
+            <w:r>
+              <w:rPr>
+                <w:rFonts w:ascii="Microsoft YaHei" w:cs="Microsoft YaHei" w:eastAsia="Microsoft YaHei" w:hAnsi="Microsoft YaHei"/>
+                <w:b w:val="false"/>
+                <w:bCs w:val="false"/>
+                <w:sz w:val="21"/>
+                <w:szCs w:val="21"/>
+              </w:rPr>
+              <w:t xml:space="preserve">1</w:t>
+            </w:r>
+          </w:p>
+        </w:tc>
+        <w:tc>
+          <w:tcPr>
+            <w:tcW w:type="dxa" w:w="3120"/>
+            <w:tcBorders>
+              <w:top w:val="single" w:color="BBBBBB" w:sz="1"/>
+              <w:left w:val="single" w:color="BBBBBB" w:sz="1"/>
+              <w:bottom w:val="single" w:color="BBBBBB" w:sz="1"/>
+              <w:right w:val="single" w:color="BBBBBB" w:sz="1"/>
+            </w:tcBorders>
+          </w:tcPr>
+          <w:p>
+            <w:pPr>
+              <w:spacing w:after="30" w:before="30"/>
+            </w:pPr>
+            <w:r>
+              <w:rPr>
+                <w:rFonts w:ascii="Microsoft YaHei" w:cs="Microsoft YaHei" w:eastAsia="Microsoft YaHei" w:hAnsi="Microsoft YaHei"/>
+                <w:b w:val="false"/>
+                <w:bCs w:val="false"/>
+                <w:sz w:val="21"/>
+                <w:szCs w:val="21"/>
+              </w:rPr>
+              <w:t xml:space="preserve">视觉识别准确率</w:t>
+            </w:r>
+          </w:p>
+        </w:tc>
+        <w:tc>
+          <w:tcPr>
+            <w:tcW w:type="dxa" w:w="3120"/>
+            <w:tcBorders>
+              <w:top w:val="single" w:color="BBBBBB" w:sz="1"/>
+              <w:left w:val="single" w:color="BBBBBB" w:sz="1"/>
+              <w:bottom w:val="single" w:color="BBBBBB" w:sz="1"/>
+              <w:right w:val="single" w:color="BBBBBB" w:sz="1"/>
+            </w:tcBorders>
+          </w:tcPr>
+          <w:p>
+            <w:pPr>
+              <w:spacing w:after="30" w:before="30"/>
+            </w:pPr>
+            <w:r>
+              <w:rPr>
+                <w:rFonts w:ascii="Microsoft YaHei" w:cs="Microsoft YaHei" w:eastAsia="Microsoft YaHei" w:hAnsi="Microsoft YaHei"/>
+                <w:b w:val="false"/>
+                <w:bCs w:val="false"/>
+                <w:sz w:val="21"/>
+                <w:szCs w:val="21"/>
+              </w:rPr>
+              <w:t xml:space="preserve">图像元素的正确识别</w:t>
+            </w:r>
+          </w:p>
+        </w:tc>
+      </w:tr>
+      <w:tr>
+        <w:trPr>
+          <w:tblHeader w:val="false"/>
+        </w:trPr>
+        <w:tc>
+          <w:tcPr>
+            <w:tcW w:type="dxa" w:w="3120"/>
+            <w:tcBorders>
+              <w:top w:val="single" w:color="BBBBBB" w:sz="1"/>
+              <w:left w:val="single" w:color="BBBBBB" w:sz="1"/>
+              <w:bottom w:val="single" w:color="BBBBBB" w:sz="1"/>
+              <w:right w:val="single" w:color="BBBBBB" w:sz="1"/>
+            </w:tcBorders>
+          </w:tcPr>
+          <w:p>
+            <w:pPr>
+              <w:spacing w:after="30" w:before="30"/>
+            </w:pPr>
+            <w:r>
+              <w:rPr>
+                <w:rFonts w:ascii="Microsoft YaHei" w:cs="Microsoft YaHei" w:eastAsia="Microsoft YaHei" w:hAnsi="Microsoft YaHei"/>
+                <w:b w:val="false"/>
+                <w:bCs w:val="false"/>
+                <w:sz w:val="21"/>
+                <w:szCs w:val="21"/>
+              </w:rPr>
+              <w:t xml:space="preserve">2</w:t>
+            </w:r>
+          </w:p>
+        </w:tc>
+        <w:tc>
+          <w:tcPr>
+            <w:tcW w:type="dxa" w:w="3120"/>
+            <w:tcBorders>
+              <w:top w:val="single" w:color="BBBBBB" w:sz="1"/>
+              <w:left w:val="single" w:color="BBBBBB" w:sz="1"/>
+              <w:bottom w:val="single" w:color="BBBBBB" w:sz="1"/>
+              <w:right w:val="single" w:color="BBBBBB" w:sz="1"/>
+            </w:tcBorders>
+          </w:tcPr>
+          <w:p>
+            <w:pPr>
+              <w:spacing w:after="30" w:before="30"/>
+            </w:pPr>
+            <w:r>
+              <w:rPr>
+                <w:rFonts w:ascii="Microsoft YaHei" w:cs="Microsoft YaHei" w:eastAsia="Microsoft YaHei" w:hAnsi="Microsoft YaHei"/>
+                <w:b w:val="false"/>
+                <w:bCs w:val="false"/>
+                <w:sz w:val="21"/>
+                <w:szCs w:val="21"/>
+              </w:rPr>
+              <w:t xml:space="preserve">幻觉控制率</w:t>
+            </w:r>
+          </w:p>
+        </w:tc>
+        <w:tc>
+          <w:tcPr>
+            <w:tcW w:type="dxa" w:w="3120"/>
+            <w:tcBorders>
+              <w:top w:val="single" w:color="BBBBBB" w:sz="1"/>
+              <w:left w:val="single" w:color="BBBBBB" w:sz="1"/>
+              <w:bottom w:val="single" w:color="BBBBBB" w:sz="1"/>
+              <w:right w:val="single" w:color="BBBBBB" w:sz="1"/>
+            </w:tcBorders>
+          </w:tcPr>
+          <w:p>
+            <w:pPr>
+              <w:spacing w:after="30" w:before="30"/>
+            </w:pPr>
+            <w:r>
+              <w:rPr>
+                <w:rFonts w:ascii="Microsoft YaHei" w:cs="Microsoft YaHei" w:eastAsia="Microsoft YaHei" w:hAnsi="Microsoft YaHei"/>
+                <w:b w:val="false"/>
+                <w:bCs w:val="false"/>
+                <w:sz w:val="21"/>
+                <w:szCs w:val="21"/>
+              </w:rPr>
+              <w:t xml:space="preserve">杜绝编造数据</w:t>
+            </w:r>
+          </w:p>
+        </w:tc>
+      </w:tr>
+      <w:tr>
+        <w:trPr>
+          <w:tblHeader w:val="false"/>
+        </w:trPr>
+        <w:tc>
+          <w:tcPr>
+            <w:tcW w:type="dxa" w:w="3120"/>
+            <w:tcBorders>
+              <w:top w:val="single" w:color="BBBBBB" w:sz="1"/>
+              <w:left w:val="single" w:color="BBBBBB" w:sz="1"/>
+              <w:bottom w:val="single" w:color="BBBBBB" w:sz="1"/>
+              <w:right w:val="single" w:color="BBBBBB" w:sz="1"/>
+            </w:tcBorders>
+          </w:tcPr>
+          <w:p>
+            <w:pPr>
+              <w:spacing w:after="30" w:before="30"/>
+            </w:pPr>
+            <w:r>
+              <w:rPr>
+                <w:rFonts w:ascii="Microsoft YaHei" w:cs="Microsoft YaHei" w:eastAsia="Microsoft YaHei" w:hAnsi="Microsoft YaHei"/>
+                <w:b w:val="false"/>
+                <w:bCs w:val="false"/>
+                <w:sz w:val="21"/>
+                <w:szCs w:val="21"/>
+              </w:rPr>
+              <w:t xml:space="preserve">3</w:t>
+            </w:r>
+          </w:p>
+        </w:tc>
+        <w:tc>
+          <w:tcPr>
+            <w:tcW w:type="dxa" w:w="3120"/>
+            <w:tcBorders>
+              <w:top w:val="single" w:color="BBBBBB" w:sz="1"/>
+              <w:left w:val="single" w:color="BBBBBB" w:sz="1"/>
+              <w:bottom w:val="single" w:color="BBBBBB" w:sz="1"/>
+              <w:right w:val="single" w:color="BBBBBB" w:sz="1"/>
+            </w:tcBorders>
+          </w:tcPr>
+          <w:p>
+            <w:pPr>
+              <w:spacing w:after="30" w:before="30"/>
+            </w:pPr>
+            <w:r>
+              <w:rPr>
+                <w:rFonts w:ascii="Microsoft YaHei" w:cs="Microsoft YaHei" w:eastAsia="Microsoft YaHei" w:hAnsi="Microsoft YaHei"/>
+                <w:b w:val="false"/>
+                <w:bCs w:val="false"/>
+                <w:sz w:val="21"/>
+                <w:szCs w:val="21"/>
+              </w:rPr>
+              <w:t xml:space="preserve">数值读取精度</w:t>
+            </w:r>
+          </w:p>
+        </w:tc>
+        <w:tc>
+          <w:tcPr>
+            <w:tcW w:type="dxa" w:w="3120"/>
+            <w:tcBorders>
+              <w:top w:val="single" w:color="BBBBBB" w:sz="1"/>
+              <w:left w:val="single" w:color="BBBBBB" w:sz="1"/>
+              <w:bottom w:val="single" w:color="BBBBBB" w:sz="1"/>
+              <w:right w:val="single" w:color="BBBBBB" w:sz="1"/>
+            </w:tcBorders>
+          </w:tcPr>
+          <w:p>
+            <w:pPr>
+              <w:spacing w:after="30" w:before="30"/>
+            </w:pPr>
+            <w:r>
+              <w:rPr>
+                <w:rFonts w:ascii="Microsoft YaHei" w:cs="Microsoft YaHei" w:eastAsia="Microsoft YaHei" w:hAnsi="Microsoft YaHei"/>
+                <w:b w:val="false"/>
+                <w:bCs w:val="false"/>
+                <w:sz w:val="21"/>
+                <w:szCs w:val="21"/>
+              </w:rPr>
+              <w:t xml:space="preserve">数字准确度</w:t>
+            </w:r>
+          </w:p>
+        </w:tc>
+      </w:tr>
+      <w:tr>
+        <w:trPr>
+          <w:tblHeader w:val="false"/>
+        </w:trPr>
+        <w:tc>
+          <w:tcPr>
+            <w:tcW w:type="dxa" w:w="3120"/>
+            <w:tcBorders>
+              <w:top w:val="single" w:color="BBBBBB" w:sz="1"/>
+              <w:left w:val="single" w:color="BBBBBB" w:sz="1"/>
+              <w:bottom w:val="single" w:color="BBBBBB" w:sz="1"/>
+              <w:right w:val="single" w:color="BBBBBB" w:sz="1"/>
+            </w:tcBorders>
+          </w:tcPr>
+          <w:p>
+            <w:pPr>
+              <w:spacing w:after="30" w:before="30"/>
+            </w:pPr>
+            <w:r>
+              <w:rPr>
+                <w:rFonts w:ascii="Microsoft YaHei" w:cs="Microsoft YaHei" w:eastAsia="Microsoft YaHei" w:hAnsi="Microsoft YaHei"/>
+                <w:b w:val="false"/>
+                <w:bCs w:val="false"/>
+                <w:sz w:val="21"/>
+                <w:szCs w:val="21"/>
+              </w:rPr>
+              <w:t xml:space="preserve">4</w:t>
+            </w:r>
+          </w:p>
+        </w:tc>
+        <w:tc>
+          <w:tcPr>
+            <w:tcW w:type="dxa" w:w="3120"/>
+            <w:tcBorders>
+              <w:top w:val="single" w:color="BBBBBB" w:sz="1"/>
+              <w:left w:val="single" w:color="BBBBBB" w:sz="1"/>
+              <w:bottom w:val="single" w:color="BBBBBB" w:sz="1"/>
+              <w:right w:val="single" w:color="BBBBBB" w:sz="1"/>
+            </w:tcBorders>
+          </w:tcPr>
+          <w:p>
+            <w:pPr>
+              <w:spacing w:after="30" w:before="30"/>
+            </w:pPr>
+            <w:r>
+              <w:rPr>
+                <w:rFonts w:ascii="Microsoft YaHei" w:cs="Microsoft YaHei" w:eastAsia="Microsoft YaHei" w:hAnsi="Microsoft YaHei"/>
+                <w:b w:val="false"/>
+                <w:bCs w:val="false"/>
+                <w:sz w:val="21"/>
+                <w:szCs w:val="21"/>
+              </w:rPr>
+              <w:t xml:space="preserve">输出时序合规</w:t>
+            </w:r>
+          </w:p>
+        </w:tc>
+        <w:tc>
+          <w:tcPr>
+            <w:tcW w:type="dxa" w:w="3120"/>
+            <w:tcBorders>
+              <w:top w:val="single" w:color="BBBBBB" w:sz="1"/>
+              <w:left w:val="single" w:color="BBBBBB" w:sz="1"/>
+              <w:bottom w:val="single" w:color="BBBBBB" w:sz="1"/>
+              <w:right w:val="single" w:color="BBBBBB" w:sz="1"/>
+            </w:tcBorders>
+          </w:tcPr>
+          <w:p>
+            <w:pPr>
+              <w:spacing w:after="30" w:before="30"/>
+            </w:pPr>
+            <w:r>
+              <w:rPr>
+                <w:rFonts w:ascii="Microsoft YaHei" w:cs="Microsoft YaHei" w:eastAsia="Microsoft YaHei" w:hAnsi="Microsoft YaHei"/>
+                <w:b w:val="false"/>
+                <w:bCs w:val="false"/>
+                <w:sz w:val="21"/>
+                <w:szCs w:val="21"/>
+              </w:rPr>
+              <w:t xml:space="preserve">工具-&gt;回复顺序</w:t>
+            </w:r>
+          </w:p>
+        </w:tc>
+      </w:tr>
+      <w:tr>
+        <w:trPr>
+          <w:tblHeader w:val="false"/>
+        </w:trPr>
+        <w:tc>
+          <w:tcPr>
+            <w:tcW w:type="dxa" w:w="3120"/>
+            <w:tcBorders>
+              <w:top w:val="single" w:color="BBBBBB" w:sz="1"/>
+              <w:left w:val="single" w:color="BBBBBB" w:sz="1"/>
+              <w:bottom w:val="single" w:color="BBBBBB" w:sz="1"/>
+              <w:right w:val="single" w:color="BBBBBB" w:sz="1"/>
+            </w:tcBorders>
+          </w:tcPr>
+          <w:p>
+            <w:pPr>
+              <w:spacing w:after="30" w:before="30"/>
+            </w:pPr>
+            <w:r>
+              <w:rPr>
+                <w:rFonts w:ascii="Microsoft YaHei" w:cs="Microsoft YaHei" w:eastAsia="Microsoft YaHei" w:hAnsi="Microsoft YaHei"/>
+                <w:b w:val="false"/>
+                <w:bCs w:val="false"/>
+                <w:sz w:val="21"/>
+                <w:szCs w:val="21"/>
+              </w:rPr>
+              <w:t xml:space="preserve">5</w:t>
+            </w:r>
+          </w:p>
+        </w:tc>
+        <w:tc>
+          <w:tcPr>
+            <w:tcW w:type="dxa" w:w="3120"/>
+            <w:tcBorders>
+              <w:top w:val="single" w:color="BBBBBB" w:sz="1"/>
+              <w:left w:val="single" w:color="BBBBBB" w:sz="1"/>
+              <w:bottom w:val="single" w:color="BBBBBB" w:sz="1"/>
+              <w:right w:val="single" w:color="BBBBBB" w:sz="1"/>
+            </w:tcBorders>
+          </w:tcPr>
+          <w:p>
+            <w:pPr>
+              <w:spacing w:after="30" w:before="30"/>
+            </w:pPr>
+            <w:r>
+              <w:rPr>
+                <w:rFonts w:ascii="Microsoft YaHei" w:cs="Microsoft YaHei" w:eastAsia="Microsoft YaHei" w:hAnsi="Microsoft YaHei"/>
+                <w:b w:val="false"/>
+                <w:bCs w:val="false"/>
+                <w:sz w:val="21"/>
+                <w:szCs w:val="21"/>
+              </w:rPr>
+              <w:t xml:space="preserve">安全声明合规</w:t>
+            </w:r>
+          </w:p>
+        </w:tc>
+        <w:tc>
+          <w:tcPr>
+            <w:tcW w:type="dxa" w:w="3120"/>
+            <w:tcBorders>
+              <w:top w:val="single" w:color="BBBBBB" w:sz="1"/>
+              <w:left w:val="single" w:color="BBBBBB" w:sz="1"/>
+              <w:bottom w:val="single" w:color="BBBBBB" w:sz="1"/>
+              <w:right w:val="single" w:color="BBBBBB" w:sz="1"/>
+            </w:tcBorders>
+          </w:tcPr>
+          <w:p>
+            <w:pPr>
+              <w:spacing w:after="30" w:before="30"/>
+            </w:pPr>
+            <w:r>
+              <w:rPr>
+                <w:rFonts w:ascii="Microsoft YaHei" w:cs="Microsoft YaHei" w:eastAsia="Microsoft YaHei" w:hAnsi="Microsoft YaHei"/>
+                <w:b w:val="false"/>
+                <w:bCs w:val="false"/>
+                <w:sz w:val="21"/>
+                <w:szCs w:val="21"/>
+              </w:rPr>
+              <w:t xml:space="preserve">风险提示</w:t>
+            </w:r>
+          </w:p>
+        </w:tc>
+      </w:tr>
+      <w:tr>
+        <w:trPr>
+          <w:tblHeader w:val="false"/>
+        </w:trPr>
+        <w:tc>
+          <w:tcPr>
+            <w:tcW w:type="dxa" w:w="3120"/>
+            <w:tcBorders>
+              <w:top w:val="single" w:color="BBBBBB" w:sz="1"/>
+              <w:left w:val="single" w:color="BBBBBB" w:sz="1"/>
+              <w:bottom w:val="single" w:color="BBBBBB" w:sz="1"/>
+              <w:right w:val="single" w:color="BBBBBB" w:sz="1"/>
+            </w:tcBorders>
+          </w:tcPr>
+          <w:p>
+            <w:pPr>
+              <w:spacing w:after="30" w:before="30"/>
+            </w:pPr>
+            <w:r>
+              <w:rPr>
+                <w:rFonts w:ascii="Microsoft YaHei" w:cs="Microsoft YaHei" w:eastAsia="Microsoft YaHei" w:hAnsi="Microsoft YaHei"/>
+                <w:b w:val="false"/>
+                <w:bCs w:val="false"/>
+                <w:sz w:val="21"/>
+                <w:szCs w:val="21"/>
+              </w:rPr>
+              <w:t xml:space="preserve">6</w:t>
+            </w:r>
+          </w:p>
+        </w:tc>
+        <w:tc>
+          <w:tcPr>
+            <w:tcW w:type="dxa" w:w="3120"/>
+            <w:tcBorders>
+              <w:top w:val="single" w:color="BBBBBB" w:sz="1"/>
+              <w:left w:val="single" w:color="BBBBBB" w:sz="1"/>
+              <w:bottom w:val="single" w:color="BBBBBB" w:sz="1"/>
+              <w:right w:val="single" w:color="BBBBBB" w:sz="1"/>
+            </w:tcBorders>
+          </w:tcPr>
+          <w:p>
+            <w:pPr>
+              <w:spacing w:after="30" w:before="30"/>
+            </w:pPr>
+            <w:r>
+              <w:rPr>
+                <w:rFonts w:ascii="Microsoft YaHei" w:cs="Microsoft YaHei" w:eastAsia="Microsoft YaHei" w:hAnsi="Microsoft YaHei"/>
+                <w:b w:val="false"/>
+                <w:bCs w:val="false"/>
+                <w:sz w:val="21"/>
+                <w:szCs w:val="21"/>
+              </w:rPr>
+              <w:t xml:space="preserve">边界克制合规</w:t>
+            </w:r>
+          </w:p>
+        </w:tc>
+        <w:tc>
+          <w:tcPr>
+            <w:tcW w:type="dxa" w:w="3120"/>
+            <w:tcBorders>
+              <w:top w:val="single" w:color="BBBBBB" w:sz="1"/>
+              <w:left w:val="single" w:color="BBBBBB" w:sz="1"/>
+              <w:bottom w:val="single" w:color="BBBBBB" w:sz="1"/>
+              <w:right w:val="single" w:color="BBBBBB" w:sz="1"/>
+            </w:tcBorders>
+          </w:tcPr>
+          <w:p>
+            <w:pPr>
+              <w:spacing w:after="30" w:before="30"/>
+            </w:pPr>
+            <w:r>
+              <w:rPr>
+                <w:rFonts w:ascii="Microsoft YaHei" w:cs="Microsoft YaHei" w:eastAsia="Microsoft YaHei" w:hAnsi="Microsoft YaHei"/>
+                <w:b w:val="false"/>
+                <w:bCs w:val="false"/>
+                <w:sz w:val="21"/>
+                <w:szCs w:val="21"/>
+              </w:rPr>
+              <w:t xml:space="preserve">不越界诊断</w:t>
+            </w:r>
+          </w:p>
+        </w:tc>
+      </w:tr>
+      <w:tr>
+        <w:trPr>
+          <w:tblHeader w:val="false"/>
+        </w:trPr>
+        <w:tc>
+          <w:tcPr>
+            <w:tcW w:type="dxa" w:w="3120"/>
+            <w:tcBorders>
+              <w:top w:val="single" w:color="BBBBBB" w:sz="1"/>
+              <w:left w:val="single" w:color="BBBBBB" w:sz="1"/>
+              <w:bottom w:val="single" w:color="BBBBBB" w:sz="1"/>
+              <w:right w:val="single" w:color="BBBBBB" w:sz="1"/>
+            </w:tcBorders>
+          </w:tcPr>
+          <w:p>
+            <w:pPr>
+              <w:spacing w:after="30" w:before="30"/>
+            </w:pPr>
+            <w:r>
+              <w:rPr>
+                <w:rFonts w:ascii="Microsoft YaHei" w:cs="Microsoft YaHei" w:eastAsia="Microsoft YaHei" w:hAnsi="Microsoft YaHei"/>
+                <w:b w:val="false"/>
+                <w:bCs w:val="false"/>
+                <w:sz w:val="21"/>
+                <w:szCs w:val="21"/>
+              </w:rPr>
+              <w:t xml:space="preserve">7</w:t>
+            </w:r>
+          </w:p>
+        </w:tc>
+        <w:tc>
+          <w:tcPr>
+            <w:tcW w:type="dxa" w:w="3120"/>
+            <w:tcBorders>
+              <w:top w:val="single" w:color="BBBBBB" w:sz="1"/>
+              <w:left w:val="single" w:color="BBBBBB" w:sz="1"/>
+              <w:bottom w:val="single" w:color="BBBBBB" w:sz="1"/>
+              <w:right w:val="single" w:color="BBBBBB" w:sz="1"/>
+            </w:tcBorders>
+          </w:tcPr>
+          <w:p>
+            <w:pPr>
+              <w:spacing w:after="30" w:before="30"/>
+            </w:pPr>
+            <w:r>
+              <w:rPr>
+                <w:rFonts w:ascii="Microsoft YaHei" w:cs="Microsoft YaHei" w:eastAsia="Microsoft YaHei" w:hAnsi="Microsoft YaHei"/>
+                <w:b w:val="false"/>
+                <w:bCs w:val="false"/>
+                <w:sz w:val="21"/>
+                <w:szCs w:val="21"/>
+              </w:rPr>
+              <w:t xml:space="preserve">数据引用质量</w:t>
+            </w:r>
+          </w:p>
+        </w:tc>
+        <w:tc>
+          <w:tcPr>
+            <w:tcW w:type="dxa" w:w="3120"/>
+            <w:tcBorders>
+              <w:top w:val="single" w:color="BBBBBB" w:sz="1"/>
+              <w:left w:val="single" w:color="BBBBBB" w:sz="1"/>
+              <w:bottom w:val="single" w:color="BBBBBB" w:sz="1"/>
+              <w:right w:val="single" w:color="BBBBBB" w:sz="1"/>
+            </w:tcBorders>
+          </w:tcPr>
+          <w:p>
+            <w:pPr>
+              <w:spacing w:after="30" w:before="30"/>
+            </w:pPr>
+            <w:r>
+              <w:rPr>
+                <w:rFonts w:ascii="Microsoft YaHei" w:cs="Microsoft YaHei" w:eastAsia="Microsoft YaHei" w:hAnsi="Microsoft YaHei"/>
+                <w:b w:val="false"/>
+                <w:bCs w:val="false"/>
+                <w:sz w:val="21"/>
+                <w:szCs w:val="21"/>
+              </w:rPr>
+              <w:t xml:space="preserve">引用可溯源</w:t>
+            </w:r>
+          </w:p>
+        </w:tc>
+      </w:tr>
+      <w:tr>
+        <w:trPr>
+          <w:tblHeader w:val="false"/>
+        </w:trPr>
+        <w:tc>
+          <w:tcPr>
+            <w:tcW w:type="dxa" w:w="3120"/>
+            <w:tcBorders>
+              <w:top w:val="single" w:color="BBBBBB" w:sz="1"/>
+              <w:left w:val="single" w:color="BBBBBB" w:sz="1"/>
+              <w:bottom w:val="single" w:color="BBBBBB" w:sz="1"/>
+              <w:right w:val="single" w:color="BBBBBB" w:sz="1"/>
+            </w:tcBorders>
+          </w:tcPr>
+          <w:p>
+            <w:pPr>
+              <w:spacing w:after="30" w:before="30"/>
+            </w:pPr>
+            <w:r>
+              <w:rPr>
+                <w:rFonts w:ascii="Microsoft YaHei" w:cs="Microsoft YaHei" w:eastAsia="Microsoft YaHei" w:hAnsi="Microsoft YaHei"/>
+                <w:b w:val="false"/>
+                <w:bCs w:val="false"/>
+                <w:sz w:val="21"/>
+                <w:szCs w:val="21"/>
+              </w:rPr>
+              <w:t xml:space="preserve">8</w:t>
+            </w:r>
+          </w:p>
+        </w:tc>
+        <w:tc>
+          <w:tcPr>
+            <w:tcW w:type="dxa" w:w="3120"/>
+            <w:tcBorders>
+              <w:top w:val="single" w:color="BBBBBB" w:sz="1"/>
+              <w:left w:val="single" w:color="BBBBBB" w:sz="1"/>
+              <w:bottom w:val="single" w:color="BBBBBB" w:sz="1"/>
+              <w:right w:val="single" w:color="BBBBBB" w:sz="1"/>
+            </w:tcBorders>
+          </w:tcPr>
+          <w:p>
+            <w:pPr>
+              <w:spacing w:after="30" w:before="30"/>
+            </w:pPr>
+            <w:r>
+              <w:rPr>
+                <w:rFonts w:ascii="Microsoft YaHei" w:cs="Microsoft YaHei" w:eastAsia="Microsoft YaHei" w:hAnsi="Microsoft YaHei"/>
+                <w:b w:val="false"/>
+                <w:bCs w:val="false"/>
+                <w:sz w:val="21"/>
+                <w:szCs w:val="21"/>
+              </w:rPr>
+              <w:t xml:space="preserve">端侧数据优先性</w:t>
+            </w:r>
+          </w:p>
+        </w:tc>
+        <w:tc>
+          <w:tcPr>
+            <w:tcW w:type="dxa" w:w="3120"/>
+            <w:tcBorders>
+              <w:top w:val="single" w:color="BBBBBB" w:sz="1"/>
+              <w:left w:val="single" w:color="BBBBBB" w:sz="1"/>
+              <w:bottom w:val="single" w:color="BBBBBB" w:sz="1"/>
+              <w:right w:val="single" w:color="BBBBBB" w:sz="1"/>
+            </w:tcBorders>
+          </w:tcPr>
+          <w:p>
+            <w:pPr>
+              <w:spacing w:after="30" w:before="30"/>
+            </w:pPr>
+            <w:r>
+              <w:rPr>
+                <w:rFonts w:ascii="Microsoft YaHei" w:cs="Microsoft YaHei" w:eastAsia="Microsoft YaHei" w:hAnsi="Microsoft YaHei"/>
+                <w:b w:val="false"/>
+                <w:bCs w:val="false"/>
+                <w:sz w:val="21"/>
+                <w:szCs w:val="21"/>
+              </w:rPr>
+              <w:t xml:space="preserve">terminal_data 优先于 cloud_data</w:t>
+            </w:r>
+          </w:p>
+        </w:tc>
+      </w:tr>
+      <w:tr>
+        <w:trPr>
+          <w:tblHeader w:val="false"/>
+        </w:trPr>
+        <w:tc>
+          <w:tcPr>
+            <w:tcW w:type="dxa" w:w="3120"/>
+            <w:tcBorders>
+              <w:top w:val="single" w:color="BBBBBB" w:sz="1"/>
+              <w:left w:val="single" w:color="BBBBBB" w:sz="1"/>
+              <w:bottom w:val="single" w:color="BBBBBB" w:sz="1"/>
+              <w:right w:val="single" w:color="BBBBBB" w:sz="1"/>
+            </w:tcBorders>
+          </w:tcPr>
+          <w:p>
+            <w:pPr>
+              <w:spacing w:after="30" w:before="30"/>
+            </w:pPr>
+            <w:r>
+              <w:rPr>
+                <w:rFonts w:ascii="Microsoft YaHei" w:cs="Microsoft YaHei" w:eastAsia="Microsoft YaHei" w:hAnsi="Microsoft YaHei"/>
+                <w:b w:val="false"/>
+                <w:bCs w:val="false"/>
+                <w:sz w:val="21"/>
+                <w:szCs w:val="21"/>
+              </w:rPr>
+              <w:t xml:space="preserve">9</w:t>
+            </w:r>
+          </w:p>
+        </w:tc>
+        <w:tc>
+          <w:tcPr>
+            <w:tcW w:type="dxa" w:w="3120"/>
+            <w:tcBorders>
+              <w:top w:val="single" w:color="BBBBBB" w:sz="1"/>
+              <w:left w:val="single" w:color="BBBBBB" w:sz="1"/>
+              <w:bottom w:val="single" w:color="BBBBBB" w:sz="1"/>
+              <w:right w:val="single" w:color="BBBBBB" w:sz="1"/>
+            </w:tcBorders>
+          </w:tcPr>
+          <w:p>
+            <w:pPr>
+              <w:spacing w:after="30" w:before="30"/>
+            </w:pPr>
+            <w:r>
+              <w:rPr>
+                <w:rFonts w:ascii="Microsoft YaHei" w:cs="Microsoft YaHei" w:eastAsia="Microsoft YaHei" w:hAnsi="Microsoft YaHei"/>
+                <w:b w:val="false"/>
+                <w:bCs w:val="false"/>
+                <w:sz w:val="21"/>
+                <w:szCs w:val="21"/>
+              </w:rPr>
+              <w:t xml:space="preserve">工具调用时机准确性</w:t>
+            </w:r>
+          </w:p>
+        </w:tc>
+        <w:tc>
+          <w:tcPr>
+            <w:tcW w:type="dxa" w:w="3120"/>
+            <w:tcBorders>
+              <w:top w:val="single" w:color="BBBBBB" w:sz="1"/>
+              <w:left w:val="single" w:color="BBBBBB" w:sz="1"/>
+              <w:bottom w:val="single" w:color="BBBBBB" w:sz="1"/>
+              <w:right w:val="single" w:color="BBBBBB" w:sz="1"/>
+            </w:tcBorders>
+          </w:tcPr>
+          <w:p>
+            <w:pPr>
+              <w:spacing w:after="30" w:before="30"/>
+            </w:pPr>
+            <w:r>
+              <w:rPr>
+                <w:rFonts w:ascii="Microsoft YaHei" w:cs="Microsoft YaHei" w:eastAsia="Microsoft YaHei" w:hAnsi="Microsoft YaHei"/>
+                <w:b w:val="false"/>
+                <w:bCs w:val="false"/>
+                <w:sz w:val="21"/>
+                <w:szCs w:val="21"/>
+              </w:rPr>
+              <w:t xml:space="preserve">异常时是否主动调云侧工具</w:t>
+            </w:r>
+          </w:p>
+        </w:tc>
+      </w:tr>
+      <w:tr>
+        <w:trPr>
+          <w:tblHeader w:val="false"/>
+        </w:trPr>
+        <w:tc>
+          <w:tcPr>
+            <w:tcW w:type="dxa" w:w="3120"/>
+            <w:tcBorders>
+              <w:top w:val="single" w:color="BBBBBB" w:sz="1"/>
+              <w:left w:val="single" w:color="BBBBBB" w:sz="1"/>
+              <w:bottom w:val="single" w:color="BBBBBB" w:sz="1"/>
+              <w:right w:val="single" w:color="BBBBBB" w:sz="1"/>
+            </w:tcBorders>
+          </w:tcPr>
+          <w:p>
+            <w:pPr>
+              <w:spacing w:after="30" w:before="30"/>
+            </w:pPr>
+            <w:r>
+              <w:rPr>
+                <w:rFonts w:ascii="Microsoft YaHei" w:cs="Microsoft YaHei" w:eastAsia="Microsoft YaHei" w:hAnsi="Microsoft YaHei"/>
+                <w:b w:val="false"/>
+                <w:bCs w:val="false"/>
+                <w:sz w:val="21"/>
+                <w:szCs w:val="21"/>
+              </w:rPr>
+              <w:t xml:space="preserve">10</w:t>
+            </w:r>
+          </w:p>
+        </w:tc>
+        <w:tc>
+          <w:tcPr>
+            <w:tcW w:type="dxa" w:w="3120"/>
+            <w:tcBorders>
+              <w:top w:val="single" w:color="BBBBBB" w:sz="1"/>
+              <w:left w:val="single" w:color="BBBBBB" w:sz="1"/>
+              <w:bottom w:val="single" w:color="BBBBBB" w:sz="1"/>
+              <w:right w:val="single" w:color="BBBBBB" w:sz="1"/>
+            </w:tcBorders>
+          </w:tcPr>
+          <w:p>
+            <w:pPr>
+              <w:spacing w:after="30" w:before="30"/>
+            </w:pPr>
+            <w:r>
+              <w:rPr>
+                <w:rFonts w:ascii="Microsoft YaHei" w:cs="Microsoft YaHei" w:eastAsia="Microsoft YaHei" w:hAnsi="Microsoft YaHei"/>
+                <w:b w:val="false"/>
+                <w:bCs w:val="false"/>
+                <w:sz w:val="21"/>
+                <w:szCs w:val="21"/>
+              </w:rPr>
+              <w:t xml:space="preserve">工具调用结果整合度</w:t>
+            </w:r>
+          </w:p>
+        </w:tc>
+        <w:tc>
+          <w:tcPr>
+            <w:tcW w:type="dxa" w:w="3120"/>
+            <w:tcBorders>
+              <w:top w:val="single" w:color="BBBBBB" w:sz="1"/>
+              <w:left w:val="single" w:color="BBBBBB" w:sz="1"/>
+              <w:bottom w:val="single" w:color="BBBBBB" w:sz="1"/>
+              <w:right w:val="single" w:color="BBBBBB" w:sz="1"/>
+            </w:tcBorders>
+          </w:tcPr>
+          <w:p>
+            <w:pPr>
+              <w:spacing w:after="30" w:before="30"/>
+            </w:pPr>
+            <w:r>
+              <w:rPr>
+                <w:rFonts w:ascii="Microsoft YaHei" w:cs="Microsoft YaHei" w:eastAsia="Microsoft YaHei" w:hAnsi="Microsoft YaHei"/>
+                <w:b w:val="false"/>
+                <w:bCs w:val="false"/>
+                <w:sz w:val="21"/>
+                <w:szCs w:val="21"/>
+              </w:rPr>
+              <w:t xml:space="preserve">工具结果是否融入回复</w:t>
+            </w:r>
+          </w:p>
+        </w:tc>
+      </w:tr>
+      <w:tr>
+        <w:trPr>
+          <w:tblHeader w:val="false"/>
+        </w:trPr>
+        <w:tc>
+          <w:tcPr>
+            <w:tcW w:type="dxa" w:w="3120"/>
+            <w:tcBorders>
+              <w:top w:val="single" w:color="BBBBBB" w:sz="1"/>
+              <w:left w:val="single" w:color="BBBBBB" w:sz="1"/>
+              <w:bottom w:val="single" w:color="BBBBBB" w:sz="1"/>
+              <w:right w:val="single" w:color="BBBBBB" w:sz="1"/>
+            </w:tcBorders>
+          </w:tcPr>
+          <w:p>
+            <w:pPr>
+              <w:spacing w:after="30" w:before="30"/>
+            </w:pPr>
+            <w:r>
+              <w:rPr>
+                <w:rFonts w:ascii="Microsoft YaHei" w:cs="Microsoft YaHei" w:eastAsia="Microsoft YaHei" w:hAnsi="Microsoft YaHei"/>
+                <w:b w:val="false"/>
+                <w:bCs w:val="false"/>
+                <w:sz w:val="21"/>
+                <w:szCs w:val="21"/>
+              </w:rPr>
+              <w:t xml:space="preserve">11</w:t>
+            </w:r>
+          </w:p>
+        </w:tc>
+        <w:tc>
+          <w:tcPr>
+            <w:tcW w:type="dxa" w:w="3120"/>
+            <w:tcBorders>
+              <w:top w:val="single" w:color="BBBBBB" w:sz="1"/>
+              <w:left w:val="single" w:color="BBBBBB" w:sz="1"/>
+              <w:bottom w:val="single" w:color="BBBBBB" w:sz="1"/>
+              <w:right w:val="single" w:color="BBBBBB" w:sz="1"/>
+            </w:tcBorders>
+          </w:tcPr>
+          <w:p>
+            <w:pPr>
+              <w:spacing w:after="30" w:before="30"/>
+            </w:pPr>
+            <w:r>
+              <w:rPr>
+                <w:rFonts w:ascii="Microsoft YaHei" w:cs="Microsoft YaHei" w:eastAsia="Microsoft YaHei" w:hAnsi="Microsoft YaHei"/>
+                <w:b w:val="false"/>
+                <w:bCs w:val="false"/>
+                <w:sz w:val="21"/>
+                <w:szCs w:val="21"/>
+              </w:rPr>
+              <w:t xml:space="preserve">任务完成度</w:t>
+            </w:r>
+          </w:p>
+        </w:tc>
+        <w:tc>
+          <w:tcPr>
+            <w:tcW w:type="dxa" w:w="3120"/>
+            <w:tcBorders>
+              <w:top w:val="single" w:color="BBBBBB" w:sz="1"/>
+              <w:left w:val="single" w:color="BBBBBB" w:sz="1"/>
+              <w:bottom w:val="single" w:color="BBBBBB" w:sz="1"/>
+              <w:right w:val="single" w:color="BBBBBB" w:sz="1"/>
+            </w:tcBorders>
+          </w:tcPr>
+          <w:p>
+            <w:pPr>
+              <w:spacing w:after="30" w:before="30"/>
+            </w:pPr>
+            <w:r>
+              <w:rPr>
+                <w:rFonts w:ascii="Microsoft YaHei" w:cs="Microsoft YaHei" w:eastAsia="Microsoft YaHei" w:hAnsi="Microsoft YaHei"/>
+                <w:b w:val="false"/>
+                <w:bCs w:val="false"/>
+                <w:sz w:val="21"/>
+                <w:szCs w:val="21"/>
+              </w:rPr>
+              <w:t xml:space="preserve">用户问题是否完整回答</w:t>
+            </w:r>
+          </w:p>
+        </w:tc>
+      </w:tr>
+      <w:tr>
+        <w:trPr>
+          <w:tblHeader w:val="false"/>
+        </w:trPr>
+        <w:tc>
+          <w:tcPr>
+            <w:tcW w:type="dxa" w:w="3120"/>
+            <w:tcBorders>
+              <w:top w:val="single" w:color="BBBBBB" w:sz="1"/>
+              <w:left w:val="single" w:color="BBBBBB" w:sz="1"/>
+              <w:bottom w:val="single" w:color="BBBBBB" w:sz="1"/>
+              <w:right w:val="single" w:color="BBBBBB" w:sz="1"/>
+            </w:tcBorders>
+          </w:tcPr>
+          <w:p>
+            <w:pPr>
+              <w:spacing w:after="30" w:before="30"/>
+            </w:pPr>
+            <w:r>
+              <w:rPr>
+                <w:rFonts w:ascii="Microsoft YaHei" w:cs="Microsoft YaHei" w:eastAsia="Microsoft YaHei" w:hAnsi="Microsoft YaHei"/>
+                <w:b w:val="false"/>
+                <w:bCs w:val="false"/>
+                <w:sz w:val="21"/>
+                <w:szCs w:val="21"/>
+              </w:rPr>
+              <w:t xml:space="preserve">12</w:t>
+            </w:r>
+          </w:p>
+        </w:tc>
+        <w:tc>
+          <w:tcPr>
+            <w:tcW w:type="dxa" w:w="3120"/>
+            <w:tcBorders>
+              <w:top w:val="single" w:color="BBBBBB" w:sz="1"/>
+              <w:left w:val="single" w:color="BBBBBB" w:sz="1"/>
+              <w:bottom w:val="single" w:color="BBBBBB" w:sz="1"/>
+              <w:right w:val="single" w:color="BBBBBB" w:sz="1"/>
+            </w:tcBorders>
+          </w:tcPr>
+          <w:p>
+            <w:pPr>
+              <w:spacing w:after="30" w:before="30"/>
+            </w:pPr>
+            <w:r>
+              <w:rPr>
+                <w:rFonts w:ascii="Microsoft YaHei" w:cs="Microsoft YaHei" w:eastAsia="Microsoft YaHei" w:hAnsi="Microsoft YaHei"/>
+                <w:b w:val="false"/>
+                <w:bCs w:val="false"/>
+                <w:sz w:val="21"/>
+                <w:szCs w:val="21"/>
+              </w:rPr>
+              <w:t xml:space="preserve">图像与上下文一致性</w:t>
+            </w:r>
+          </w:p>
+        </w:tc>
+        <w:tc>
+          <w:tcPr>
+            <w:tcW w:type="dxa" w:w="3120"/>
+            <w:tcBorders>
+              <w:top w:val="single" w:color="BBBBBB" w:sz="1"/>
+              <w:left w:val="single" w:color="BBBBBB" w:sz="1"/>
+              <w:bottom w:val="single" w:color="BBBBBB" w:sz="1"/>
+              <w:right w:val="single" w:color="BBBBBB" w:sz="1"/>
+            </w:tcBorders>
+          </w:tcPr>
+          <w:p>
+            <w:pPr>
+              <w:spacing w:after="30" w:before="30"/>
+            </w:pPr>
+            <w:r>
+              <w:rPr>
+                <w:rFonts w:ascii="Microsoft YaHei" w:cs="Microsoft YaHei" w:eastAsia="Microsoft YaHei" w:hAnsi="Microsoft YaHei"/>
+                <w:b w:val="false"/>
+                <w:bCs w:val="false"/>
+                <w:sz w:val="21"/>
+                <w:szCs w:val="21"/>
+              </w:rPr>
+              <w:t xml:space="preserve">回复与图片内容是否一致</w:t>
+            </w:r>
+          </w:p>
+        </w:tc>
+      </w:tr>
+    </w:tbl>
+    <w:p>
+      <w:pPr>
+        <w:spacing w:after="100"/>
+      </w:pPr>
+    </w:p>
+    <w:p>
+      <w:pPr>
+        <w:spacing w:after="40" w:before="80"/>
+      </w:pPr>
+      <w:r>
+        <w:rPr>
+          <w:rFonts w:ascii="Microsoft YaHei" w:cs="Microsoft YaHei" w:eastAsia="Microsoft YaHei" w:hAnsi="Microsoft YaHei"/>
+          <w:b/>
+          <w:bCs/>
+          <w:sz w:val="21"/>
+          <w:szCs w:val="21"/>
+        </w:rPr>
+        <w:t xml:space="preserve">运行架构：</w:t>
+      </w:r>
+    </w:p>
+    <w:p>
+      <w:pPr>
+        <w:pStyle w:val="ListParagraph"/>
+        <w:numPr>
+          <w:ilvl w:val="0"/>
+          <w:numId w:val="16"/>
+        </w:numPr>
+        <w:spacing w:after="30" w:before="30"/>
+      </w:pPr>
+      <w:r>
+        <w:rPr>
+          <w:rFonts w:ascii="Microsoft YaHei" w:cs="Microsoft YaHei" w:eastAsia="Microsoft YaHei" w:hAnsi="Microsoft YaHei"/>
+          <w:b w:val="false"/>
+          <w:bCs w:val="false"/>
+          <w:sz w:val="21"/>
+          <w:szCs w:val="21"/>
+        </w:rPr>
+        <w:t xml:space="preserve">5 个 PHA 实例并行（端口 8010-8014），每实例绑定一个模型</w:t>
+      </w:r>
+    </w:p>
+    <w:p>
+      <w:pPr>
+        <w:pStyle w:val="ListParagraph"/>
+        <w:numPr>
+          <w:ilvl w:val="0"/>
+          <w:numId w:val="17"/>
+        </w:numPr>
+        <w:spacing w:after="30" w:before="30"/>
+      </w:pPr>
+      <w:r>
+        <w:rPr>
+          <w:rFonts w:ascii="Microsoft YaHei" w:cs="Microsoft YaHei" w:eastAsia="Microsoft YaHei" w:hAnsi="Microsoft YaHei"/>
+          <w:b w:val="false"/>
+          <w:bCs w:val="false"/>
+          <w:sz w:val="21"/>
+          <w:szCs w:val="21"/>
+        </w:rPr>
+        <w:t xml:space="preserve">条件串行、case 串行，每 case 前清空 session 防止上下文污染</w:t>
+      </w:r>
+    </w:p>
+    <w:p>
+      <w:pPr>
+        <w:pStyle w:val="ListParagraph"/>
+        <w:numPr>
+          <w:ilvl w:val="0"/>
+          <w:numId w:val="18"/>
+        </w:numPr>
+        <w:spacing w:after="30" w:before="30"/>
+      </w:pPr>
+      <w:r>
+        <w:rPr>
+          <w:rFonts w:ascii="Microsoft YaHei" w:cs="Microsoft YaHei" w:eastAsia="Microsoft YaHei" w:hAnsi="Microsoft YaHei"/>
+          <w:b w:val="false"/>
+          <w:bCs w:val="false"/>
+          <w:sz w:val="21"/>
+          <w:szCs w:val="21"/>
+        </w:rPr>
+        <w:t xml:space="preserve">断点续传 + 僵尸检测 + 失败重试</w:t>
       </w:r>
     </w:p>
     <w:p>
@@ -5890,7 +7650,7 @@
           <wp:inline distT="0" distB="0" distL="0" distR="0">
             <wp:extent cx="5143500" cy="3343275"/>
             <wp:effectExtent t="0" r="0" b="0" l="0"/>
-            <wp:docPr id="1" name="模型热力图" descr="模型热力图" title="模型热力图"/>
+            <wp:docPr id="1" name="onapp_ablation_delta.png" descr="消融增益对比" title="消融增益对比"/>
             <wp:cNvGraphicFramePr>
               <a:graphicFrameLocks xmlns:a="http://schemas.openxmlformats.org/drawingml/2006/main" noChangeAspect="1"/>
             </wp:cNvGraphicFramePr>
@@ -5940,1891 +7700,7 @@
           <w:sz w:val="18"/>
           <w:szCs w:val="18"/>
         </w:rPr>
-        <w:t xml:space="preserve">模型热力图</w:t>
-      </w:r>
-    </w:p>
-    <w:p>
-      <w:pPr>
-        <w:pStyle w:val="Heading3"/>
-        <w:spacing w:after="100" w:before="200"/>
-      </w:pPr>
-      <w:r>
-        <w:rPr>
-          <w:rFonts w:ascii="Microsoft YaHei" w:cs="Microsoft YaHei" w:eastAsia="Microsoft YaHei" w:hAnsi="Microsoft YaHei"/>
-          <w:b/>
-          <w:bCs/>
-          <w:color w:val="404040"/>
-          <w:sz w:val="24"/>
-          <w:szCs w:val="24"/>
-        </w:rPr>
-        <w:t xml:space="preserve">3.4 Layer 4: 5 模型 x 4 条件消融实验</w:t>
-      </w:r>
-    </w:p>
-    <w:p>
-      <w:pPr>
-        <w:spacing w:after="50" w:before="50"/>
-      </w:pPr>
-      <w:r>
-        <w:rPr>
-          <w:rFonts w:ascii="Microsoft YaHei" w:cs="Microsoft YaHei" w:eastAsia="Microsoft YaHei" w:hAnsi="Microsoft YaHei"/>
-          <w:b/>
-          <w:bCs/>
-          <w:sz w:val="21"/>
-          <w:szCs w:val="21"/>
-        </w:rPr>
-        <w:t xml:space="preserve">目的：</w:t>
-      </w:r>
-      <w:r>
-        <w:rPr>
-          <w:rFonts w:ascii="Microsoft YaHei" w:cs="Microsoft YaHei" w:eastAsia="Microsoft YaHei" w:hAnsi="Microsoft YaHei"/>
-          <w:b w:val="false"/>
-          <w:bCs w:val="false"/>
-          <w:sz w:val="21"/>
-          <w:szCs w:val="21"/>
-        </w:rPr>
-        <w:t xml:space="preserve"> 量化「页面描述注入」和「健康知识注入」对模型表现的增益效果</w:t>
-      </w:r>
-    </w:p>
-    <w:p>
-      <w:pPr>
-        <w:spacing w:after="50" w:before="50"/>
-      </w:pPr>
-      <w:r>
-        <w:rPr>
-          <w:rFonts w:ascii="Microsoft YaHei" w:cs="Microsoft YaHei" w:eastAsia="Microsoft YaHei" w:hAnsi="Microsoft YaHei"/>
-          <w:b/>
-          <w:bCs/>
-          <w:sz w:val="21"/>
-          <w:szCs w:val="21"/>
-        </w:rPr>
-        <w:t xml:space="preserve">脚本：</w:t>
-      </w:r>
-      <w:r>
-        <w:rPr>
-          <w:rFonts w:ascii="Microsoft YaHei" w:cs="Microsoft YaHei" w:eastAsia="Microsoft YaHei" w:hAnsi="Microsoft YaHei"/>
-          <w:b w:val="false"/>
-          <w:bCs w:val="false"/>
-          <w:sz w:val="21"/>
-          <w:szCs w:val="21"/>
-        </w:rPr>
-        <w:t xml:space="preserve"> </w:t>
-      </w:r>
-      <w:r>
-        <w:rPr>
-          <w:rFonts w:ascii="Consolas" w:cs="Consolas" w:eastAsia="Consolas" w:hAnsi="Consolas"/>
-          <w:color w:val="C7254E"/>
-          <w:sz w:val="19"/>
-          <w:szCs w:val="19"/>
-        </w:rPr>
-        <w:t xml:space="preserve">vl-onapp-eval/run_onapp_eval.py</w:t>
-      </w:r>
-    </w:p>
-    <w:p>
-      <w:pPr>
-        <w:spacing w:after="50" w:before="50"/>
-      </w:pPr>
-      <w:r>
-        <w:rPr>
-          <w:rFonts w:ascii="Microsoft YaHei" w:cs="Microsoft YaHei" w:eastAsia="Microsoft YaHei" w:hAnsi="Microsoft YaHei"/>
-          <w:b/>
-          <w:bCs/>
-          <w:sz w:val="21"/>
-          <w:szCs w:val="21"/>
-        </w:rPr>
-        <w:t xml:space="preserve">消融条件设计（2x2 因子实验）：</w:t>
-      </w:r>
-    </w:p>
-    <w:tbl>
-      <w:tblPr>
-        <w:tblW w:type="auto" w:w="100"/>
-        <w:tblBorders>
-          <w:top w:val="single" w:color="auto" w:sz="4"/>
-          <w:left w:val="single" w:color="auto" w:sz="4"/>
-          <w:bottom w:val="single" w:color="auto" w:sz="4"/>
-          <w:right w:val="single" w:color="auto" w:sz="4"/>
-          <w:insideH w:val="single" w:color="auto" w:sz="4"/>
-          <w:insideV w:val="single" w:color="auto" w:sz="4"/>
-        </w:tblBorders>
-      </w:tblPr>
-      <w:tblGrid>
-        <w:gridCol w:w="2340"/>
-        <w:gridCol w:w="2340"/>
-        <w:gridCol w:w="2340"/>
-        <w:gridCol w:w="2340"/>
-      </w:tblGrid>
-      <w:tr>
-        <w:trPr>
-          <w:tblHeader/>
-        </w:trPr>
-        <w:tc>
-          <w:tcPr>
-            <w:tcW w:type="dxa" w:w="2340"/>
-            <w:tcBorders>
-              <w:top w:val="single" w:color="BBBBBB" w:sz="1"/>
-              <w:left w:val="single" w:color="BBBBBB" w:sz="1"/>
-              <w:bottom w:val="single" w:color="BBBBBB" w:sz="1"/>
-              <w:right w:val="single" w:color="BBBBBB" w:sz="1"/>
-            </w:tcBorders>
-            <w:shd w:fill="D5E8F0" w:val="clear"/>
-          </w:tcPr>
-          <w:p>
-            <w:pPr>
-              <w:spacing w:after="30" w:before="30"/>
-            </w:pPr>
-            <w:r>
-              <w:rPr>
-                <w:rFonts w:ascii="Microsoft YaHei" w:cs="Microsoft YaHei" w:eastAsia="Microsoft YaHei" w:hAnsi="Microsoft YaHei"/>
-                <w:b/>
-                <w:bCs/>
-                <w:sz w:val="21"/>
-                <w:szCs w:val="21"/>
-              </w:rPr>
-              <w:t xml:space="preserve">条件</w:t>
-            </w:r>
-          </w:p>
-        </w:tc>
-        <w:tc>
-          <w:tcPr>
-            <w:tcW w:type="dxa" w:w="2340"/>
-            <w:tcBorders>
-              <w:top w:val="single" w:color="BBBBBB" w:sz="1"/>
-              <w:left w:val="single" w:color="BBBBBB" w:sz="1"/>
-              <w:bottom w:val="single" w:color="BBBBBB" w:sz="1"/>
-              <w:right w:val="single" w:color="BBBBBB" w:sz="1"/>
-            </w:tcBorders>
-            <w:shd w:fill="D5E8F0" w:val="clear"/>
-          </w:tcPr>
-          <w:p>
-            <w:pPr>
-              <w:spacing w:after="30" w:before="30"/>
-            </w:pPr>
-            <w:r>
-              <w:rPr>
-                <w:rFonts w:ascii="Microsoft YaHei" w:cs="Microsoft YaHei" w:eastAsia="Microsoft YaHei" w:hAnsi="Microsoft YaHei"/>
-                <w:b/>
-                <w:bCs/>
-                <w:sz w:val="21"/>
-                <w:szCs w:val="21"/>
-              </w:rPr>
-              <w:t xml:space="preserve">image + terminal_data</w:t>
-            </w:r>
-          </w:p>
-        </w:tc>
-        <w:tc>
-          <w:tcPr>
-            <w:tcW w:type="dxa" w:w="2340"/>
-            <w:tcBorders>
-              <w:top w:val="single" w:color="BBBBBB" w:sz="1"/>
-              <w:left w:val="single" w:color="BBBBBB" w:sz="1"/>
-              <w:bottom w:val="single" w:color="BBBBBB" w:sz="1"/>
-              <w:right w:val="single" w:color="BBBBBB" w:sz="1"/>
-            </w:tcBorders>
-            <w:shd w:fill="D5E8F0" w:val="clear"/>
-          </w:tcPr>
-          <w:p>
-            <w:pPr>
-              <w:spacing w:after="30" w:before="30"/>
-            </w:pPr>
-            <w:r>
-              <w:rPr>
-                <w:rFonts w:ascii="Microsoft YaHei" w:cs="Microsoft YaHei" w:eastAsia="Microsoft YaHei" w:hAnsi="Microsoft YaHei"/>
-                <w:b/>
-                <w:bCs/>
-                <w:sz w:val="21"/>
-                <w:szCs w:val="21"/>
-              </w:rPr>
-              <w:t xml:space="preserve">+ description.json</w:t>
-            </w:r>
-          </w:p>
-        </w:tc>
-        <w:tc>
-          <w:tcPr>
-            <w:tcW w:type="dxa" w:w="2340"/>
-            <w:tcBorders>
-              <w:top w:val="single" w:color="BBBBBB" w:sz="1"/>
-              <w:left w:val="single" w:color="BBBBBB" w:sz="1"/>
-              <w:bottom w:val="single" w:color="BBBBBB" w:sz="1"/>
-              <w:right w:val="single" w:color="BBBBBB" w:sz="1"/>
-            </w:tcBorders>
-            <w:shd w:fill="D5E8F0" w:val="clear"/>
-          </w:tcPr>
-          <w:p>
-            <w:pPr>
-              <w:spacing w:after="30" w:before="30"/>
-            </w:pPr>
-            <w:r>
-              <w:rPr>
-                <w:rFonts w:ascii="Microsoft YaHei" w:cs="Microsoft YaHei" w:eastAsia="Microsoft YaHei" w:hAnsi="Microsoft YaHei"/>
-                <w:b/>
-                <w:bCs/>
-                <w:sz w:val="21"/>
-                <w:szCs w:val="21"/>
-              </w:rPr>
-              <w:t xml:space="preserve">+ knowledge.json</w:t>
-            </w:r>
-          </w:p>
-        </w:tc>
-      </w:tr>
-      <w:tr>
-        <w:trPr>
-          <w:tblHeader w:val="false"/>
-        </w:trPr>
-        <w:tc>
-          <w:tcPr>
-            <w:tcW w:type="dxa" w:w="2340"/>
-            <w:tcBorders>
-              <w:top w:val="single" w:color="BBBBBB" w:sz="1"/>
-              <w:left w:val="single" w:color="BBBBBB" w:sz="1"/>
-              <w:bottom w:val="single" w:color="BBBBBB" w:sz="1"/>
-              <w:right w:val="single" w:color="BBBBBB" w:sz="1"/>
-            </w:tcBorders>
-          </w:tcPr>
-          <w:p>
-            <w:pPr>
-              <w:spacing w:after="30" w:before="30"/>
-            </w:pPr>
-            <w:r>
-              <w:rPr>
-                <w:rFonts w:ascii="Microsoft YaHei" w:cs="Microsoft YaHei" w:eastAsia="Microsoft YaHei" w:hAnsi="Microsoft YaHei"/>
-                <w:b w:val="false"/>
-                <w:bCs w:val="false"/>
-                <w:sz w:val="21"/>
-                <w:szCs w:val="21"/>
-              </w:rPr>
-              <w:t xml:space="preserve">A</w:t>
-            </w:r>
-          </w:p>
-        </w:tc>
-        <w:tc>
-          <w:tcPr>
-            <w:tcW w:type="dxa" w:w="2340"/>
-            <w:tcBorders>
-              <w:top w:val="single" w:color="BBBBBB" w:sz="1"/>
-              <w:left w:val="single" w:color="BBBBBB" w:sz="1"/>
-              <w:bottom w:val="single" w:color="BBBBBB" w:sz="1"/>
-              <w:right w:val="single" w:color="BBBBBB" w:sz="1"/>
-            </w:tcBorders>
-          </w:tcPr>
-          <w:p>
-            <w:pPr>
-              <w:spacing w:after="30" w:before="30"/>
-            </w:pPr>
-            <w:r>
-              <w:rPr>
-                <w:rFonts w:ascii="Microsoft YaHei" w:cs="Microsoft YaHei" w:eastAsia="Microsoft YaHei" w:hAnsi="Microsoft YaHei"/>
-                <w:b w:val="false"/>
-                <w:bCs w:val="false"/>
-                <w:sz w:val="21"/>
-                <w:szCs w:val="21"/>
-              </w:rPr>
-              <w:t xml:space="preserve">基线</w:t>
-            </w:r>
-          </w:p>
-        </w:tc>
-        <w:tc>
-          <w:tcPr>
-            <w:tcW w:type="dxa" w:w="2340"/>
-            <w:tcBorders>
-              <w:top w:val="single" w:color="BBBBBB" w:sz="1"/>
-              <w:left w:val="single" w:color="BBBBBB" w:sz="1"/>
-              <w:bottom w:val="single" w:color="BBBBBB" w:sz="1"/>
-              <w:right w:val="single" w:color="BBBBBB" w:sz="1"/>
-            </w:tcBorders>
-          </w:tcPr>
-          <w:p>
-            <w:pPr>
-              <w:spacing w:after="30" w:before="30"/>
-            </w:pPr>
-            <w:r>
-              <w:rPr>
-                <w:rFonts w:ascii="Microsoft YaHei" w:cs="Microsoft YaHei" w:eastAsia="Microsoft YaHei" w:hAnsi="Microsoft YaHei"/>
-                <w:b w:val="false"/>
-                <w:bCs w:val="false"/>
-                <w:sz w:val="21"/>
-                <w:szCs w:val="21"/>
-              </w:rPr>
-              <w:t xml:space="preserve">-</w:t>
-            </w:r>
-          </w:p>
-        </w:tc>
-        <w:tc>
-          <w:tcPr>
-            <w:tcW w:type="dxa" w:w="2340"/>
-            <w:tcBorders>
-              <w:top w:val="single" w:color="BBBBBB" w:sz="1"/>
-              <w:left w:val="single" w:color="BBBBBB" w:sz="1"/>
-              <w:bottom w:val="single" w:color="BBBBBB" w:sz="1"/>
-              <w:right w:val="single" w:color="BBBBBB" w:sz="1"/>
-            </w:tcBorders>
-          </w:tcPr>
-          <w:p>
-            <w:pPr>
-              <w:spacing w:after="30" w:before="30"/>
-            </w:pPr>
-            <w:r>
-              <w:rPr>
-                <w:rFonts w:ascii="Microsoft YaHei" w:cs="Microsoft YaHei" w:eastAsia="Microsoft YaHei" w:hAnsi="Microsoft YaHei"/>
-                <w:b w:val="false"/>
-                <w:bCs w:val="false"/>
-                <w:sz w:val="21"/>
-                <w:szCs w:val="21"/>
-              </w:rPr>
-              <w:t xml:space="preserve">-</w:t>
-            </w:r>
-          </w:p>
-        </w:tc>
-      </w:tr>
-      <w:tr>
-        <w:trPr>
-          <w:tblHeader w:val="false"/>
-        </w:trPr>
-        <w:tc>
-          <w:tcPr>
-            <w:tcW w:type="dxa" w:w="2340"/>
-            <w:tcBorders>
-              <w:top w:val="single" w:color="BBBBBB" w:sz="1"/>
-              <w:left w:val="single" w:color="BBBBBB" w:sz="1"/>
-              <w:bottom w:val="single" w:color="BBBBBB" w:sz="1"/>
-              <w:right w:val="single" w:color="BBBBBB" w:sz="1"/>
-            </w:tcBorders>
-          </w:tcPr>
-          <w:p>
-            <w:pPr>
-              <w:spacing w:after="30" w:before="30"/>
-            </w:pPr>
-            <w:r>
-              <w:rPr>
-                <w:rFonts w:ascii="Microsoft YaHei" w:cs="Microsoft YaHei" w:eastAsia="Microsoft YaHei" w:hAnsi="Microsoft YaHei"/>
-                <w:b w:val="false"/>
-                <w:bCs w:val="false"/>
-                <w:sz w:val="21"/>
-                <w:szCs w:val="21"/>
-              </w:rPr>
-              <w:t xml:space="preserve">B</w:t>
-            </w:r>
-          </w:p>
-        </w:tc>
-        <w:tc>
-          <w:tcPr>
-            <w:tcW w:type="dxa" w:w="2340"/>
-            <w:tcBorders>
-              <w:top w:val="single" w:color="BBBBBB" w:sz="1"/>
-              <w:left w:val="single" w:color="BBBBBB" w:sz="1"/>
-              <w:bottom w:val="single" w:color="BBBBBB" w:sz="1"/>
-              <w:right w:val="single" w:color="BBBBBB" w:sz="1"/>
-            </w:tcBorders>
-          </w:tcPr>
-          <w:p>
-            <w:pPr>
-              <w:spacing w:after="30" w:before="30"/>
-            </w:pPr>
-            <w:r>
-              <w:rPr>
-                <w:rFonts w:ascii="Microsoft YaHei" w:cs="Microsoft YaHei" w:eastAsia="Microsoft YaHei" w:hAnsi="Microsoft YaHei"/>
-                <w:b w:val="false"/>
-                <w:bCs w:val="false"/>
-                <w:sz w:val="21"/>
-                <w:szCs w:val="21"/>
-              </w:rPr>
-              <w:t xml:space="preserve">基线</w:t>
-            </w:r>
-          </w:p>
-        </w:tc>
-        <w:tc>
-          <w:tcPr>
-            <w:tcW w:type="dxa" w:w="2340"/>
-            <w:tcBorders>
-              <w:top w:val="single" w:color="BBBBBB" w:sz="1"/>
-              <w:left w:val="single" w:color="BBBBBB" w:sz="1"/>
-              <w:bottom w:val="single" w:color="BBBBBB" w:sz="1"/>
-              <w:right w:val="single" w:color="BBBBBB" w:sz="1"/>
-            </w:tcBorders>
-          </w:tcPr>
-          <w:p>
-            <w:pPr>
-              <w:spacing w:after="30" w:before="30"/>
-            </w:pPr>
-            <w:r>
-              <w:rPr>
-                <w:rFonts w:ascii="Microsoft YaHei" w:cs="Microsoft YaHei" w:eastAsia="Microsoft YaHei" w:hAnsi="Microsoft YaHei"/>
-                <w:b w:val="false"/>
-                <w:bCs w:val="false"/>
-                <w:sz w:val="21"/>
-                <w:szCs w:val="21"/>
-              </w:rPr>
-              <w:t xml:space="preserve">页面界面说明</w:t>
-            </w:r>
-          </w:p>
-        </w:tc>
-        <w:tc>
-          <w:tcPr>
-            <w:tcW w:type="dxa" w:w="2340"/>
-            <w:tcBorders>
-              <w:top w:val="single" w:color="BBBBBB" w:sz="1"/>
-              <w:left w:val="single" w:color="BBBBBB" w:sz="1"/>
-              <w:bottom w:val="single" w:color="BBBBBB" w:sz="1"/>
-              <w:right w:val="single" w:color="BBBBBB" w:sz="1"/>
-            </w:tcBorders>
-          </w:tcPr>
-          <w:p>
-            <w:pPr>
-              <w:spacing w:after="30" w:before="30"/>
-            </w:pPr>
-            <w:r>
-              <w:rPr>
-                <w:rFonts w:ascii="Microsoft YaHei" w:cs="Microsoft YaHei" w:eastAsia="Microsoft YaHei" w:hAnsi="Microsoft YaHei"/>
-                <w:b w:val="false"/>
-                <w:bCs w:val="false"/>
-                <w:sz w:val="21"/>
-                <w:szCs w:val="21"/>
-              </w:rPr>
-              <w:t xml:space="preserve">-</w:t>
-            </w:r>
-          </w:p>
-        </w:tc>
-      </w:tr>
-      <w:tr>
-        <w:trPr>
-          <w:tblHeader w:val="false"/>
-        </w:trPr>
-        <w:tc>
-          <w:tcPr>
-            <w:tcW w:type="dxa" w:w="2340"/>
-            <w:tcBorders>
-              <w:top w:val="single" w:color="BBBBBB" w:sz="1"/>
-              <w:left w:val="single" w:color="BBBBBB" w:sz="1"/>
-              <w:bottom w:val="single" w:color="BBBBBB" w:sz="1"/>
-              <w:right w:val="single" w:color="BBBBBB" w:sz="1"/>
-            </w:tcBorders>
-          </w:tcPr>
-          <w:p>
-            <w:pPr>
-              <w:spacing w:after="30" w:before="30"/>
-            </w:pPr>
-            <w:r>
-              <w:rPr>
-                <w:rFonts w:ascii="Microsoft YaHei" w:cs="Microsoft YaHei" w:eastAsia="Microsoft YaHei" w:hAnsi="Microsoft YaHei"/>
-                <w:b w:val="false"/>
-                <w:bCs w:val="false"/>
-                <w:sz w:val="21"/>
-                <w:szCs w:val="21"/>
-              </w:rPr>
-              <w:t xml:space="preserve">C</w:t>
-            </w:r>
-          </w:p>
-        </w:tc>
-        <w:tc>
-          <w:tcPr>
-            <w:tcW w:type="dxa" w:w="2340"/>
-            <w:tcBorders>
-              <w:top w:val="single" w:color="BBBBBB" w:sz="1"/>
-              <w:left w:val="single" w:color="BBBBBB" w:sz="1"/>
-              <w:bottom w:val="single" w:color="BBBBBB" w:sz="1"/>
-              <w:right w:val="single" w:color="BBBBBB" w:sz="1"/>
-            </w:tcBorders>
-          </w:tcPr>
-          <w:p>
-            <w:pPr>
-              <w:spacing w:after="30" w:before="30"/>
-            </w:pPr>
-            <w:r>
-              <w:rPr>
-                <w:rFonts w:ascii="Microsoft YaHei" w:cs="Microsoft YaHei" w:eastAsia="Microsoft YaHei" w:hAnsi="Microsoft YaHei"/>
-                <w:b w:val="false"/>
-                <w:bCs w:val="false"/>
-                <w:sz w:val="21"/>
-                <w:szCs w:val="21"/>
-              </w:rPr>
-              <w:t xml:space="preserve">基线</w:t>
-            </w:r>
-          </w:p>
-        </w:tc>
-        <w:tc>
-          <w:tcPr>
-            <w:tcW w:type="dxa" w:w="2340"/>
-            <w:tcBorders>
-              <w:top w:val="single" w:color="BBBBBB" w:sz="1"/>
-              <w:left w:val="single" w:color="BBBBBB" w:sz="1"/>
-              <w:bottom w:val="single" w:color="BBBBBB" w:sz="1"/>
-              <w:right w:val="single" w:color="BBBBBB" w:sz="1"/>
-            </w:tcBorders>
-          </w:tcPr>
-          <w:p>
-            <w:pPr>
-              <w:spacing w:after="30" w:before="30"/>
-            </w:pPr>
-            <w:r>
-              <w:rPr>
-                <w:rFonts w:ascii="Microsoft YaHei" w:cs="Microsoft YaHei" w:eastAsia="Microsoft YaHei" w:hAnsi="Microsoft YaHei"/>
-                <w:b w:val="false"/>
-                <w:bCs w:val="false"/>
-                <w:sz w:val="21"/>
-                <w:szCs w:val="21"/>
-              </w:rPr>
-              <w:t xml:space="preserve">-</w:t>
-            </w:r>
-          </w:p>
-        </w:tc>
-        <w:tc>
-          <w:tcPr>
-            <w:tcW w:type="dxa" w:w="2340"/>
-            <w:tcBorders>
-              <w:top w:val="single" w:color="BBBBBB" w:sz="1"/>
-              <w:left w:val="single" w:color="BBBBBB" w:sz="1"/>
-              <w:bottom w:val="single" w:color="BBBBBB" w:sz="1"/>
-              <w:right w:val="single" w:color="BBBBBB" w:sz="1"/>
-            </w:tcBorders>
-          </w:tcPr>
-          <w:p>
-            <w:pPr>
-              <w:spacing w:after="30" w:before="30"/>
-            </w:pPr>
-            <w:r>
-              <w:rPr>
-                <w:rFonts w:ascii="Microsoft YaHei" w:cs="Microsoft YaHei" w:eastAsia="Microsoft YaHei" w:hAnsi="Microsoft YaHei"/>
-                <w:b w:val="false"/>
-                <w:bCs w:val="false"/>
-                <w:sz w:val="21"/>
-                <w:szCs w:val="21"/>
-              </w:rPr>
-              <w:t xml:space="preserve">健康知识参考</w:t>
-            </w:r>
-          </w:p>
-        </w:tc>
-      </w:tr>
-      <w:tr>
-        <w:trPr>
-          <w:tblHeader w:val="false"/>
-        </w:trPr>
-        <w:tc>
-          <w:tcPr>
-            <w:tcW w:type="dxa" w:w="2340"/>
-            <w:tcBorders>
-              <w:top w:val="single" w:color="BBBBBB" w:sz="1"/>
-              <w:left w:val="single" w:color="BBBBBB" w:sz="1"/>
-              <w:bottom w:val="single" w:color="BBBBBB" w:sz="1"/>
-              <w:right w:val="single" w:color="BBBBBB" w:sz="1"/>
-            </w:tcBorders>
-          </w:tcPr>
-          <w:p>
-            <w:pPr>
-              <w:spacing w:after="30" w:before="30"/>
-            </w:pPr>
-            <w:r>
-              <w:rPr>
-                <w:rFonts w:ascii="Microsoft YaHei" w:cs="Microsoft YaHei" w:eastAsia="Microsoft YaHei" w:hAnsi="Microsoft YaHei"/>
-                <w:b w:val="false"/>
-                <w:bCs w:val="false"/>
-                <w:sz w:val="21"/>
-                <w:szCs w:val="21"/>
-              </w:rPr>
-              <w:t xml:space="preserve">D</w:t>
-            </w:r>
-          </w:p>
-        </w:tc>
-        <w:tc>
-          <w:tcPr>
-            <w:tcW w:type="dxa" w:w="2340"/>
-            <w:tcBorders>
-              <w:top w:val="single" w:color="BBBBBB" w:sz="1"/>
-              <w:left w:val="single" w:color="BBBBBB" w:sz="1"/>
-              <w:bottom w:val="single" w:color="BBBBBB" w:sz="1"/>
-              <w:right w:val="single" w:color="BBBBBB" w:sz="1"/>
-            </w:tcBorders>
-          </w:tcPr>
-          <w:p>
-            <w:pPr>
-              <w:spacing w:after="30" w:before="30"/>
-            </w:pPr>
-            <w:r>
-              <w:rPr>
-                <w:rFonts w:ascii="Microsoft YaHei" w:cs="Microsoft YaHei" w:eastAsia="Microsoft YaHei" w:hAnsi="Microsoft YaHei"/>
-                <w:b w:val="false"/>
-                <w:bCs w:val="false"/>
-                <w:sz w:val="21"/>
-                <w:szCs w:val="21"/>
-              </w:rPr>
-              <w:t xml:space="preserve">基线</w:t>
-            </w:r>
-          </w:p>
-        </w:tc>
-        <w:tc>
-          <w:tcPr>
-            <w:tcW w:type="dxa" w:w="2340"/>
-            <w:tcBorders>
-              <w:top w:val="single" w:color="BBBBBB" w:sz="1"/>
-              <w:left w:val="single" w:color="BBBBBB" w:sz="1"/>
-              <w:bottom w:val="single" w:color="BBBBBB" w:sz="1"/>
-              <w:right w:val="single" w:color="BBBBBB" w:sz="1"/>
-            </w:tcBorders>
-          </w:tcPr>
-          <w:p>
-            <w:pPr>
-              <w:spacing w:after="30" w:before="30"/>
-            </w:pPr>
-            <w:r>
-              <w:rPr>
-                <w:rFonts w:ascii="Microsoft YaHei" w:cs="Microsoft YaHei" w:eastAsia="Microsoft YaHei" w:hAnsi="Microsoft YaHei"/>
-                <w:b w:val="false"/>
-                <w:bCs w:val="false"/>
-                <w:sz w:val="21"/>
-                <w:szCs w:val="21"/>
-              </w:rPr>
-              <w:t xml:space="preserve">页面界面说明</w:t>
-            </w:r>
-          </w:p>
-        </w:tc>
-        <w:tc>
-          <w:tcPr>
-            <w:tcW w:type="dxa" w:w="2340"/>
-            <w:tcBorders>
-              <w:top w:val="single" w:color="BBBBBB" w:sz="1"/>
-              <w:left w:val="single" w:color="BBBBBB" w:sz="1"/>
-              <w:bottom w:val="single" w:color="BBBBBB" w:sz="1"/>
-              <w:right w:val="single" w:color="BBBBBB" w:sz="1"/>
-            </w:tcBorders>
-          </w:tcPr>
-          <w:p>
-            <w:pPr>
-              <w:spacing w:after="30" w:before="30"/>
-            </w:pPr>
-            <w:r>
-              <w:rPr>
-                <w:rFonts w:ascii="Microsoft YaHei" w:cs="Microsoft YaHei" w:eastAsia="Microsoft YaHei" w:hAnsi="Microsoft YaHei"/>
-                <w:b w:val="false"/>
-                <w:bCs w:val="false"/>
-                <w:sz w:val="21"/>
-                <w:szCs w:val="21"/>
-              </w:rPr>
-              <w:t xml:space="preserve">健康知识参考</w:t>
-            </w:r>
-          </w:p>
-        </w:tc>
-      </w:tr>
-    </w:tbl>
-    <w:p>
-      <w:pPr>
-        <w:spacing w:after="100"/>
-      </w:pPr>
-    </w:p>
-    <w:p>
-      <w:pPr>
-        <w:spacing w:after="50" w:before="50"/>
-      </w:pPr>
-      <w:r>
-        <w:rPr>
-          <w:rFonts w:ascii="Microsoft YaHei" w:cs="Microsoft YaHei" w:eastAsia="Microsoft YaHei" w:hAnsi="Microsoft YaHei"/>
-          <w:b/>
-          <w:bCs/>
-          <w:sz w:val="21"/>
-          <w:szCs w:val="21"/>
-        </w:rPr>
-        <w:t xml:space="preserve">实验规模：</w:t>
-      </w:r>
-      <w:r>
-        <w:rPr>
-          <w:rFonts w:ascii="Microsoft YaHei" w:cs="Microsoft YaHei" w:eastAsia="Microsoft YaHei" w:hAnsi="Microsoft YaHei"/>
-          <w:b w:val="false"/>
-          <w:bCs w:val="false"/>
-          <w:sz w:val="21"/>
-          <w:szCs w:val="21"/>
-        </w:rPr>
-        <w:t xml:space="preserve"> 5 模型 x 4 条件 x 48 case = 960 次评测</w:t>
-      </w:r>
-    </w:p>
-    <w:p>
-      <w:pPr>
-        <w:spacing w:after="50" w:before="50"/>
-      </w:pPr>
-      <w:r>
-        <w:rPr>
-          <w:rFonts w:ascii="Microsoft YaHei" w:cs="Microsoft YaHei" w:eastAsia="Microsoft YaHei" w:hAnsi="Microsoft YaHei"/>
-          <w:b/>
-          <w:bCs/>
-          <w:sz w:val="21"/>
-          <w:szCs w:val="21"/>
-        </w:rPr>
-        <w:t xml:space="preserve">评测维度（12 维）：</w:t>
-      </w:r>
-    </w:p>
-    <w:tbl>
-      <w:tblPr>
-        <w:tblW w:type="auto" w:w="100"/>
-        <w:tblBorders>
-          <w:top w:val="single" w:color="auto" w:sz="4"/>
-          <w:left w:val="single" w:color="auto" w:sz="4"/>
-          <w:bottom w:val="single" w:color="auto" w:sz="4"/>
-          <w:right w:val="single" w:color="auto" w:sz="4"/>
-          <w:insideH w:val="single" w:color="auto" w:sz="4"/>
-          <w:insideV w:val="single" w:color="auto" w:sz="4"/>
-        </w:tblBorders>
-      </w:tblPr>
-      <w:tblGrid>
-        <w:gridCol w:w="3120"/>
-        <w:gridCol w:w="3120"/>
-        <w:gridCol w:w="3120"/>
-      </w:tblGrid>
-      <w:tr>
-        <w:trPr>
-          <w:tblHeader/>
-        </w:trPr>
-        <w:tc>
-          <w:tcPr>
-            <w:tcW w:type="dxa" w:w="3120"/>
-            <w:tcBorders>
-              <w:top w:val="single" w:color="BBBBBB" w:sz="1"/>
-              <w:left w:val="single" w:color="BBBBBB" w:sz="1"/>
-              <w:bottom w:val="single" w:color="BBBBBB" w:sz="1"/>
-              <w:right w:val="single" w:color="BBBBBB" w:sz="1"/>
-            </w:tcBorders>
-            <w:shd w:fill="D5E8F0" w:val="clear"/>
-          </w:tcPr>
-          <w:p>
-            <w:pPr>
-              <w:spacing w:after="30" w:before="30"/>
-            </w:pPr>
-            <w:r>
-              <w:rPr>
-                <w:rFonts w:ascii="Microsoft YaHei" w:cs="Microsoft YaHei" w:eastAsia="Microsoft YaHei" w:hAnsi="Microsoft YaHei"/>
-                <w:b/>
-                <w:bCs/>
-                <w:sz w:val="21"/>
-                <w:szCs w:val="21"/>
-              </w:rPr>
-              <w:t xml:space="preserve">#</w:t>
-            </w:r>
-          </w:p>
-        </w:tc>
-        <w:tc>
-          <w:tcPr>
-            <w:tcW w:type="dxa" w:w="3120"/>
-            <w:tcBorders>
-              <w:top w:val="single" w:color="BBBBBB" w:sz="1"/>
-              <w:left w:val="single" w:color="BBBBBB" w:sz="1"/>
-              <w:bottom w:val="single" w:color="BBBBBB" w:sz="1"/>
-              <w:right w:val="single" w:color="BBBBBB" w:sz="1"/>
-            </w:tcBorders>
-            <w:shd w:fill="D5E8F0" w:val="clear"/>
-          </w:tcPr>
-          <w:p>
-            <w:pPr>
-              <w:spacing w:after="30" w:before="30"/>
-            </w:pPr>
-            <w:r>
-              <w:rPr>
-                <w:rFonts w:ascii="Microsoft YaHei" w:cs="Microsoft YaHei" w:eastAsia="Microsoft YaHei" w:hAnsi="Microsoft YaHei"/>
-                <w:b/>
-                <w:bCs/>
-                <w:sz w:val="21"/>
-                <w:szCs w:val="21"/>
-              </w:rPr>
-              <w:t xml:space="preserve">维度</w:t>
-            </w:r>
-          </w:p>
-        </w:tc>
-        <w:tc>
-          <w:tcPr>
-            <w:tcW w:type="dxa" w:w="3120"/>
-            <w:tcBorders>
-              <w:top w:val="single" w:color="BBBBBB" w:sz="1"/>
-              <w:left w:val="single" w:color="BBBBBB" w:sz="1"/>
-              <w:bottom w:val="single" w:color="BBBBBB" w:sz="1"/>
-              <w:right w:val="single" w:color="BBBBBB" w:sz="1"/>
-            </w:tcBorders>
-            <w:shd w:fill="D5E8F0" w:val="clear"/>
-          </w:tcPr>
-          <w:p>
-            <w:pPr>
-              <w:spacing w:after="30" w:before="30"/>
-            </w:pPr>
-            <w:r>
-              <w:rPr>
-                <w:rFonts w:ascii="Microsoft YaHei" w:cs="Microsoft YaHei" w:eastAsia="Microsoft YaHei" w:hAnsi="Microsoft YaHei"/>
-                <w:b/>
-                <w:bCs/>
-                <w:sz w:val="21"/>
-                <w:szCs w:val="21"/>
-              </w:rPr>
-              <w:t xml:space="preserve">含义</w:t>
-            </w:r>
-          </w:p>
-        </w:tc>
-      </w:tr>
-      <w:tr>
-        <w:trPr>
-          <w:tblHeader w:val="false"/>
-        </w:trPr>
-        <w:tc>
-          <w:tcPr>
-            <w:tcW w:type="dxa" w:w="3120"/>
-            <w:tcBorders>
-              <w:top w:val="single" w:color="BBBBBB" w:sz="1"/>
-              <w:left w:val="single" w:color="BBBBBB" w:sz="1"/>
-              <w:bottom w:val="single" w:color="BBBBBB" w:sz="1"/>
-              <w:right w:val="single" w:color="BBBBBB" w:sz="1"/>
-            </w:tcBorders>
-          </w:tcPr>
-          <w:p>
-            <w:pPr>
-              <w:spacing w:after="30" w:before="30"/>
-            </w:pPr>
-            <w:r>
-              <w:rPr>
-                <w:rFonts w:ascii="Microsoft YaHei" w:cs="Microsoft YaHei" w:eastAsia="Microsoft YaHei" w:hAnsi="Microsoft YaHei"/>
-                <w:b w:val="false"/>
-                <w:bCs w:val="false"/>
-                <w:sz w:val="21"/>
-                <w:szCs w:val="21"/>
-              </w:rPr>
-              <w:t xml:space="preserve">1</w:t>
-            </w:r>
-          </w:p>
-        </w:tc>
-        <w:tc>
-          <w:tcPr>
-            <w:tcW w:type="dxa" w:w="3120"/>
-            <w:tcBorders>
-              <w:top w:val="single" w:color="BBBBBB" w:sz="1"/>
-              <w:left w:val="single" w:color="BBBBBB" w:sz="1"/>
-              <w:bottom w:val="single" w:color="BBBBBB" w:sz="1"/>
-              <w:right w:val="single" w:color="BBBBBB" w:sz="1"/>
-            </w:tcBorders>
-          </w:tcPr>
-          <w:p>
-            <w:pPr>
-              <w:spacing w:after="30" w:before="30"/>
-            </w:pPr>
-            <w:r>
-              <w:rPr>
-                <w:rFonts w:ascii="Microsoft YaHei" w:cs="Microsoft YaHei" w:eastAsia="Microsoft YaHei" w:hAnsi="Microsoft YaHei"/>
-                <w:b w:val="false"/>
-                <w:bCs w:val="false"/>
-                <w:sz w:val="21"/>
-                <w:szCs w:val="21"/>
-              </w:rPr>
-              <w:t xml:space="preserve">视觉识别准确率</w:t>
-            </w:r>
-          </w:p>
-        </w:tc>
-        <w:tc>
-          <w:tcPr>
-            <w:tcW w:type="dxa" w:w="3120"/>
-            <w:tcBorders>
-              <w:top w:val="single" w:color="BBBBBB" w:sz="1"/>
-              <w:left w:val="single" w:color="BBBBBB" w:sz="1"/>
-              <w:bottom w:val="single" w:color="BBBBBB" w:sz="1"/>
-              <w:right w:val="single" w:color="BBBBBB" w:sz="1"/>
-            </w:tcBorders>
-          </w:tcPr>
-          <w:p>
-            <w:pPr>
-              <w:spacing w:after="30" w:before="30"/>
-            </w:pPr>
-            <w:r>
-              <w:rPr>
-                <w:rFonts w:ascii="Microsoft YaHei" w:cs="Microsoft YaHei" w:eastAsia="Microsoft YaHei" w:hAnsi="Microsoft YaHei"/>
-                <w:b w:val="false"/>
-                <w:bCs w:val="false"/>
-                <w:sz w:val="21"/>
-                <w:szCs w:val="21"/>
-              </w:rPr>
-              <w:t xml:space="preserve">图像元素的正确识别</w:t>
-            </w:r>
-          </w:p>
-        </w:tc>
-      </w:tr>
-      <w:tr>
-        <w:trPr>
-          <w:tblHeader w:val="false"/>
-        </w:trPr>
-        <w:tc>
-          <w:tcPr>
-            <w:tcW w:type="dxa" w:w="3120"/>
-            <w:tcBorders>
-              <w:top w:val="single" w:color="BBBBBB" w:sz="1"/>
-              <w:left w:val="single" w:color="BBBBBB" w:sz="1"/>
-              <w:bottom w:val="single" w:color="BBBBBB" w:sz="1"/>
-              <w:right w:val="single" w:color="BBBBBB" w:sz="1"/>
-            </w:tcBorders>
-          </w:tcPr>
-          <w:p>
-            <w:pPr>
-              <w:spacing w:after="30" w:before="30"/>
-            </w:pPr>
-            <w:r>
-              <w:rPr>
-                <w:rFonts w:ascii="Microsoft YaHei" w:cs="Microsoft YaHei" w:eastAsia="Microsoft YaHei" w:hAnsi="Microsoft YaHei"/>
-                <w:b w:val="false"/>
-                <w:bCs w:val="false"/>
-                <w:sz w:val="21"/>
-                <w:szCs w:val="21"/>
-              </w:rPr>
-              <w:t xml:space="preserve">2</w:t>
-            </w:r>
-          </w:p>
-        </w:tc>
-        <w:tc>
-          <w:tcPr>
-            <w:tcW w:type="dxa" w:w="3120"/>
-            <w:tcBorders>
-              <w:top w:val="single" w:color="BBBBBB" w:sz="1"/>
-              <w:left w:val="single" w:color="BBBBBB" w:sz="1"/>
-              <w:bottom w:val="single" w:color="BBBBBB" w:sz="1"/>
-              <w:right w:val="single" w:color="BBBBBB" w:sz="1"/>
-            </w:tcBorders>
-          </w:tcPr>
-          <w:p>
-            <w:pPr>
-              <w:spacing w:after="30" w:before="30"/>
-            </w:pPr>
-            <w:r>
-              <w:rPr>
-                <w:rFonts w:ascii="Microsoft YaHei" w:cs="Microsoft YaHei" w:eastAsia="Microsoft YaHei" w:hAnsi="Microsoft YaHei"/>
-                <w:b w:val="false"/>
-                <w:bCs w:val="false"/>
-                <w:sz w:val="21"/>
-                <w:szCs w:val="21"/>
-              </w:rPr>
-              <w:t xml:space="preserve">幻觉控制率</w:t>
-            </w:r>
-          </w:p>
-        </w:tc>
-        <w:tc>
-          <w:tcPr>
-            <w:tcW w:type="dxa" w:w="3120"/>
-            <w:tcBorders>
-              <w:top w:val="single" w:color="BBBBBB" w:sz="1"/>
-              <w:left w:val="single" w:color="BBBBBB" w:sz="1"/>
-              <w:bottom w:val="single" w:color="BBBBBB" w:sz="1"/>
-              <w:right w:val="single" w:color="BBBBBB" w:sz="1"/>
-            </w:tcBorders>
-          </w:tcPr>
-          <w:p>
-            <w:pPr>
-              <w:spacing w:after="30" w:before="30"/>
-            </w:pPr>
-            <w:r>
-              <w:rPr>
-                <w:rFonts w:ascii="Microsoft YaHei" w:cs="Microsoft YaHei" w:eastAsia="Microsoft YaHei" w:hAnsi="Microsoft YaHei"/>
-                <w:b w:val="false"/>
-                <w:bCs w:val="false"/>
-                <w:sz w:val="21"/>
-                <w:szCs w:val="21"/>
-              </w:rPr>
-              <w:t xml:space="preserve">杜绝编造数据</w:t>
-            </w:r>
-          </w:p>
-        </w:tc>
-      </w:tr>
-      <w:tr>
-        <w:trPr>
-          <w:tblHeader w:val="false"/>
-        </w:trPr>
-        <w:tc>
-          <w:tcPr>
-            <w:tcW w:type="dxa" w:w="3120"/>
-            <w:tcBorders>
-              <w:top w:val="single" w:color="BBBBBB" w:sz="1"/>
-              <w:left w:val="single" w:color="BBBBBB" w:sz="1"/>
-              <w:bottom w:val="single" w:color="BBBBBB" w:sz="1"/>
-              <w:right w:val="single" w:color="BBBBBB" w:sz="1"/>
-            </w:tcBorders>
-          </w:tcPr>
-          <w:p>
-            <w:pPr>
-              <w:spacing w:after="30" w:before="30"/>
-            </w:pPr>
-            <w:r>
-              <w:rPr>
-                <w:rFonts w:ascii="Microsoft YaHei" w:cs="Microsoft YaHei" w:eastAsia="Microsoft YaHei" w:hAnsi="Microsoft YaHei"/>
-                <w:b w:val="false"/>
-                <w:bCs w:val="false"/>
-                <w:sz w:val="21"/>
-                <w:szCs w:val="21"/>
-              </w:rPr>
-              <w:t xml:space="preserve">3</w:t>
-            </w:r>
-          </w:p>
-        </w:tc>
-        <w:tc>
-          <w:tcPr>
-            <w:tcW w:type="dxa" w:w="3120"/>
-            <w:tcBorders>
-              <w:top w:val="single" w:color="BBBBBB" w:sz="1"/>
-              <w:left w:val="single" w:color="BBBBBB" w:sz="1"/>
-              <w:bottom w:val="single" w:color="BBBBBB" w:sz="1"/>
-              <w:right w:val="single" w:color="BBBBBB" w:sz="1"/>
-            </w:tcBorders>
-          </w:tcPr>
-          <w:p>
-            <w:pPr>
-              <w:spacing w:after="30" w:before="30"/>
-            </w:pPr>
-            <w:r>
-              <w:rPr>
-                <w:rFonts w:ascii="Microsoft YaHei" w:cs="Microsoft YaHei" w:eastAsia="Microsoft YaHei" w:hAnsi="Microsoft YaHei"/>
-                <w:b w:val="false"/>
-                <w:bCs w:val="false"/>
-                <w:sz w:val="21"/>
-                <w:szCs w:val="21"/>
-              </w:rPr>
-              <w:t xml:space="preserve">数值读取精度</w:t>
-            </w:r>
-          </w:p>
-        </w:tc>
-        <w:tc>
-          <w:tcPr>
-            <w:tcW w:type="dxa" w:w="3120"/>
-            <w:tcBorders>
-              <w:top w:val="single" w:color="BBBBBB" w:sz="1"/>
-              <w:left w:val="single" w:color="BBBBBB" w:sz="1"/>
-              <w:bottom w:val="single" w:color="BBBBBB" w:sz="1"/>
-              <w:right w:val="single" w:color="BBBBBB" w:sz="1"/>
-            </w:tcBorders>
-          </w:tcPr>
-          <w:p>
-            <w:pPr>
-              <w:spacing w:after="30" w:before="30"/>
-            </w:pPr>
-            <w:r>
-              <w:rPr>
-                <w:rFonts w:ascii="Microsoft YaHei" w:cs="Microsoft YaHei" w:eastAsia="Microsoft YaHei" w:hAnsi="Microsoft YaHei"/>
-                <w:b w:val="false"/>
-                <w:bCs w:val="false"/>
-                <w:sz w:val="21"/>
-                <w:szCs w:val="21"/>
-              </w:rPr>
-              <w:t xml:space="preserve">数字准确度</w:t>
-            </w:r>
-          </w:p>
-        </w:tc>
-      </w:tr>
-      <w:tr>
-        <w:trPr>
-          <w:tblHeader w:val="false"/>
-        </w:trPr>
-        <w:tc>
-          <w:tcPr>
-            <w:tcW w:type="dxa" w:w="3120"/>
-            <w:tcBorders>
-              <w:top w:val="single" w:color="BBBBBB" w:sz="1"/>
-              <w:left w:val="single" w:color="BBBBBB" w:sz="1"/>
-              <w:bottom w:val="single" w:color="BBBBBB" w:sz="1"/>
-              <w:right w:val="single" w:color="BBBBBB" w:sz="1"/>
-            </w:tcBorders>
-          </w:tcPr>
-          <w:p>
-            <w:pPr>
-              <w:spacing w:after="30" w:before="30"/>
-            </w:pPr>
-            <w:r>
-              <w:rPr>
-                <w:rFonts w:ascii="Microsoft YaHei" w:cs="Microsoft YaHei" w:eastAsia="Microsoft YaHei" w:hAnsi="Microsoft YaHei"/>
-                <w:b w:val="false"/>
-                <w:bCs w:val="false"/>
-                <w:sz w:val="21"/>
-                <w:szCs w:val="21"/>
-              </w:rPr>
-              <w:t xml:space="preserve">4</w:t>
-            </w:r>
-          </w:p>
-        </w:tc>
-        <w:tc>
-          <w:tcPr>
-            <w:tcW w:type="dxa" w:w="3120"/>
-            <w:tcBorders>
-              <w:top w:val="single" w:color="BBBBBB" w:sz="1"/>
-              <w:left w:val="single" w:color="BBBBBB" w:sz="1"/>
-              <w:bottom w:val="single" w:color="BBBBBB" w:sz="1"/>
-              <w:right w:val="single" w:color="BBBBBB" w:sz="1"/>
-            </w:tcBorders>
-          </w:tcPr>
-          <w:p>
-            <w:pPr>
-              <w:spacing w:after="30" w:before="30"/>
-            </w:pPr>
-            <w:r>
-              <w:rPr>
-                <w:rFonts w:ascii="Microsoft YaHei" w:cs="Microsoft YaHei" w:eastAsia="Microsoft YaHei" w:hAnsi="Microsoft YaHei"/>
-                <w:b w:val="false"/>
-                <w:bCs w:val="false"/>
-                <w:sz w:val="21"/>
-                <w:szCs w:val="21"/>
-              </w:rPr>
-              <w:t xml:space="preserve">输出时序合规</w:t>
-            </w:r>
-          </w:p>
-        </w:tc>
-        <w:tc>
-          <w:tcPr>
-            <w:tcW w:type="dxa" w:w="3120"/>
-            <w:tcBorders>
-              <w:top w:val="single" w:color="BBBBBB" w:sz="1"/>
-              <w:left w:val="single" w:color="BBBBBB" w:sz="1"/>
-              <w:bottom w:val="single" w:color="BBBBBB" w:sz="1"/>
-              <w:right w:val="single" w:color="BBBBBB" w:sz="1"/>
-            </w:tcBorders>
-          </w:tcPr>
-          <w:p>
-            <w:pPr>
-              <w:spacing w:after="30" w:before="30"/>
-            </w:pPr>
-            <w:r>
-              <w:rPr>
-                <w:rFonts w:ascii="Microsoft YaHei" w:cs="Microsoft YaHei" w:eastAsia="Microsoft YaHei" w:hAnsi="Microsoft YaHei"/>
-                <w:b w:val="false"/>
-                <w:bCs w:val="false"/>
-                <w:sz w:val="21"/>
-                <w:szCs w:val="21"/>
-              </w:rPr>
-              <w:t xml:space="preserve">工具-&gt;回复顺序</w:t>
-            </w:r>
-          </w:p>
-        </w:tc>
-      </w:tr>
-      <w:tr>
-        <w:trPr>
-          <w:tblHeader w:val="false"/>
-        </w:trPr>
-        <w:tc>
-          <w:tcPr>
-            <w:tcW w:type="dxa" w:w="3120"/>
-            <w:tcBorders>
-              <w:top w:val="single" w:color="BBBBBB" w:sz="1"/>
-              <w:left w:val="single" w:color="BBBBBB" w:sz="1"/>
-              <w:bottom w:val="single" w:color="BBBBBB" w:sz="1"/>
-              <w:right w:val="single" w:color="BBBBBB" w:sz="1"/>
-            </w:tcBorders>
-          </w:tcPr>
-          <w:p>
-            <w:pPr>
-              <w:spacing w:after="30" w:before="30"/>
-            </w:pPr>
-            <w:r>
-              <w:rPr>
-                <w:rFonts w:ascii="Microsoft YaHei" w:cs="Microsoft YaHei" w:eastAsia="Microsoft YaHei" w:hAnsi="Microsoft YaHei"/>
-                <w:b w:val="false"/>
-                <w:bCs w:val="false"/>
-                <w:sz w:val="21"/>
-                <w:szCs w:val="21"/>
-              </w:rPr>
-              <w:t xml:space="preserve">5</w:t>
-            </w:r>
-          </w:p>
-        </w:tc>
-        <w:tc>
-          <w:tcPr>
-            <w:tcW w:type="dxa" w:w="3120"/>
-            <w:tcBorders>
-              <w:top w:val="single" w:color="BBBBBB" w:sz="1"/>
-              <w:left w:val="single" w:color="BBBBBB" w:sz="1"/>
-              <w:bottom w:val="single" w:color="BBBBBB" w:sz="1"/>
-              <w:right w:val="single" w:color="BBBBBB" w:sz="1"/>
-            </w:tcBorders>
-          </w:tcPr>
-          <w:p>
-            <w:pPr>
-              <w:spacing w:after="30" w:before="30"/>
-            </w:pPr>
-            <w:r>
-              <w:rPr>
-                <w:rFonts w:ascii="Microsoft YaHei" w:cs="Microsoft YaHei" w:eastAsia="Microsoft YaHei" w:hAnsi="Microsoft YaHei"/>
-                <w:b w:val="false"/>
-                <w:bCs w:val="false"/>
-                <w:sz w:val="21"/>
-                <w:szCs w:val="21"/>
-              </w:rPr>
-              <w:t xml:space="preserve">安全声明合规</w:t>
-            </w:r>
-          </w:p>
-        </w:tc>
-        <w:tc>
-          <w:tcPr>
-            <w:tcW w:type="dxa" w:w="3120"/>
-            <w:tcBorders>
-              <w:top w:val="single" w:color="BBBBBB" w:sz="1"/>
-              <w:left w:val="single" w:color="BBBBBB" w:sz="1"/>
-              <w:bottom w:val="single" w:color="BBBBBB" w:sz="1"/>
-              <w:right w:val="single" w:color="BBBBBB" w:sz="1"/>
-            </w:tcBorders>
-          </w:tcPr>
-          <w:p>
-            <w:pPr>
-              <w:spacing w:after="30" w:before="30"/>
-            </w:pPr>
-            <w:r>
-              <w:rPr>
-                <w:rFonts w:ascii="Microsoft YaHei" w:cs="Microsoft YaHei" w:eastAsia="Microsoft YaHei" w:hAnsi="Microsoft YaHei"/>
-                <w:b w:val="false"/>
-                <w:bCs w:val="false"/>
-                <w:sz w:val="21"/>
-                <w:szCs w:val="21"/>
-              </w:rPr>
-              <w:t xml:space="preserve">风险提示</w:t>
-            </w:r>
-          </w:p>
-        </w:tc>
-      </w:tr>
-      <w:tr>
-        <w:trPr>
-          <w:tblHeader w:val="false"/>
-        </w:trPr>
-        <w:tc>
-          <w:tcPr>
-            <w:tcW w:type="dxa" w:w="3120"/>
-            <w:tcBorders>
-              <w:top w:val="single" w:color="BBBBBB" w:sz="1"/>
-              <w:left w:val="single" w:color="BBBBBB" w:sz="1"/>
-              <w:bottom w:val="single" w:color="BBBBBB" w:sz="1"/>
-              <w:right w:val="single" w:color="BBBBBB" w:sz="1"/>
-            </w:tcBorders>
-          </w:tcPr>
-          <w:p>
-            <w:pPr>
-              <w:spacing w:after="30" w:before="30"/>
-            </w:pPr>
-            <w:r>
-              <w:rPr>
-                <w:rFonts w:ascii="Microsoft YaHei" w:cs="Microsoft YaHei" w:eastAsia="Microsoft YaHei" w:hAnsi="Microsoft YaHei"/>
-                <w:b w:val="false"/>
-                <w:bCs w:val="false"/>
-                <w:sz w:val="21"/>
-                <w:szCs w:val="21"/>
-              </w:rPr>
-              <w:t xml:space="preserve">6</w:t>
-            </w:r>
-          </w:p>
-        </w:tc>
-        <w:tc>
-          <w:tcPr>
-            <w:tcW w:type="dxa" w:w="3120"/>
-            <w:tcBorders>
-              <w:top w:val="single" w:color="BBBBBB" w:sz="1"/>
-              <w:left w:val="single" w:color="BBBBBB" w:sz="1"/>
-              <w:bottom w:val="single" w:color="BBBBBB" w:sz="1"/>
-              <w:right w:val="single" w:color="BBBBBB" w:sz="1"/>
-            </w:tcBorders>
-          </w:tcPr>
-          <w:p>
-            <w:pPr>
-              <w:spacing w:after="30" w:before="30"/>
-            </w:pPr>
-            <w:r>
-              <w:rPr>
-                <w:rFonts w:ascii="Microsoft YaHei" w:cs="Microsoft YaHei" w:eastAsia="Microsoft YaHei" w:hAnsi="Microsoft YaHei"/>
-                <w:b w:val="false"/>
-                <w:bCs w:val="false"/>
-                <w:sz w:val="21"/>
-                <w:szCs w:val="21"/>
-              </w:rPr>
-              <w:t xml:space="preserve">边界克制合规</w:t>
-            </w:r>
-          </w:p>
-        </w:tc>
-        <w:tc>
-          <w:tcPr>
-            <w:tcW w:type="dxa" w:w="3120"/>
-            <w:tcBorders>
-              <w:top w:val="single" w:color="BBBBBB" w:sz="1"/>
-              <w:left w:val="single" w:color="BBBBBB" w:sz="1"/>
-              <w:bottom w:val="single" w:color="BBBBBB" w:sz="1"/>
-              <w:right w:val="single" w:color="BBBBBB" w:sz="1"/>
-            </w:tcBorders>
-          </w:tcPr>
-          <w:p>
-            <w:pPr>
-              <w:spacing w:after="30" w:before="30"/>
-            </w:pPr>
-            <w:r>
-              <w:rPr>
-                <w:rFonts w:ascii="Microsoft YaHei" w:cs="Microsoft YaHei" w:eastAsia="Microsoft YaHei" w:hAnsi="Microsoft YaHei"/>
-                <w:b w:val="false"/>
-                <w:bCs w:val="false"/>
-                <w:sz w:val="21"/>
-                <w:szCs w:val="21"/>
-              </w:rPr>
-              <w:t xml:space="preserve">不越界诊断</w:t>
-            </w:r>
-          </w:p>
-        </w:tc>
-      </w:tr>
-      <w:tr>
-        <w:trPr>
-          <w:tblHeader w:val="false"/>
-        </w:trPr>
-        <w:tc>
-          <w:tcPr>
-            <w:tcW w:type="dxa" w:w="3120"/>
-            <w:tcBorders>
-              <w:top w:val="single" w:color="BBBBBB" w:sz="1"/>
-              <w:left w:val="single" w:color="BBBBBB" w:sz="1"/>
-              <w:bottom w:val="single" w:color="BBBBBB" w:sz="1"/>
-              <w:right w:val="single" w:color="BBBBBB" w:sz="1"/>
-            </w:tcBorders>
-          </w:tcPr>
-          <w:p>
-            <w:pPr>
-              <w:spacing w:after="30" w:before="30"/>
-            </w:pPr>
-            <w:r>
-              <w:rPr>
-                <w:rFonts w:ascii="Microsoft YaHei" w:cs="Microsoft YaHei" w:eastAsia="Microsoft YaHei" w:hAnsi="Microsoft YaHei"/>
-                <w:b w:val="false"/>
-                <w:bCs w:val="false"/>
-                <w:sz w:val="21"/>
-                <w:szCs w:val="21"/>
-              </w:rPr>
-              <w:t xml:space="preserve">7</w:t>
-            </w:r>
-          </w:p>
-        </w:tc>
-        <w:tc>
-          <w:tcPr>
-            <w:tcW w:type="dxa" w:w="3120"/>
-            <w:tcBorders>
-              <w:top w:val="single" w:color="BBBBBB" w:sz="1"/>
-              <w:left w:val="single" w:color="BBBBBB" w:sz="1"/>
-              <w:bottom w:val="single" w:color="BBBBBB" w:sz="1"/>
-              <w:right w:val="single" w:color="BBBBBB" w:sz="1"/>
-            </w:tcBorders>
-          </w:tcPr>
-          <w:p>
-            <w:pPr>
-              <w:spacing w:after="30" w:before="30"/>
-            </w:pPr>
-            <w:r>
-              <w:rPr>
-                <w:rFonts w:ascii="Microsoft YaHei" w:cs="Microsoft YaHei" w:eastAsia="Microsoft YaHei" w:hAnsi="Microsoft YaHei"/>
-                <w:b w:val="false"/>
-                <w:bCs w:val="false"/>
-                <w:sz w:val="21"/>
-                <w:szCs w:val="21"/>
-              </w:rPr>
-              <w:t xml:space="preserve">数据引用质量</w:t>
-            </w:r>
-          </w:p>
-        </w:tc>
-        <w:tc>
-          <w:tcPr>
-            <w:tcW w:type="dxa" w:w="3120"/>
-            <w:tcBorders>
-              <w:top w:val="single" w:color="BBBBBB" w:sz="1"/>
-              <w:left w:val="single" w:color="BBBBBB" w:sz="1"/>
-              <w:bottom w:val="single" w:color="BBBBBB" w:sz="1"/>
-              <w:right w:val="single" w:color="BBBBBB" w:sz="1"/>
-            </w:tcBorders>
-          </w:tcPr>
-          <w:p>
-            <w:pPr>
-              <w:spacing w:after="30" w:before="30"/>
-            </w:pPr>
-            <w:r>
-              <w:rPr>
-                <w:rFonts w:ascii="Microsoft YaHei" w:cs="Microsoft YaHei" w:eastAsia="Microsoft YaHei" w:hAnsi="Microsoft YaHei"/>
-                <w:b w:val="false"/>
-                <w:bCs w:val="false"/>
-                <w:sz w:val="21"/>
-                <w:szCs w:val="21"/>
-              </w:rPr>
-              <w:t xml:space="preserve">引用可溯源</w:t>
-            </w:r>
-          </w:p>
-        </w:tc>
-      </w:tr>
-      <w:tr>
-        <w:trPr>
-          <w:tblHeader w:val="false"/>
-        </w:trPr>
-        <w:tc>
-          <w:tcPr>
-            <w:tcW w:type="dxa" w:w="3120"/>
-            <w:tcBorders>
-              <w:top w:val="single" w:color="BBBBBB" w:sz="1"/>
-              <w:left w:val="single" w:color="BBBBBB" w:sz="1"/>
-              <w:bottom w:val="single" w:color="BBBBBB" w:sz="1"/>
-              <w:right w:val="single" w:color="BBBBBB" w:sz="1"/>
-            </w:tcBorders>
-          </w:tcPr>
-          <w:p>
-            <w:pPr>
-              <w:spacing w:after="30" w:before="30"/>
-            </w:pPr>
-            <w:r>
-              <w:rPr>
-                <w:rFonts w:ascii="Microsoft YaHei" w:cs="Microsoft YaHei" w:eastAsia="Microsoft YaHei" w:hAnsi="Microsoft YaHei"/>
-                <w:b w:val="false"/>
-                <w:bCs w:val="false"/>
-                <w:sz w:val="21"/>
-                <w:szCs w:val="21"/>
-              </w:rPr>
-              <w:t xml:space="preserve">8</w:t>
-            </w:r>
-          </w:p>
-        </w:tc>
-        <w:tc>
-          <w:tcPr>
-            <w:tcW w:type="dxa" w:w="3120"/>
-            <w:tcBorders>
-              <w:top w:val="single" w:color="BBBBBB" w:sz="1"/>
-              <w:left w:val="single" w:color="BBBBBB" w:sz="1"/>
-              <w:bottom w:val="single" w:color="BBBBBB" w:sz="1"/>
-              <w:right w:val="single" w:color="BBBBBB" w:sz="1"/>
-            </w:tcBorders>
-          </w:tcPr>
-          <w:p>
-            <w:pPr>
-              <w:spacing w:after="30" w:before="30"/>
-            </w:pPr>
-            <w:r>
-              <w:rPr>
-                <w:rFonts w:ascii="Microsoft YaHei" w:cs="Microsoft YaHei" w:eastAsia="Microsoft YaHei" w:hAnsi="Microsoft YaHei"/>
-                <w:b w:val="false"/>
-                <w:bCs w:val="false"/>
-                <w:sz w:val="21"/>
-                <w:szCs w:val="21"/>
-              </w:rPr>
-              <w:t xml:space="preserve">端侧数据优先性</w:t>
-            </w:r>
-          </w:p>
-        </w:tc>
-        <w:tc>
-          <w:tcPr>
-            <w:tcW w:type="dxa" w:w="3120"/>
-            <w:tcBorders>
-              <w:top w:val="single" w:color="BBBBBB" w:sz="1"/>
-              <w:left w:val="single" w:color="BBBBBB" w:sz="1"/>
-              <w:bottom w:val="single" w:color="BBBBBB" w:sz="1"/>
-              <w:right w:val="single" w:color="BBBBBB" w:sz="1"/>
-            </w:tcBorders>
-          </w:tcPr>
-          <w:p>
-            <w:pPr>
-              <w:spacing w:after="30" w:before="30"/>
-            </w:pPr>
-            <w:r>
-              <w:rPr>
-                <w:rFonts w:ascii="Microsoft YaHei" w:cs="Microsoft YaHei" w:eastAsia="Microsoft YaHei" w:hAnsi="Microsoft YaHei"/>
-                <w:b w:val="false"/>
-                <w:bCs w:val="false"/>
-                <w:sz w:val="21"/>
-                <w:szCs w:val="21"/>
-              </w:rPr>
-              <w:t xml:space="preserve">terminal_data 优先于 cloud_data</w:t>
-            </w:r>
-          </w:p>
-        </w:tc>
-      </w:tr>
-      <w:tr>
-        <w:trPr>
-          <w:tblHeader w:val="false"/>
-        </w:trPr>
-        <w:tc>
-          <w:tcPr>
-            <w:tcW w:type="dxa" w:w="3120"/>
-            <w:tcBorders>
-              <w:top w:val="single" w:color="BBBBBB" w:sz="1"/>
-              <w:left w:val="single" w:color="BBBBBB" w:sz="1"/>
-              <w:bottom w:val="single" w:color="BBBBBB" w:sz="1"/>
-              <w:right w:val="single" w:color="BBBBBB" w:sz="1"/>
-            </w:tcBorders>
-          </w:tcPr>
-          <w:p>
-            <w:pPr>
-              <w:spacing w:after="30" w:before="30"/>
-            </w:pPr>
-            <w:r>
-              <w:rPr>
-                <w:rFonts w:ascii="Microsoft YaHei" w:cs="Microsoft YaHei" w:eastAsia="Microsoft YaHei" w:hAnsi="Microsoft YaHei"/>
-                <w:b w:val="false"/>
-                <w:bCs w:val="false"/>
-                <w:sz w:val="21"/>
-                <w:szCs w:val="21"/>
-              </w:rPr>
-              <w:t xml:space="preserve">9</w:t>
-            </w:r>
-          </w:p>
-        </w:tc>
-        <w:tc>
-          <w:tcPr>
-            <w:tcW w:type="dxa" w:w="3120"/>
-            <w:tcBorders>
-              <w:top w:val="single" w:color="BBBBBB" w:sz="1"/>
-              <w:left w:val="single" w:color="BBBBBB" w:sz="1"/>
-              <w:bottom w:val="single" w:color="BBBBBB" w:sz="1"/>
-              <w:right w:val="single" w:color="BBBBBB" w:sz="1"/>
-            </w:tcBorders>
-          </w:tcPr>
-          <w:p>
-            <w:pPr>
-              <w:spacing w:after="30" w:before="30"/>
-            </w:pPr>
-            <w:r>
-              <w:rPr>
-                <w:rFonts w:ascii="Microsoft YaHei" w:cs="Microsoft YaHei" w:eastAsia="Microsoft YaHei" w:hAnsi="Microsoft YaHei"/>
-                <w:b w:val="false"/>
-                <w:bCs w:val="false"/>
-                <w:sz w:val="21"/>
-                <w:szCs w:val="21"/>
-              </w:rPr>
-              <w:t xml:space="preserve">工具调用时机准确性</w:t>
-            </w:r>
-          </w:p>
-        </w:tc>
-        <w:tc>
-          <w:tcPr>
-            <w:tcW w:type="dxa" w:w="3120"/>
-            <w:tcBorders>
-              <w:top w:val="single" w:color="BBBBBB" w:sz="1"/>
-              <w:left w:val="single" w:color="BBBBBB" w:sz="1"/>
-              <w:bottom w:val="single" w:color="BBBBBB" w:sz="1"/>
-              <w:right w:val="single" w:color="BBBBBB" w:sz="1"/>
-            </w:tcBorders>
-          </w:tcPr>
-          <w:p>
-            <w:pPr>
-              <w:spacing w:after="30" w:before="30"/>
-            </w:pPr>
-            <w:r>
-              <w:rPr>
-                <w:rFonts w:ascii="Microsoft YaHei" w:cs="Microsoft YaHei" w:eastAsia="Microsoft YaHei" w:hAnsi="Microsoft YaHei"/>
-                <w:b w:val="false"/>
-                <w:bCs w:val="false"/>
-                <w:sz w:val="21"/>
-                <w:szCs w:val="21"/>
-              </w:rPr>
-              <w:t xml:space="preserve">异常时是否主动调云侧工具</w:t>
-            </w:r>
-          </w:p>
-        </w:tc>
-      </w:tr>
-      <w:tr>
-        <w:trPr>
-          <w:tblHeader w:val="false"/>
-        </w:trPr>
-        <w:tc>
-          <w:tcPr>
-            <w:tcW w:type="dxa" w:w="3120"/>
-            <w:tcBorders>
-              <w:top w:val="single" w:color="BBBBBB" w:sz="1"/>
-              <w:left w:val="single" w:color="BBBBBB" w:sz="1"/>
-              <w:bottom w:val="single" w:color="BBBBBB" w:sz="1"/>
-              <w:right w:val="single" w:color="BBBBBB" w:sz="1"/>
-            </w:tcBorders>
-          </w:tcPr>
-          <w:p>
-            <w:pPr>
-              <w:spacing w:after="30" w:before="30"/>
-            </w:pPr>
-            <w:r>
-              <w:rPr>
-                <w:rFonts w:ascii="Microsoft YaHei" w:cs="Microsoft YaHei" w:eastAsia="Microsoft YaHei" w:hAnsi="Microsoft YaHei"/>
-                <w:b w:val="false"/>
-                <w:bCs w:val="false"/>
-                <w:sz w:val="21"/>
-                <w:szCs w:val="21"/>
-              </w:rPr>
-              <w:t xml:space="preserve">10</w:t>
-            </w:r>
-          </w:p>
-        </w:tc>
-        <w:tc>
-          <w:tcPr>
-            <w:tcW w:type="dxa" w:w="3120"/>
-            <w:tcBorders>
-              <w:top w:val="single" w:color="BBBBBB" w:sz="1"/>
-              <w:left w:val="single" w:color="BBBBBB" w:sz="1"/>
-              <w:bottom w:val="single" w:color="BBBBBB" w:sz="1"/>
-              <w:right w:val="single" w:color="BBBBBB" w:sz="1"/>
-            </w:tcBorders>
-          </w:tcPr>
-          <w:p>
-            <w:pPr>
-              <w:spacing w:after="30" w:before="30"/>
-            </w:pPr>
-            <w:r>
-              <w:rPr>
-                <w:rFonts w:ascii="Microsoft YaHei" w:cs="Microsoft YaHei" w:eastAsia="Microsoft YaHei" w:hAnsi="Microsoft YaHei"/>
-                <w:b w:val="false"/>
-                <w:bCs w:val="false"/>
-                <w:sz w:val="21"/>
-                <w:szCs w:val="21"/>
-              </w:rPr>
-              <w:t xml:space="preserve">工具调用结果整合度</w:t>
-            </w:r>
-          </w:p>
-        </w:tc>
-        <w:tc>
-          <w:tcPr>
-            <w:tcW w:type="dxa" w:w="3120"/>
-            <w:tcBorders>
-              <w:top w:val="single" w:color="BBBBBB" w:sz="1"/>
-              <w:left w:val="single" w:color="BBBBBB" w:sz="1"/>
-              <w:bottom w:val="single" w:color="BBBBBB" w:sz="1"/>
-              <w:right w:val="single" w:color="BBBBBB" w:sz="1"/>
-            </w:tcBorders>
-          </w:tcPr>
-          <w:p>
-            <w:pPr>
-              <w:spacing w:after="30" w:before="30"/>
-            </w:pPr>
-            <w:r>
-              <w:rPr>
-                <w:rFonts w:ascii="Microsoft YaHei" w:cs="Microsoft YaHei" w:eastAsia="Microsoft YaHei" w:hAnsi="Microsoft YaHei"/>
-                <w:b w:val="false"/>
-                <w:bCs w:val="false"/>
-                <w:sz w:val="21"/>
-                <w:szCs w:val="21"/>
-              </w:rPr>
-              <w:t xml:space="preserve">工具结果是否融入回复</w:t>
-            </w:r>
-          </w:p>
-        </w:tc>
-      </w:tr>
-      <w:tr>
-        <w:trPr>
-          <w:tblHeader w:val="false"/>
-        </w:trPr>
-        <w:tc>
-          <w:tcPr>
-            <w:tcW w:type="dxa" w:w="3120"/>
-            <w:tcBorders>
-              <w:top w:val="single" w:color="BBBBBB" w:sz="1"/>
-              <w:left w:val="single" w:color="BBBBBB" w:sz="1"/>
-              <w:bottom w:val="single" w:color="BBBBBB" w:sz="1"/>
-              <w:right w:val="single" w:color="BBBBBB" w:sz="1"/>
-            </w:tcBorders>
-          </w:tcPr>
-          <w:p>
-            <w:pPr>
-              <w:spacing w:after="30" w:before="30"/>
-            </w:pPr>
-            <w:r>
-              <w:rPr>
-                <w:rFonts w:ascii="Microsoft YaHei" w:cs="Microsoft YaHei" w:eastAsia="Microsoft YaHei" w:hAnsi="Microsoft YaHei"/>
-                <w:b w:val="false"/>
-                <w:bCs w:val="false"/>
-                <w:sz w:val="21"/>
-                <w:szCs w:val="21"/>
-              </w:rPr>
-              <w:t xml:space="preserve">11</w:t>
-            </w:r>
-          </w:p>
-        </w:tc>
-        <w:tc>
-          <w:tcPr>
-            <w:tcW w:type="dxa" w:w="3120"/>
-            <w:tcBorders>
-              <w:top w:val="single" w:color="BBBBBB" w:sz="1"/>
-              <w:left w:val="single" w:color="BBBBBB" w:sz="1"/>
-              <w:bottom w:val="single" w:color="BBBBBB" w:sz="1"/>
-              <w:right w:val="single" w:color="BBBBBB" w:sz="1"/>
-            </w:tcBorders>
-          </w:tcPr>
-          <w:p>
-            <w:pPr>
-              <w:spacing w:after="30" w:before="30"/>
-            </w:pPr>
-            <w:r>
-              <w:rPr>
-                <w:rFonts w:ascii="Microsoft YaHei" w:cs="Microsoft YaHei" w:eastAsia="Microsoft YaHei" w:hAnsi="Microsoft YaHei"/>
-                <w:b w:val="false"/>
-                <w:bCs w:val="false"/>
-                <w:sz w:val="21"/>
-                <w:szCs w:val="21"/>
-              </w:rPr>
-              <w:t xml:space="preserve">任务完成度</w:t>
-            </w:r>
-          </w:p>
-        </w:tc>
-        <w:tc>
-          <w:tcPr>
-            <w:tcW w:type="dxa" w:w="3120"/>
-            <w:tcBorders>
-              <w:top w:val="single" w:color="BBBBBB" w:sz="1"/>
-              <w:left w:val="single" w:color="BBBBBB" w:sz="1"/>
-              <w:bottom w:val="single" w:color="BBBBBB" w:sz="1"/>
-              <w:right w:val="single" w:color="BBBBBB" w:sz="1"/>
-            </w:tcBorders>
-          </w:tcPr>
-          <w:p>
-            <w:pPr>
-              <w:spacing w:after="30" w:before="30"/>
-            </w:pPr>
-            <w:r>
-              <w:rPr>
-                <w:rFonts w:ascii="Microsoft YaHei" w:cs="Microsoft YaHei" w:eastAsia="Microsoft YaHei" w:hAnsi="Microsoft YaHei"/>
-                <w:b w:val="false"/>
-                <w:bCs w:val="false"/>
-                <w:sz w:val="21"/>
-                <w:szCs w:val="21"/>
-              </w:rPr>
-              <w:t xml:space="preserve">用户问题是否完整回答</w:t>
-            </w:r>
-          </w:p>
-        </w:tc>
-      </w:tr>
-      <w:tr>
-        <w:trPr>
-          <w:tblHeader w:val="false"/>
-        </w:trPr>
-        <w:tc>
-          <w:tcPr>
-            <w:tcW w:type="dxa" w:w="3120"/>
-            <w:tcBorders>
-              <w:top w:val="single" w:color="BBBBBB" w:sz="1"/>
-              <w:left w:val="single" w:color="BBBBBB" w:sz="1"/>
-              <w:bottom w:val="single" w:color="BBBBBB" w:sz="1"/>
-              <w:right w:val="single" w:color="BBBBBB" w:sz="1"/>
-            </w:tcBorders>
-          </w:tcPr>
-          <w:p>
-            <w:pPr>
-              <w:spacing w:after="30" w:before="30"/>
-            </w:pPr>
-            <w:r>
-              <w:rPr>
-                <w:rFonts w:ascii="Microsoft YaHei" w:cs="Microsoft YaHei" w:eastAsia="Microsoft YaHei" w:hAnsi="Microsoft YaHei"/>
-                <w:b w:val="false"/>
-                <w:bCs w:val="false"/>
-                <w:sz w:val="21"/>
-                <w:szCs w:val="21"/>
-              </w:rPr>
-              <w:t xml:space="preserve">12</w:t>
-            </w:r>
-          </w:p>
-        </w:tc>
-        <w:tc>
-          <w:tcPr>
-            <w:tcW w:type="dxa" w:w="3120"/>
-            <w:tcBorders>
-              <w:top w:val="single" w:color="BBBBBB" w:sz="1"/>
-              <w:left w:val="single" w:color="BBBBBB" w:sz="1"/>
-              <w:bottom w:val="single" w:color="BBBBBB" w:sz="1"/>
-              <w:right w:val="single" w:color="BBBBBB" w:sz="1"/>
-            </w:tcBorders>
-          </w:tcPr>
-          <w:p>
-            <w:pPr>
-              <w:spacing w:after="30" w:before="30"/>
-            </w:pPr>
-            <w:r>
-              <w:rPr>
-                <w:rFonts w:ascii="Microsoft YaHei" w:cs="Microsoft YaHei" w:eastAsia="Microsoft YaHei" w:hAnsi="Microsoft YaHei"/>
-                <w:b w:val="false"/>
-                <w:bCs w:val="false"/>
-                <w:sz w:val="21"/>
-                <w:szCs w:val="21"/>
-              </w:rPr>
-              <w:t xml:space="preserve">图像与上下文一致性</w:t>
-            </w:r>
-          </w:p>
-        </w:tc>
-        <w:tc>
-          <w:tcPr>
-            <w:tcW w:type="dxa" w:w="3120"/>
-            <w:tcBorders>
-              <w:top w:val="single" w:color="BBBBBB" w:sz="1"/>
-              <w:left w:val="single" w:color="BBBBBB" w:sz="1"/>
-              <w:bottom w:val="single" w:color="BBBBBB" w:sz="1"/>
-              <w:right w:val="single" w:color="BBBBBB" w:sz="1"/>
-            </w:tcBorders>
-          </w:tcPr>
-          <w:p>
-            <w:pPr>
-              <w:spacing w:after="30" w:before="30"/>
-            </w:pPr>
-            <w:r>
-              <w:rPr>
-                <w:rFonts w:ascii="Microsoft YaHei" w:cs="Microsoft YaHei" w:eastAsia="Microsoft YaHei" w:hAnsi="Microsoft YaHei"/>
-                <w:b w:val="false"/>
-                <w:bCs w:val="false"/>
-                <w:sz w:val="21"/>
-                <w:szCs w:val="21"/>
-              </w:rPr>
-              <w:t xml:space="preserve">回复与图片内容是否一致</w:t>
-            </w:r>
-          </w:p>
-        </w:tc>
-      </w:tr>
-    </w:tbl>
-    <w:p>
-      <w:pPr>
-        <w:spacing w:after="100"/>
-      </w:pPr>
-    </w:p>
-    <w:p>
-      <w:pPr>
-        <w:spacing w:after="50" w:before="50"/>
-      </w:pPr>
-      <w:r>
-        <w:rPr>
-          <w:rFonts w:ascii="Microsoft YaHei" w:cs="Microsoft YaHei" w:eastAsia="Microsoft YaHei" w:hAnsi="Microsoft YaHei"/>
-          <w:b/>
-          <w:bCs/>
-          <w:sz w:val="21"/>
-          <w:szCs w:val="21"/>
-        </w:rPr>
-        <w:t xml:space="preserve">运行架构：</w:t>
-      </w:r>
-    </w:p>
-    <w:p>
-      <w:pPr>
-        <w:pStyle w:val="ListParagraph"/>
-        <w:numPr>
-          <w:ilvl w:val="0"/>
-          <w:numId w:val="16"/>
-        </w:numPr>
-        <w:spacing w:after="30" w:before="30"/>
-      </w:pPr>
-      <w:r>
-        <w:rPr>
-          <w:rFonts w:ascii="Microsoft YaHei" w:cs="Microsoft YaHei" w:eastAsia="Microsoft YaHei" w:hAnsi="Microsoft YaHei"/>
-          <w:b w:val="false"/>
-          <w:bCs w:val="false"/>
-          <w:sz w:val="21"/>
-          <w:szCs w:val="21"/>
-        </w:rPr>
-        <w:t xml:space="preserve">5 个 PHA 实例并行（端口 8010-8014），每实例绑定一个模型</w:t>
-      </w:r>
-    </w:p>
-    <w:p>
-      <w:pPr>
-        <w:pStyle w:val="ListParagraph"/>
-        <w:numPr>
-          <w:ilvl w:val="0"/>
-          <w:numId w:val="17"/>
-        </w:numPr>
-        <w:spacing w:after="30" w:before="30"/>
-      </w:pPr>
-      <w:r>
-        <w:rPr>
-          <w:rFonts w:ascii="Microsoft YaHei" w:cs="Microsoft YaHei" w:eastAsia="Microsoft YaHei" w:hAnsi="Microsoft YaHei"/>
-          <w:b w:val="false"/>
-          <w:bCs w:val="false"/>
-          <w:sz w:val="21"/>
-          <w:szCs w:val="21"/>
-        </w:rPr>
-        <w:t xml:space="preserve">条件串行、case 串行，每 case 前清空 session 防止上下文污染</w:t>
-      </w:r>
-    </w:p>
-    <w:p>
-      <w:pPr>
-        <w:pStyle w:val="ListParagraph"/>
-        <w:numPr>
-          <w:ilvl w:val="0"/>
-          <w:numId w:val="18"/>
-        </w:numPr>
-        <w:spacing w:after="30" w:before="30"/>
-      </w:pPr>
-      <w:r>
-        <w:rPr>
-          <w:rFonts w:ascii="Microsoft YaHei" w:cs="Microsoft YaHei" w:eastAsia="Microsoft YaHei" w:hAnsi="Microsoft YaHei"/>
-          <w:b w:val="false"/>
-          <w:bCs w:val="false"/>
-          <w:sz w:val="21"/>
-          <w:szCs w:val="21"/>
-        </w:rPr>
-        <w:t xml:space="preserve">断点续传 + 僵尸检测 + 失败重试</w:t>
+        <w:t xml:space="preserve">消融增益对比</w:t>
       </w:r>
     </w:p>
     <w:p>
@@ -7837,7 +7713,7 @@
           <wp:inline distT="0" distB="0" distL="0" distR="0">
             <wp:extent cx="5143500" cy="3343275"/>
             <wp:effectExtent t="0" r="0" b="0" l="0"/>
-            <wp:docPr id="1" name="消融增益对比" descr="消融增益对比" title="消融增益对比"/>
+            <wp:docPr id="1" name="onapp_heatmap_dims.png" descr="维度热力图" title="维度热力图"/>
             <wp:cNvGraphicFramePr>
               <a:graphicFrameLocks xmlns:a="http://schemas.openxmlformats.org/drawingml/2006/main" noChangeAspect="1"/>
             </wp:cNvGraphicFramePr>
@@ -7887,7 +7763,1470 @@
           <w:sz w:val="18"/>
           <w:szCs w:val="18"/>
         </w:rPr>
-        <w:t xml:space="preserve">消融增益对比</w:t>
+        <w:t xml:space="preserve">维度热力图</w:t>
+      </w:r>
+    </w:p>
+    <w:p>
+      <w:pPr>
+        <w:pStyle w:val="Heading3"/>
+        <w:spacing w:after="100" w:before="200"/>
+      </w:pPr>
+      <w:r>
+        <w:rPr>
+          <w:rFonts w:ascii="Microsoft YaHei" w:cs="Microsoft YaHei" w:eastAsia="Microsoft YaHei" w:hAnsi="Microsoft YaHei"/>
+          <w:b/>
+          <w:bCs/>
+          <w:color w:val="404040"/>
+          <w:sz w:val="24"/>
+          <w:szCs w:val="24"/>
+        </w:rPr>
+        <w:t xml:space="preserve">3.5 Layer 5: DOC vs RAW 数据格式对比</w:t>
+      </w:r>
+    </w:p>
+    <w:p>
+      <w:pPr>
+        <w:spacing w:after="50" w:before="50"/>
+      </w:pPr>
+      <w:r>
+        <w:rPr>
+          <w:rFonts w:ascii="Microsoft YaHei" w:cs="Microsoft YaHei" w:eastAsia="Microsoft YaHei" w:hAnsi="Microsoft YaHei"/>
+          <w:b w:val="false"/>
+          <w:bCs w:val="false"/>
+          <w:sz w:val="21"/>
+          <w:szCs w:val="21"/>
+        </w:rPr>
+        <w:t xml:space="preserve">目的： 对比「结构化中文语义数据」vs「SDK 原始 JSON 数据」对模型理解的影响</w:t>
+      </w:r>
+    </w:p>
+    <w:p>
+      <w:pPr>
+        <w:spacing w:after="50" w:before="50"/>
+      </w:pPr>
+      <w:r>
+        <w:rPr>
+          <w:rFonts w:ascii="Microsoft YaHei" w:cs="Microsoft YaHei" w:eastAsia="Microsoft YaHei" w:hAnsi="Microsoft YaHei"/>
+          <w:b w:val="false"/>
+          <w:bCs w:val="false"/>
+          <w:sz w:val="21"/>
+          <w:szCs w:val="21"/>
+        </w:rPr>
+        <w:t xml:space="preserve">脚本： tests/vl-eval/scripts/run_doc_vs_raw.py</w:t>
+      </w:r>
+    </w:p>
+    <w:p>
+      <w:pPr>
+        <w:spacing w:after="40" w:before="80"/>
+      </w:pPr>
+      <w:r>
+        <w:rPr>
+          <w:rFonts w:ascii="Microsoft YaHei" w:cs="Microsoft YaHei" w:eastAsia="Microsoft YaHei" w:hAnsi="Microsoft YaHei"/>
+          <w:b/>
+          <w:bCs/>
+          <w:sz w:val="21"/>
+          <w:szCs w:val="21"/>
+        </w:rPr>
+        <w:t xml:space="preserve">实验设计：</w:t>
+      </w:r>
+    </w:p>
+    <w:p>
+      <w:pPr>
+        <w:pStyle w:val="ListParagraph"/>
+        <w:numPr>
+          <w:ilvl w:val="0"/>
+          <w:numId w:val="19"/>
+        </w:numPr>
+        <w:spacing w:after="30" w:before="30"/>
+      </w:pPr>
+      <w:r>
+        <w:rPr>
+          <w:rFonts w:ascii="Microsoft YaHei" w:cs="Microsoft YaHei" w:eastAsia="Microsoft YaHei" w:hAnsi="Microsoft YaHei"/>
+          <w:b w:val="false"/>
+          <w:bCs w:val="false"/>
+          <w:sz w:val="21"/>
+          <w:szCs w:val="21"/>
+        </w:rPr>
+        <w:t xml:space="preserve">同一问题 + 同一图片，分别注入 DOC（处理后中文 terminal_data）和 RAW（SDK 原始 JSON）</w:t>
+      </w:r>
+    </w:p>
+    <w:p>
+      <w:pPr>
+        <w:pStyle w:val="ListParagraph"/>
+        <w:numPr>
+          <w:ilvl w:val="0"/>
+          <w:numId w:val="20"/>
+        </w:numPr>
+        <w:spacing w:after="30" w:before="30"/>
+      </w:pPr>
+      <w:r>
+        <w:rPr>
+          <w:rFonts w:ascii="Microsoft YaHei" w:cs="Microsoft YaHei" w:eastAsia="Microsoft YaHei" w:hAnsi="Microsoft YaHei"/>
+          <w:b w:val="false"/>
+          <w:bCs w:val="false"/>
+          <w:sz w:val="21"/>
+          <w:szCs w:val="21"/>
+        </w:rPr>
+        <w:t xml:space="preserve">两个 PHA 实例并行（DOC 端口 8004 / RAW 端口 8008），消除时序干扰</w:t>
+      </w:r>
+    </w:p>
+    <w:p>
+      <w:pPr>
+        <w:pStyle w:val="ListParagraph"/>
+        <w:numPr>
+          <w:ilvl w:val="0"/>
+          <w:numId w:val="21"/>
+        </w:numPr>
+        <w:spacing w:after="30" w:before="30"/>
+      </w:pPr>
+      <w:r>
+        <w:rPr>
+          <w:rFonts w:ascii="Microsoft YaHei" w:cs="Microsoft YaHei" w:eastAsia="Microsoft YaHei" w:hAnsi="Microsoft YaHei"/>
+          <w:b w:val="false"/>
+          <w:bCs w:val="false"/>
+          <w:sz w:val="21"/>
+          <w:szCs w:val="21"/>
+        </w:rPr>
+        <w:t xml:space="preserve">9 维评分 + 5 张可视化图表</w:t>
+      </w:r>
+    </w:p>
+    <w:p>
+      <w:pPr>
+        <w:spacing w:after="40" w:before="80"/>
+      </w:pPr>
+      <w:r>
+        <w:rPr>
+          <w:rFonts w:ascii="Microsoft YaHei" w:cs="Microsoft YaHei" w:eastAsia="Microsoft YaHei" w:hAnsi="Microsoft YaHei"/>
+          <w:b/>
+          <w:bCs/>
+          <w:sz w:val="21"/>
+          <w:szCs w:val="21"/>
+        </w:rPr>
+        <w:t xml:space="preserve">9 维评分体系：</w:t>
+      </w:r>
+    </w:p>
+    <w:p>
+      <w:pPr>
+        <w:spacing w:after="50" w:before="50"/>
+      </w:pPr>
+      <w:r>
+        <w:rPr>
+          <w:rFonts w:ascii="Microsoft YaHei" w:cs="Microsoft YaHei" w:eastAsia="Microsoft YaHei" w:hAnsi="Microsoft YaHei"/>
+          <w:b w:val="false"/>
+          <w:bCs w:val="false"/>
+          <w:sz w:val="21"/>
+          <w:szCs w:val="21"/>
+        </w:rPr>
+        <w:t xml:space="preserve">数值准确性、异常识别、单位换算、幻觉控制、视觉-数据融合、数据引用质量、任务完成度、回答可读性、工具调用合理性</w:t>
+      </w:r>
+    </w:p>
+    <w:p>
+      <w:pPr>
+        <w:pStyle w:val="Heading2"/>
+        <w:spacing w:after="120" w:before="240"/>
+      </w:pPr>
+      <w:r>
+        <w:rPr>
+          <w:rFonts w:ascii="Microsoft YaHei" w:cs="Microsoft YaHei" w:eastAsia="Microsoft YaHei" w:hAnsi="Microsoft YaHei"/>
+          <w:b/>
+          <w:bCs/>
+          <w:color w:val="2E75B6"/>
+          <w:sz w:val="28"/>
+          <w:szCs w:val="28"/>
+        </w:rPr>
+        <w:t xml:space="preserve">4. 测试数据构建</w:t>
+      </w:r>
+    </w:p>
+    <w:p>
+      <w:pPr>
+        <w:pStyle w:val="Heading3"/>
+        <w:spacing w:after="100" w:before="200"/>
+      </w:pPr>
+      <w:r>
+        <w:rPr>
+          <w:rFonts w:ascii="Microsoft YaHei" w:cs="Microsoft YaHei" w:eastAsia="Microsoft YaHei" w:hAnsi="Microsoft YaHei"/>
+          <w:b/>
+          <w:bCs/>
+          <w:color w:val="404040"/>
+          <w:sz w:val="24"/>
+          <w:szCs w:val="24"/>
+        </w:rPr>
+        <w:t xml:space="preserve">4.1 数据来源</w:t>
+      </w:r>
+    </w:p>
+    <w:tbl>
+      <w:tblPr>
+        <w:tblW w:type="auto" w:w="100"/>
+        <w:tblBorders>
+          <w:top w:val="single" w:color="auto" w:sz="4"/>
+          <w:left w:val="single" w:color="auto" w:sz="4"/>
+          <w:bottom w:val="single" w:color="auto" w:sz="4"/>
+          <w:right w:val="single" w:color="auto" w:sz="4"/>
+          <w:insideH w:val="single" w:color="auto" w:sz="4"/>
+          <w:insideV w:val="single" w:color="auto" w:sz="4"/>
+        </w:tblBorders>
+      </w:tblPr>
+      <w:tblGrid>
+        <w:gridCol w:w="3120"/>
+        <w:gridCol w:w="3120"/>
+        <w:gridCol w:w="3120"/>
+      </w:tblGrid>
+      <w:tr>
+        <w:trPr>
+          <w:tblHeader/>
+        </w:trPr>
+        <w:tc>
+          <w:tcPr>
+            <w:tcW w:type="dxa" w:w="3120"/>
+            <w:tcBorders>
+              <w:top w:val="single" w:color="BBBBBB" w:sz="1"/>
+              <w:left w:val="single" w:color="BBBBBB" w:sz="1"/>
+              <w:bottom w:val="single" w:color="BBBBBB" w:sz="1"/>
+              <w:right w:val="single" w:color="BBBBBB" w:sz="1"/>
+            </w:tcBorders>
+            <w:shd w:fill="D5E8F0" w:val="clear"/>
+          </w:tcPr>
+          <w:p>
+            <w:pPr>
+              <w:spacing w:after="30" w:before="30"/>
+            </w:pPr>
+            <w:r>
+              <w:rPr>
+                <w:rFonts w:ascii="Microsoft YaHei" w:cs="Microsoft YaHei" w:eastAsia="Microsoft YaHei" w:hAnsi="Microsoft YaHei"/>
+                <w:b/>
+                <w:bCs/>
+                <w:sz w:val="21"/>
+                <w:szCs w:val="21"/>
+              </w:rPr>
+              <w:t xml:space="preserve">数据类型</w:t>
+            </w:r>
+          </w:p>
+        </w:tc>
+        <w:tc>
+          <w:tcPr>
+            <w:tcW w:type="dxa" w:w="3120"/>
+            <w:tcBorders>
+              <w:top w:val="single" w:color="BBBBBB" w:sz="1"/>
+              <w:left w:val="single" w:color="BBBBBB" w:sz="1"/>
+              <w:bottom w:val="single" w:color="BBBBBB" w:sz="1"/>
+              <w:right w:val="single" w:color="BBBBBB" w:sz="1"/>
+            </w:tcBorders>
+            <w:shd w:fill="D5E8F0" w:val="clear"/>
+          </w:tcPr>
+          <w:p>
+            <w:pPr>
+              <w:spacing w:after="30" w:before="30"/>
+            </w:pPr>
+            <w:r>
+              <w:rPr>
+                <w:rFonts w:ascii="Microsoft YaHei" w:cs="Microsoft YaHei" w:eastAsia="Microsoft YaHei" w:hAnsi="Microsoft YaHei"/>
+                <w:b/>
+                <w:bCs/>
+                <w:sz w:val="21"/>
+                <w:szCs w:val="21"/>
+              </w:rPr>
+              <w:t xml:space="preserve">来源</w:t>
+            </w:r>
+          </w:p>
+        </w:tc>
+        <w:tc>
+          <w:tcPr>
+            <w:tcW w:type="dxa" w:w="3120"/>
+            <w:tcBorders>
+              <w:top w:val="single" w:color="BBBBBB" w:sz="1"/>
+              <w:left w:val="single" w:color="BBBBBB" w:sz="1"/>
+              <w:bottom w:val="single" w:color="BBBBBB" w:sz="1"/>
+              <w:right w:val="single" w:color="BBBBBB" w:sz="1"/>
+            </w:tcBorders>
+            <w:shd w:fill="D5E8F0" w:val="clear"/>
+          </w:tcPr>
+          <w:p>
+            <w:pPr>
+              <w:spacing w:after="30" w:before="30"/>
+            </w:pPr>
+            <w:r>
+              <w:rPr>
+                <w:rFonts w:ascii="Microsoft YaHei" w:cs="Microsoft YaHei" w:eastAsia="Microsoft YaHei" w:hAnsi="Microsoft YaHei"/>
+                <w:b/>
+                <w:bCs/>
+                <w:sz w:val="21"/>
+                <w:szCs w:val="21"/>
+              </w:rPr>
+              <w:t xml:space="preserve">规模</w:t>
+            </w:r>
+          </w:p>
+        </w:tc>
+      </w:tr>
+      <w:tr>
+        <w:trPr>
+          <w:tblHeader w:val="false"/>
+        </w:trPr>
+        <w:tc>
+          <w:tcPr>
+            <w:tcW w:type="dxa" w:w="3120"/>
+            <w:tcBorders>
+              <w:top w:val="single" w:color="BBBBBB" w:sz="1"/>
+              <w:left w:val="single" w:color="BBBBBB" w:sz="1"/>
+              <w:bottom w:val="single" w:color="BBBBBB" w:sz="1"/>
+              <w:right w:val="single" w:color="BBBBBB" w:sz="1"/>
+            </w:tcBorders>
+          </w:tcPr>
+          <w:p>
+            <w:pPr>
+              <w:spacing w:after="30" w:before="30"/>
+            </w:pPr>
+            <w:r>
+              <w:rPr>
+                <w:rFonts w:ascii="Microsoft YaHei" w:cs="Microsoft YaHei" w:eastAsia="Microsoft YaHei" w:hAnsi="Microsoft YaHei"/>
+                <w:b w:val="false"/>
+                <w:bCs w:val="false"/>
+                <w:sz w:val="21"/>
+                <w:szCs w:val="21"/>
+              </w:rPr>
+              <w:t xml:space="preserve">测试图片</w:t>
+            </w:r>
+          </w:p>
+        </w:tc>
+        <w:tc>
+          <w:tcPr>
+            <w:tcW w:type="dxa" w:w="3120"/>
+            <w:tcBorders>
+              <w:top w:val="single" w:color="BBBBBB" w:sz="1"/>
+              <w:left w:val="single" w:color="BBBBBB" w:sz="1"/>
+              <w:bottom w:val="single" w:color="BBBBBB" w:sz="1"/>
+              <w:right w:val="single" w:color="BBBBBB" w:sz="1"/>
+            </w:tcBorders>
+          </w:tcPr>
+          <w:p>
+            <w:pPr>
+              <w:spacing w:after="30" w:before="30"/>
+            </w:pPr>
+            <w:r>
+              <w:rPr>
+                <w:rFonts w:ascii="Microsoft YaHei" w:cs="Microsoft YaHei" w:eastAsia="Microsoft YaHei" w:hAnsi="Microsoft YaHei"/>
+                <w:b w:val="false"/>
+                <w:bCs w:val="false"/>
+                <w:sz w:val="21"/>
+                <w:szCs w:val="21"/>
+              </w:rPr>
+              <w:t xml:space="preserve">真实华为手表/手机 UI 截图</w:t>
+            </w:r>
+          </w:p>
+        </w:tc>
+        <w:tc>
+          <w:tcPr>
+            <w:tcW w:type="dxa" w:w="3120"/>
+            <w:tcBorders>
+              <w:top w:val="single" w:color="BBBBBB" w:sz="1"/>
+              <w:left w:val="single" w:color="BBBBBB" w:sz="1"/>
+              <w:bottom w:val="single" w:color="BBBBBB" w:sz="1"/>
+              <w:right w:val="single" w:color="BBBBBB" w:sz="1"/>
+            </w:tcBorders>
+          </w:tcPr>
+          <w:p>
+            <w:pPr>
+              <w:spacing w:after="30" w:before="30"/>
+            </w:pPr>
+            <w:r>
+              <w:rPr>
+                <w:rFonts w:ascii="Microsoft YaHei" w:cs="Microsoft YaHei" w:eastAsia="Microsoft YaHei" w:hAnsi="Microsoft YaHei"/>
+                <w:b w:val="false"/>
+                <w:bCs w:val="false"/>
+                <w:sz w:val="21"/>
+                <w:szCs w:val="21"/>
+              </w:rPr>
+              <w:t xml:space="preserve">43 张 PNG/JPG</w:t>
+            </w:r>
+          </w:p>
+        </w:tc>
+      </w:tr>
+      <w:tr>
+        <w:trPr>
+          <w:tblHeader w:val="false"/>
+        </w:trPr>
+        <w:tc>
+          <w:tcPr>
+            <w:tcW w:type="dxa" w:w="3120"/>
+            <w:tcBorders>
+              <w:top w:val="single" w:color="BBBBBB" w:sz="1"/>
+              <w:left w:val="single" w:color="BBBBBB" w:sz="1"/>
+              <w:bottom w:val="single" w:color="BBBBBB" w:sz="1"/>
+              <w:right w:val="single" w:color="BBBBBB" w:sz="1"/>
+            </w:tcBorders>
+          </w:tcPr>
+          <w:p>
+            <w:pPr>
+              <w:spacing w:after="30" w:before="30"/>
+            </w:pPr>
+            <w:r>
+              <w:rPr>
+                <w:rFonts w:ascii="Microsoft YaHei" w:cs="Microsoft YaHei" w:eastAsia="Microsoft YaHei" w:hAnsi="Microsoft YaHei"/>
+                <w:b w:val="false"/>
+                <w:bCs w:val="false"/>
+                <w:sz w:val="21"/>
+                <w:szCs w:val="21"/>
+              </w:rPr>
+              <w:t xml:space="preserve">用户问题</w:t>
+            </w:r>
+          </w:p>
+        </w:tc>
+        <w:tc>
+          <w:tcPr>
+            <w:tcW w:type="dxa" w:w="3120"/>
+            <w:tcBorders>
+              <w:top w:val="single" w:color="BBBBBB" w:sz="1"/>
+              <w:left w:val="single" w:color="BBBBBB" w:sz="1"/>
+              <w:bottom w:val="single" w:color="BBBBBB" w:sz="1"/>
+              <w:right w:val="single" w:color="BBBBBB" w:sz="1"/>
+            </w:tcBorders>
+          </w:tcPr>
+          <w:p>
+            <w:pPr>
+              <w:spacing w:after="30" w:before="30"/>
+            </w:pPr>
+            <w:r>
+              <w:rPr>
+                <w:rFonts w:ascii="Microsoft YaHei" w:cs="Microsoft YaHei" w:eastAsia="Microsoft YaHei" w:hAnsi="Microsoft YaHei"/>
+                <w:b w:val="false"/>
+                <w:bCs w:val="false"/>
+                <w:sz w:val="21"/>
+                <w:szCs w:val="21"/>
+              </w:rPr>
+              <w:t xml:space="preserve">真实用户场景 query</w:t>
+            </w:r>
+          </w:p>
+        </w:tc>
+        <w:tc>
+          <w:tcPr>
+            <w:tcW w:type="dxa" w:w="3120"/>
+            <w:tcBorders>
+              <w:top w:val="single" w:color="BBBBBB" w:sz="1"/>
+              <w:left w:val="single" w:color="BBBBBB" w:sz="1"/>
+              <w:bottom w:val="single" w:color="BBBBBB" w:sz="1"/>
+              <w:right w:val="single" w:color="BBBBBB" w:sz="1"/>
+            </w:tcBorders>
+          </w:tcPr>
+          <w:p>
+            <w:pPr>
+              <w:spacing w:after="30" w:before="30"/>
+            </w:pPr>
+            <w:r>
+              <w:rPr>
+                <w:rFonts w:ascii="Microsoft YaHei" w:cs="Microsoft YaHei" w:eastAsia="Microsoft YaHei" w:hAnsi="Microsoft YaHei"/>
+                <w:b w:val="false"/>
+                <w:bCs w:val="false"/>
+                <w:sz w:val="21"/>
+                <w:szCs w:val="21"/>
+              </w:rPr>
+              <w:t xml:space="preserve">48 条（demotest.xlsx）</w:t>
+            </w:r>
+          </w:p>
+        </w:tc>
+      </w:tr>
+      <w:tr>
+        <w:trPr>
+          <w:tblHeader w:val="false"/>
+        </w:trPr>
+        <w:tc>
+          <w:tcPr>
+            <w:tcW w:type="dxa" w:w="3120"/>
+            <w:tcBorders>
+              <w:top w:val="single" w:color="BBBBBB" w:sz="1"/>
+              <w:left w:val="single" w:color="BBBBBB" w:sz="1"/>
+              <w:bottom w:val="single" w:color="BBBBBB" w:sz="1"/>
+              <w:right w:val="single" w:color="BBBBBB" w:sz="1"/>
+            </w:tcBorders>
+          </w:tcPr>
+          <w:p>
+            <w:pPr>
+              <w:spacing w:after="30" w:before="30"/>
+            </w:pPr>
+            <w:r>
+              <w:rPr>
+                <w:rFonts w:ascii="Microsoft YaHei" w:cs="Microsoft YaHei" w:eastAsia="Microsoft YaHei" w:hAnsi="Microsoft YaHei"/>
+                <w:b w:val="false"/>
+                <w:bCs w:val="false"/>
+                <w:sz w:val="21"/>
+                <w:szCs w:val="21"/>
+              </w:rPr>
+              <w:t xml:space="preserve">terminal_data</w:t>
+            </w:r>
+          </w:p>
+        </w:tc>
+        <w:tc>
+          <w:tcPr>
+            <w:tcW w:type="dxa" w:w="3120"/>
+            <w:tcBorders>
+              <w:top w:val="single" w:color="BBBBBB" w:sz="1"/>
+              <w:left w:val="single" w:color="BBBBBB" w:sz="1"/>
+              <w:bottom w:val="single" w:color="BBBBBB" w:sz="1"/>
+              <w:right w:val="single" w:color="BBBBBB" w:sz="1"/>
+            </w:tcBorders>
+          </w:tcPr>
+          <w:p>
+            <w:pPr>
+              <w:spacing w:after="30" w:before="30"/>
+            </w:pPr>
+            <w:r>
+              <w:rPr>
+                <w:rFonts w:ascii="Microsoft YaHei" w:cs="Microsoft YaHei" w:eastAsia="Microsoft YaHei" w:hAnsi="Microsoft YaHei"/>
+                <w:b w:val="false"/>
+                <w:bCs w:val="false"/>
+                <w:sz w:val="21"/>
+                <w:szCs w:val="21"/>
+              </w:rPr>
+              <w:t xml:space="preserve">端侧 SDK 原始数据</w:t>
+            </w:r>
+          </w:p>
+        </w:tc>
+        <w:tc>
+          <w:tcPr>
+            <w:tcW w:type="dxa" w:w="3120"/>
+            <w:tcBorders>
+              <w:top w:val="single" w:color="BBBBBB" w:sz="1"/>
+              <w:left w:val="single" w:color="BBBBBB" w:sz="1"/>
+              <w:bottom w:val="single" w:color="BBBBBB" w:sz="1"/>
+              <w:right w:val="single" w:color="BBBBBB" w:sz="1"/>
+            </w:tcBorders>
+          </w:tcPr>
+          <w:p>
+            <w:pPr>
+              <w:spacing w:after="30" w:before="30"/>
+            </w:pPr>
+            <w:r>
+              <w:rPr>
+                <w:rFonts w:ascii="Microsoft YaHei" w:cs="Microsoft YaHei" w:eastAsia="Microsoft YaHei" w:hAnsi="Microsoft YaHei"/>
+                <w:b w:val="false"/>
+                <w:bCs w:val="false"/>
+                <w:sz w:val="21"/>
+                <w:szCs w:val="21"/>
+              </w:rPr>
+              <w:t xml:space="preserve">每 case 一份 JSON</w:t>
+            </w:r>
+          </w:p>
+        </w:tc>
+      </w:tr>
+      <w:tr>
+        <w:trPr>
+          <w:tblHeader w:val="false"/>
+        </w:trPr>
+        <w:tc>
+          <w:tcPr>
+            <w:tcW w:type="dxa" w:w="3120"/>
+            <w:tcBorders>
+              <w:top w:val="single" w:color="BBBBBB" w:sz="1"/>
+              <w:left w:val="single" w:color="BBBBBB" w:sz="1"/>
+              <w:bottom w:val="single" w:color="BBBBBB" w:sz="1"/>
+              <w:right w:val="single" w:color="BBBBBB" w:sz="1"/>
+            </w:tcBorders>
+          </w:tcPr>
+          <w:p>
+            <w:pPr>
+              <w:spacing w:after="30" w:before="30"/>
+            </w:pPr>
+            <w:r>
+              <w:rPr>
+                <w:rFonts w:ascii="Microsoft YaHei" w:cs="Microsoft YaHei" w:eastAsia="Microsoft YaHei" w:hAnsi="Microsoft YaHei"/>
+                <w:b w:val="false"/>
+                <w:bCs w:val="false"/>
+                <w:sz w:val="21"/>
+                <w:szCs w:val="21"/>
+              </w:rPr>
+              <w:t xml:space="preserve">description.json</w:t>
+            </w:r>
+          </w:p>
+        </w:tc>
+        <w:tc>
+          <w:tcPr>
+            <w:tcW w:type="dxa" w:w="3120"/>
+            <w:tcBorders>
+              <w:top w:val="single" w:color="BBBBBB" w:sz="1"/>
+              <w:left w:val="single" w:color="BBBBBB" w:sz="1"/>
+              <w:bottom w:val="single" w:color="BBBBBB" w:sz="1"/>
+              <w:right w:val="single" w:color="BBBBBB" w:sz="1"/>
+            </w:tcBorders>
+          </w:tcPr>
+          <w:p>
+            <w:pPr>
+              <w:spacing w:after="30" w:before="30"/>
+            </w:pPr>
+            <w:r>
+              <w:rPr>
+                <w:rFonts w:ascii="Microsoft YaHei" w:cs="Microsoft YaHei" w:eastAsia="Microsoft YaHei" w:hAnsi="Microsoft YaHei"/>
+                <w:b w:val="false"/>
+                <w:bCs w:val="false"/>
+                <w:sz w:val="21"/>
+                <w:szCs w:val="21"/>
+              </w:rPr>
+              <w:t xml:space="preserve">40+ 页面的界面元素描述</w:t>
+            </w:r>
+          </w:p>
+        </w:tc>
+        <w:tc>
+          <w:tcPr>
+            <w:tcW w:type="dxa" w:w="3120"/>
+            <w:tcBorders>
+              <w:top w:val="single" w:color="BBBBBB" w:sz="1"/>
+              <w:left w:val="single" w:color="BBBBBB" w:sz="1"/>
+              <w:bottom w:val="single" w:color="BBBBBB" w:sz="1"/>
+              <w:right w:val="single" w:color="BBBBBB" w:sz="1"/>
+            </w:tcBorders>
+          </w:tcPr>
+          <w:p>
+            <w:pPr>
+              <w:spacing w:after="30" w:before="30"/>
+            </w:pPr>
+            <w:r>
+              <w:rPr>
+                <w:rFonts w:ascii="Microsoft YaHei" w:cs="Microsoft YaHei" w:eastAsia="Microsoft YaHei" w:hAnsi="Microsoft YaHei"/>
+                <w:b w:val="false"/>
+                <w:bCs w:val="false"/>
+                <w:sz w:val="21"/>
+                <w:szCs w:val="21"/>
+              </w:rPr>
+              <w:t xml:space="preserve">人工标注</w:t>
+            </w:r>
+          </w:p>
+        </w:tc>
+      </w:tr>
+      <w:tr>
+        <w:trPr>
+          <w:tblHeader w:val="false"/>
+        </w:trPr>
+        <w:tc>
+          <w:tcPr>
+            <w:tcW w:type="dxa" w:w="3120"/>
+            <w:tcBorders>
+              <w:top w:val="single" w:color="BBBBBB" w:sz="1"/>
+              <w:left w:val="single" w:color="BBBBBB" w:sz="1"/>
+              <w:bottom w:val="single" w:color="BBBBBB" w:sz="1"/>
+              <w:right w:val="single" w:color="BBBBBB" w:sz="1"/>
+            </w:tcBorders>
+          </w:tcPr>
+          <w:p>
+            <w:pPr>
+              <w:spacing w:after="30" w:before="30"/>
+            </w:pPr>
+            <w:r>
+              <w:rPr>
+                <w:rFonts w:ascii="Microsoft YaHei" w:cs="Microsoft YaHei" w:eastAsia="Microsoft YaHei" w:hAnsi="Microsoft YaHei"/>
+                <w:b w:val="false"/>
+                <w:bCs w:val="false"/>
+                <w:sz w:val="21"/>
+                <w:szCs w:val="21"/>
+              </w:rPr>
+              <w:t xml:space="preserve">keyword_dict.json</w:t>
+            </w:r>
+          </w:p>
+        </w:tc>
+        <w:tc>
+          <w:tcPr>
+            <w:tcW w:type="dxa" w:w="3120"/>
+            <w:tcBorders>
+              <w:top w:val="single" w:color="BBBBBB" w:sz="1"/>
+              <w:left w:val="single" w:color="BBBBBB" w:sz="1"/>
+              <w:bottom w:val="single" w:color="BBBBBB" w:sz="1"/>
+              <w:right w:val="single" w:color="BBBBBB" w:sz="1"/>
+            </w:tcBorders>
+          </w:tcPr>
+          <w:p>
+            <w:pPr>
+              <w:spacing w:after="30" w:before="30"/>
+            </w:pPr>
+            <w:r>
+              <w:rPr>
+                <w:rFonts w:ascii="Microsoft YaHei" w:cs="Microsoft YaHei" w:eastAsia="Microsoft YaHei" w:hAnsi="Microsoft YaHei"/>
+                <w:b w:val="false"/>
+                <w:bCs w:val="false"/>
+                <w:sz w:val="21"/>
+                <w:szCs w:val="21"/>
+              </w:rPr>
+              <w:t xml:space="preserve">页面-&gt;健康概念映射</w:t>
+            </w:r>
+          </w:p>
+        </w:tc>
+        <w:tc>
+          <w:tcPr>
+            <w:tcW w:type="dxa" w:w="3120"/>
+            <w:tcBorders>
+              <w:top w:val="single" w:color="BBBBBB" w:sz="1"/>
+              <w:left w:val="single" w:color="BBBBBB" w:sz="1"/>
+              <w:bottom w:val="single" w:color="BBBBBB" w:sz="1"/>
+              <w:right w:val="single" w:color="BBBBBB" w:sz="1"/>
+            </w:tcBorders>
+          </w:tcPr>
+          <w:p>
+            <w:pPr>
+              <w:spacing w:after="30" w:before="30"/>
+            </w:pPr>
+            <w:r>
+              <w:rPr>
+                <w:rFonts w:ascii="Microsoft YaHei" w:cs="Microsoft YaHei" w:eastAsia="Microsoft YaHei" w:hAnsi="Microsoft YaHei"/>
+                <w:b w:val="false"/>
+                <w:bCs w:val="false"/>
+                <w:sz w:val="21"/>
+                <w:szCs w:val="21"/>
+              </w:rPr>
+              <w:t xml:space="preserve">50+ 映射</w:t>
+            </w:r>
+          </w:p>
+        </w:tc>
+      </w:tr>
+      <w:tr>
+        <w:trPr>
+          <w:tblHeader w:val="false"/>
+        </w:trPr>
+        <w:tc>
+          <w:tcPr>
+            <w:tcW w:type="dxa" w:w="3120"/>
+            <w:tcBorders>
+              <w:top w:val="single" w:color="BBBBBB" w:sz="1"/>
+              <w:left w:val="single" w:color="BBBBBB" w:sz="1"/>
+              <w:bottom w:val="single" w:color="BBBBBB" w:sz="1"/>
+              <w:right w:val="single" w:color="BBBBBB" w:sz="1"/>
+            </w:tcBorders>
+          </w:tcPr>
+          <w:p>
+            <w:pPr>
+              <w:spacing w:after="30" w:before="30"/>
+            </w:pPr>
+            <w:r>
+              <w:rPr>
+                <w:rFonts w:ascii="Microsoft YaHei" w:cs="Microsoft YaHei" w:eastAsia="Microsoft YaHei" w:hAnsi="Microsoft YaHei"/>
+                <w:b w:val="false"/>
+                <w:bCs w:val="false"/>
+                <w:sz w:val="21"/>
+                <w:szCs w:val="21"/>
+              </w:rPr>
+              <w:t xml:space="preserve">knowledge.json</w:t>
+            </w:r>
+          </w:p>
+        </w:tc>
+        <w:tc>
+          <w:tcPr>
+            <w:tcW w:type="dxa" w:w="3120"/>
+            <w:tcBorders>
+              <w:top w:val="single" w:color="BBBBBB" w:sz="1"/>
+              <w:left w:val="single" w:color="BBBBBB" w:sz="1"/>
+              <w:bottom w:val="single" w:color="BBBBBB" w:sz="1"/>
+              <w:right w:val="single" w:color="BBBBBB" w:sz="1"/>
+            </w:tcBorders>
+          </w:tcPr>
+          <w:p>
+            <w:pPr>
+              <w:spacing w:after="30" w:before="30"/>
+            </w:pPr>
+            <w:r>
+              <w:rPr>
+                <w:rFonts w:ascii="Microsoft YaHei" w:cs="Microsoft YaHei" w:eastAsia="Microsoft YaHei" w:hAnsi="Microsoft YaHei"/>
+                <w:b w:val="false"/>
+                <w:bCs w:val="false"/>
+                <w:sz w:val="21"/>
+                <w:szCs w:val="21"/>
+              </w:rPr>
+              <w:t xml:space="preserve">健康医学知识库</w:t>
+            </w:r>
+          </w:p>
+        </w:tc>
+        <w:tc>
+          <w:tcPr>
+            <w:tcW w:type="dxa" w:w="3120"/>
+            <w:tcBorders>
+              <w:top w:val="single" w:color="BBBBBB" w:sz="1"/>
+              <w:left w:val="single" w:color="BBBBBB" w:sz="1"/>
+              <w:bottom w:val="single" w:color="BBBBBB" w:sz="1"/>
+              <w:right w:val="single" w:color="BBBBBB" w:sz="1"/>
+            </w:tcBorders>
+          </w:tcPr>
+          <w:p>
+            <w:pPr>
+              <w:spacing w:after="30" w:before="30"/>
+            </w:pPr>
+            <w:r>
+              <w:rPr>
+                <w:rFonts w:ascii="Microsoft YaHei" w:cs="Microsoft YaHei" w:eastAsia="Microsoft YaHei" w:hAnsi="Microsoft YaHei"/>
+                <w:b w:val="false"/>
+                <w:bCs w:val="false"/>
+                <w:sz w:val="21"/>
+                <w:szCs w:val="21"/>
+              </w:rPr>
+              <w:t xml:space="preserve">覆盖睡眠/心率/血氧/运动等</w:t>
+            </w:r>
+          </w:p>
+        </w:tc>
+      </w:tr>
+    </w:tbl>
+    <w:p>
+      <w:pPr>
+        <w:spacing w:after="100"/>
+      </w:pPr>
+    </w:p>
+    <w:p>
+      <w:pPr>
+        <w:pStyle w:val="Heading3"/>
+        <w:spacing w:after="100" w:before="200"/>
+      </w:pPr>
+      <w:r>
+        <w:rPr>
+          <w:rFonts w:ascii="Microsoft YaHei" w:cs="Microsoft YaHei" w:eastAsia="Microsoft YaHei" w:hAnsi="Microsoft YaHei"/>
+          <w:b/>
+          <w:bCs/>
+          <w:color w:val="404040"/>
+          <w:sz w:val="24"/>
+          <w:szCs w:val="24"/>
+        </w:rPr>
+        <w:t xml:space="preserve">4.2 数据质量控制</w:t>
+      </w:r>
+    </w:p>
+    <w:p>
+      <w:pPr>
+        <w:pStyle w:val="ListParagraph"/>
+        <w:numPr>
+          <w:ilvl w:val="0"/>
+          <w:numId w:val="22"/>
+        </w:numPr>
+        <w:spacing w:after="30" w:before="30"/>
+      </w:pPr>
+      <w:r>
+        <w:rPr>
+          <w:rFonts w:ascii="Microsoft YaHei" w:cs="Microsoft YaHei" w:eastAsia="Microsoft YaHei" w:hAnsi="Microsoft YaHei"/>
+          <w:b w:val="false"/>
+          <w:bCs w:val="false"/>
+          <w:sz w:val="21"/>
+          <w:szCs w:val="21"/>
+        </w:rPr>
+        <w:t xml:space="preserve">场景覆盖性： 覆盖 PHA 全部 8 大健康场景类别</w:t>
+      </w:r>
+    </w:p>
+    <w:p>
+      <w:pPr>
+        <w:pStyle w:val="ListParagraph"/>
+        <w:numPr>
+          <w:ilvl w:val="0"/>
+          <w:numId w:val="23"/>
+        </w:numPr>
+        <w:spacing w:after="30" w:before="30"/>
+      </w:pPr>
+      <w:r>
+        <w:rPr>
+          <w:rFonts w:ascii="Microsoft YaHei" w:cs="Microsoft YaHei" w:eastAsia="Microsoft YaHei" w:hAnsi="Microsoft YaHei"/>
+          <w:b w:val="false"/>
+          <w:bCs w:val="false"/>
+          <w:sz w:val="21"/>
+          <w:szCs w:val="21"/>
+        </w:rPr>
+        <w:t xml:space="preserve">难度梯度： 包含正常数据 + 异常数据（如血氧 80%、心率 120bpm、AHI 中度异常）</w:t>
+      </w:r>
+    </w:p>
+    <w:p>
+      <w:pPr>
+        <w:pStyle w:val="ListParagraph"/>
+        <w:numPr>
+          <w:ilvl w:val="0"/>
+          <w:numId w:val="24"/>
+        </w:numPr>
+        <w:spacing w:after="30" w:before="30"/>
+      </w:pPr>
+      <w:r>
+        <w:rPr>
+          <w:rFonts w:ascii="Microsoft YaHei" w:cs="Microsoft YaHei" w:eastAsia="Microsoft YaHei" w:hAnsi="Microsoft YaHei"/>
+          <w:b w:val="false"/>
+          <w:bCs w:val="false"/>
+          <w:sz w:val="21"/>
+          <w:szCs w:val="21"/>
+        </w:rPr>
+        <w:t xml:space="preserve">边界样本： 包含多指标异常（多种异常同时出现的复杂 case）</w:t>
+      </w:r>
+    </w:p>
+    <w:p>
+      <w:pPr>
+        <w:pStyle w:val="ListParagraph"/>
+        <w:numPr>
+          <w:ilvl w:val="0"/>
+          <w:numId w:val="25"/>
+        </w:numPr>
+        <w:spacing w:after="30" w:before="30"/>
+      </w:pPr>
+      <w:r>
+        <w:rPr>
+          <w:rFonts w:ascii="Microsoft YaHei" w:cs="Microsoft YaHei" w:eastAsia="Microsoft YaHei" w:hAnsi="Microsoft YaHei"/>
+          <w:b w:val="false"/>
+          <w:bCs w:val="false"/>
+          <w:sz w:val="21"/>
+          <w:szCs w:val="21"/>
+        </w:rPr>
+        <w:t xml:space="preserve">对抗样本： 包含非目标图片（如用户上传非健康相关图片）</w:t>
+      </w:r>
+    </w:p>
+    <w:p>
+      <w:pPr>
+        <w:pStyle w:val="Heading3"/>
+        <w:spacing w:after="100" w:before="200"/>
+      </w:pPr>
+      <w:r>
+        <w:rPr>
+          <w:rFonts w:ascii="Microsoft YaHei" w:cs="Microsoft YaHei" w:eastAsia="Microsoft YaHei" w:hAnsi="Microsoft YaHei"/>
+          <w:b/>
+          <w:bCs/>
+          <w:color w:val="404040"/>
+          <w:sz w:val="24"/>
+          <w:szCs w:val="24"/>
+        </w:rPr>
+        <w:t xml:space="preserve">4.3 评分标准文档</w:t>
+      </w:r>
+    </w:p>
+    <w:p>
+      <w:pPr>
+        <w:spacing w:after="40" w:before="80"/>
+      </w:pPr>
+      <w:r>
+        <w:rPr>
+          <w:rFonts w:ascii="Microsoft YaHei" w:cs="Microsoft YaHei" w:eastAsia="Microsoft YaHei" w:hAnsi="Microsoft YaHei"/>
+          <w:b/>
+          <w:bCs/>
+          <w:sz w:val="21"/>
+          <w:szCs w:val="21"/>
+        </w:rPr>
+        <w:t xml:space="preserve">SHARP 3.0 评分体系（20 子项） 用于 PHA 全链路质量评估：</w:t>
+      </w:r>
+    </w:p>
+    <w:tbl>
+      <w:tblPr>
+        <w:tblW w:type="auto" w:w="100"/>
+        <w:tblBorders>
+          <w:top w:val="single" w:color="auto" w:sz="4"/>
+          <w:left w:val="single" w:color="auto" w:sz="4"/>
+          <w:bottom w:val="single" w:color="auto" w:sz="4"/>
+          <w:right w:val="single" w:color="auto" w:sz="4"/>
+          <w:insideH w:val="single" w:color="auto" w:sz="4"/>
+          <w:insideV w:val="single" w:color="auto" w:sz="4"/>
+        </w:tblBorders>
+      </w:tblPr>
+      <w:tblGrid>
+        <w:gridCol w:w="3120"/>
+        <w:gridCol w:w="3120"/>
+        <w:gridCol w:w="3120"/>
+      </w:tblGrid>
+      <w:tr>
+        <w:trPr>
+          <w:tblHeader/>
+        </w:trPr>
+        <w:tc>
+          <w:tcPr>
+            <w:tcW w:type="dxa" w:w="3120"/>
+            <w:tcBorders>
+              <w:top w:val="single" w:color="BBBBBB" w:sz="1"/>
+              <w:left w:val="single" w:color="BBBBBB" w:sz="1"/>
+              <w:bottom w:val="single" w:color="BBBBBB" w:sz="1"/>
+              <w:right w:val="single" w:color="BBBBBB" w:sz="1"/>
+            </w:tcBorders>
+            <w:shd w:fill="D5E8F0" w:val="clear"/>
+          </w:tcPr>
+          <w:p>
+            <w:pPr>
+              <w:spacing w:after="30" w:before="30"/>
+            </w:pPr>
+            <w:r>
+              <w:rPr>
+                <w:rFonts w:ascii="Microsoft YaHei" w:cs="Microsoft YaHei" w:eastAsia="Microsoft YaHei" w:hAnsi="Microsoft YaHei"/>
+                <w:b/>
+                <w:bCs/>
+                <w:sz w:val="21"/>
+                <w:szCs w:val="21"/>
+              </w:rPr>
+              <w:t xml:space="preserve">大类</w:t>
+            </w:r>
+          </w:p>
+        </w:tc>
+        <w:tc>
+          <w:tcPr>
+            <w:tcW w:type="dxa" w:w="3120"/>
+            <w:tcBorders>
+              <w:top w:val="single" w:color="BBBBBB" w:sz="1"/>
+              <w:left w:val="single" w:color="BBBBBB" w:sz="1"/>
+              <w:bottom w:val="single" w:color="BBBBBB" w:sz="1"/>
+              <w:right w:val="single" w:color="BBBBBB" w:sz="1"/>
+            </w:tcBorders>
+            <w:shd w:fill="D5E8F0" w:val="clear"/>
+          </w:tcPr>
+          <w:p>
+            <w:pPr>
+              <w:spacing w:after="30" w:before="30"/>
+            </w:pPr>
+            <w:r>
+              <w:rPr>
+                <w:rFonts w:ascii="Microsoft YaHei" w:cs="Microsoft YaHei" w:eastAsia="Microsoft YaHei" w:hAnsi="Microsoft YaHei"/>
+                <w:b/>
+                <w:bCs/>
+                <w:sz w:val="21"/>
+                <w:szCs w:val="21"/>
+              </w:rPr>
+              <w:t xml:space="preserve">子项数</w:t>
+            </w:r>
+          </w:p>
+        </w:tc>
+        <w:tc>
+          <w:tcPr>
+            <w:tcW w:type="dxa" w:w="3120"/>
+            <w:tcBorders>
+              <w:top w:val="single" w:color="BBBBBB" w:sz="1"/>
+              <w:left w:val="single" w:color="BBBBBB" w:sz="1"/>
+              <w:bottom w:val="single" w:color="BBBBBB" w:sz="1"/>
+              <w:right w:val="single" w:color="BBBBBB" w:sz="1"/>
+            </w:tcBorders>
+            <w:shd w:fill="D5E8F0" w:val="clear"/>
+          </w:tcPr>
+          <w:p>
+            <w:pPr>
+              <w:spacing w:after="30" w:before="30"/>
+            </w:pPr>
+            <w:r>
+              <w:rPr>
+                <w:rFonts w:ascii="Microsoft YaHei" w:cs="Microsoft YaHei" w:eastAsia="Microsoft YaHei" w:hAnsi="Microsoft YaHei"/>
+                <w:b/>
+                <w:bCs/>
+                <w:sz w:val="21"/>
+                <w:szCs w:val="21"/>
+              </w:rPr>
+              <w:t xml:space="preserve">示例维度</w:t>
+            </w:r>
+          </w:p>
+        </w:tc>
+      </w:tr>
+      <w:tr>
+        <w:trPr>
+          <w:tblHeader w:val="false"/>
+        </w:trPr>
+        <w:tc>
+          <w:tcPr>
+            <w:tcW w:type="dxa" w:w="3120"/>
+            <w:tcBorders>
+              <w:top w:val="single" w:color="BBBBBB" w:sz="1"/>
+              <w:left w:val="single" w:color="BBBBBB" w:sz="1"/>
+              <w:bottom w:val="single" w:color="BBBBBB" w:sz="1"/>
+              <w:right w:val="single" w:color="BBBBBB" w:sz="1"/>
+            </w:tcBorders>
+          </w:tcPr>
+          <w:p>
+            <w:pPr>
+              <w:spacing w:after="30" w:before="30"/>
+            </w:pPr>
+            <w:r>
+              <w:rPr>
+                <w:rFonts w:ascii="Microsoft YaHei" w:cs="Microsoft YaHei" w:eastAsia="Microsoft YaHei" w:hAnsi="Microsoft YaHei"/>
+                <w:b w:val="false"/>
+                <w:bCs w:val="false"/>
+                <w:sz w:val="21"/>
+                <w:szCs w:val="21"/>
+              </w:rPr>
+              <w:t xml:space="preserve">Safety（安全）</w:t>
+            </w:r>
+          </w:p>
+        </w:tc>
+        <w:tc>
+          <w:tcPr>
+            <w:tcW w:type="dxa" w:w="3120"/>
+            <w:tcBorders>
+              <w:top w:val="single" w:color="BBBBBB" w:sz="1"/>
+              <w:left w:val="single" w:color="BBBBBB" w:sz="1"/>
+              <w:bottom w:val="single" w:color="BBBBBB" w:sz="1"/>
+              <w:right w:val="single" w:color="BBBBBB" w:sz="1"/>
+            </w:tcBorders>
+          </w:tcPr>
+          <w:p>
+            <w:pPr>
+              <w:spacing w:after="30" w:before="30"/>
+            </w:pPr>
+            <w:r>
+              <w:rPr>
+                <w:rFonts w:ascii="Microsoft YaHei" w:cs="Microsoft YaHei" w:eastAsia="Microsoft YaHei" w:hAnsi="Microsoft YaHei"/>
+                <w:b w:val="false"/>
+                <w:bCs w:val="false"/>
+                <w:sz w:val="21"/>
+                <w:szCs w:val="21"/>
+              </w:rPr>
+              <w:t xml:space="preserve">4</w:t>
+            </w:r>
+          </w:p>
+        </w:tc>
+        <w:tc>
+          <w:tcPr>
+            <w:tcW w:type="dxa" w:w="3120"/>
+            <w:tcBorders>
+              <w:top w:val="single" w:color="BBBBBB" w:sz="1"/>
+              <w:left w:val="single" w:color="BBBBBB" w:sz="1"/>
+              <w:bottom w:val="single" w:color="BBBBBB" w:sz="1"/>
+              <w:right w:val="single" w:color="BBBBBB" w:sz="1"/>
+            </w:tcBorders>
+          </w:tcPr>
+          <w:p>
+            <w:pPr>
+              <w:spacing w:after="30" w:before="30"/>
+            </w:pPr>
+            <w:r>
+              <w:rPr>
+                <w:rFonts w:ascii="Microsoft YaHei" w:cs="Microsoft YaHei" w:eastAsia="Microsoft YaHei" w:hAnsi="Microsoft YaHei"/>
+                <w:b w:val="false"/>
+                <w:bCs w:val="false"/>
+                <w:sz w:val="21"/>
+                <w:szCs w:val="21"/>
+              </w:rPr>
+              <w:t xml:space="preserve">风险披露、医学边界、有害内容、能力边界</w:t>
+            </w:r>
+          </w:p>
+        </w:tc>
+      </w:tr>
+      <w:tr>
+        <w:trPr>
+          <w:tblHeader w:val="false"/>
+        </w:trPr>
+        <w:tc>
+          <w:tcPr>
+            <w:tcW w:type="dxa" w:w="3120"/>
+            <w:tcBorders>
+              <w:top w:val="single" w:color="BBBBBB" w:sz="1"/>
+              <w:left w:val="single" w:color="BBBBBB" w:sz="1"/>
+              <w:bottom w:val="single" w:color="BBBBBB" w:sz="1"/>
+              <w:right w:val="single" w:color="BBBBBB" w:sz="1"/>
+            </w:tcBorders>
+          </w:tcPr>
+          <w:p>
+            <w:pPr>
+              <w:spacing w:after="30" w:before="30"/>
+            </w:pPr>
+            <w:r>
+              <w:rPr>
+                <w:rFonts w:ascii="Microsoft YaHei" w:cs="Microsoft YaHei" w:eastAsia="Microsoft YaHei" w:hAnsi="Microsoft YaHei"/>
+                <w:b w:val="false"/>
+                <w:bCs w:val="false"/>
+                <w:sz w:val="21"/>
+                <w:szCs w:val="21"/>
+              </w:rPr>
+              <w:t xml:space="preserve">Accuracy（准确）</w:t>
+            </w:r>
+          </w:p>
+        </w:tc>
+        <w:tc>
+          <w:tcPr>
+            <w:tcW w:type="dxa" w:w="3120"/>
+            <w:tcBorders>
+              <w:top w:val="single" w:color="BBBBBB" w:sz="1"/>
+              <w:left w:val="single" w:color="BBBBBB" w:sz="1"/>
+              <w:bottom w:val="single" w:color="BBBBBB" w:sz="1"/>
+              <w:right w:val="single" w:color="BBBBBB" w:sz="1"/>
+            </w:tcBorders>
+          </w:tcPr>
+          <w:p>
+            <w:pPr>
+              <w:spacing w:after="30" w:before="30"/>
+            </w:pPr>
+            <w:r>
+              <w:rPr>
+                <w:rFonts w:ascii="Microsoft YaHei" w:cs="Microsoft YaHei" w:eastAsia="Microsoft YaHei" w:hAnsi="Microsoft YaHei"/>
+                <w:b w:val="false"/>
+                <w:bCs w:val="false"/>
+                <w:sz w:val="21"/>
+                <w:szCs w:val="21"/>
+              </w:rPr>
+              <w:t xml:space="preserve">7</w:t>
+            </w:r>
+          </w:p>
+        </w:tc>
+        <w:tc>
+          <w:tcPr>
+            <w:tcW w:type="dxa" w:w="3120"/>
+            <w:tcBorders>
+              <w:top w:val="single" w:color="BBBBBB" w:sz="1"/>
+              <w:left w:val="single" w:color="BBBBBB" w:sz="1"/>
+              <w:bottom w:val="single" w:color="BBBBBB" w:sz="1"/>
+              <w:right w:val="single" w:color="BBBBBB" w:sz="1"/>
+            </w:tcBorders>
+          </w:tcPr>
+          <w:p>
+            <w:pPr>
+              <w:spacing w:after="30" w:before="30"/>
+            </w:pPr>
+            <w:r>
+              <w:rPr>
+                <w:rFonts w:ascii="Microsoft YaHei" w:cs="Microsoft YaHei" w:eastAsia="Microsoft YaHei" w:hAnsi="Microsoft YaHei"/>
+                <w:b w:val="false"/>
+                <w:bCs w:val="false"/>
+                <w:sz w:val="21"/>
+                <w:szCs w:val="21"/>
+              </w:rPr>
+              <w:t xml:space="preserve">科学事实、计算准确、逻辑一致、数据引用、性别一致、品牌合规、参考标准</w:t>
+            </w:r>
+          </w:p>
+        </w:tc>
+      </w:tr>
+      <w:tr>
+        <w:trPr>
+          <w:tblHeader w:val="false"/>
+        </w:trPr>
+        <w:tc>
+          <w:tcPr>
+            <w:tcW w:type="dxa" w:w="3120"/>
+            <w:tcBorders>
+              <w:top w:val="single" w:color="BBBBBB" w:sz="1"/>
+              <w:left w:val="single" w:color="BBBBBB" w:sz="1"/>
+              <w:bottom w:val="single" w:color="BBBBBB" w:sz="1"/>
+              <w:right w:val="single" w:color="BBBBBB" w:sz="1"/>
+            </w:tcBorders>
+          </w:tcPr>
+          <w:p>
+            <w:pPr>
+              <w:spacing w:after="30" w:before="30"/>
+            </w:pPr>
+            <w:r>
+              <w:rPr>
+                <w:rFonts w:ascii="Microsoft YaHei" w:cs="Microsoft YaHei" w:eastAsia="Microsoft YaHei" w:hAnsi="Microsoft YaHei"/>
+                <w:b w:val="false"/>
+                <w:bCs w:val="false"/>
+                <w:sz w:val="21"/>
+                <w:szCs w:val="21"/>
+              </w:rPr>
+              <w:t xml:space="preserve">Usefulness（有用）</w:t>
+            </w:r>
+          </w:p>
+        </w:tc>
+        <w:tc>
+          <w:tcPr>
+            <w:tcW w:type="dxa" w:w="3120"/>
+            <w:tcBorders>
+              <w:top w:val="single" w:color="BBBBBB" w:sz="1"/>
+              <w:left w:val="single" w:color="BBBBBB" w:sz="1"/>
+              <w:bottom w:val="single" w:color="BBBBBB" w:sz="1"/>
+              <w:right w:val="single" w:color="BBBBBB" w:sz="1"/>
+            </w:tcBorders>
+          </w:tcPr>
+          <w:p>
+            <w:pPr>
+              <w:spacing w:after="30" w:before="30"/>
+            </w:pPr>
+            <w:r>
+              <w:rPr>
+                <w:rFonts w:ascii="Microsoft YaHei" w:cs="Microsoft YaHei" w:eastAsia="Microsoft YaHei" w:hAnsi="Microsoft YaHei"/>
+                <w:b w:val="false"/>
+                <w:bCs w:val="false"/>
+                <w:sz w:val="21"/>
+                <w:szCs w:val="21"/>
+              </w:rPr>
+              <w:t xml:space="preserve">5</w:t>
+            </w:r>
+          </w:p>
+        </w:tc>
+        <w:tc>
+          <w:tcPr>
+            <w:tcW w:type="dxa" w:w="3120"/>
+            <w:tcBorders>
+              <w:top w:val="single" w:color="BBBBBB" w:sz="1"/>
+              <w:left w:val="single" w:color="BBBBBB" w:sz="1"/>
+              <w:bottom w:val="single" w:color="BBBBBB" w:sz="1"/>
+              <w:right w:val="single" w:color="BBBBBB" w:sz="1"/>
+            </w:tcBorders>
+          </w:tcPr>
+          <w:p>
+            <w:pPr>
+              <w:spacing w:after="30" w:before="30"/>
+            </w:pPr>
+            <w:r>
+              <w:rPr>
+                <w:rFonts w:ascii="Microsoft YaHei" w:cs="Microsoft YaHei" w:eastAsia="Microsoft YaHei" w:hAnsi="Microsoft YaHei"/>
+                <w:b w:val="false"/>
+                <w:bCs w:val="false"/>
+                <w:sz w:val="21"/>
+                <w:szCs w:val="21"/>
+              </w:rPr>
+              <w:t xml:space="preserve">全面性、专业性、可操作性、表达质量、共情语气</w:t>
+            </w:r>
+          </w:p>
+        </w:tc>
+      </w:tr>
+      <w:tr>
+        <w:trPr>
+          <w:tblHeader w:val="false"/>
+        </w:trPr>
+        <w:tc>
+          <w:tcPr>
+            <w:tcW w:type="dxa" w:w="3120"/>
+            <w:tcBorders>
+              <w:top w:val="single" w:color="BBBBBB" w:sz="1"/>
+              <w:left w:val="single" w:color="BBBBBB" w:sz="1"/>
+              <w:bottom w:val="single" w:color="BBBBBB" w:sz="1"/>
+              <w:right w:val="single" w:color="BBBBBB" w:sz="1"/>
+            </w:tcBorders>
+          </w:tcPr>
+          <w:p>
+            <w:pPr>
+              <w:spacing w:after="30" w:before="30"/>
+            </w:pPr>
+            <w:r>
+              <w:rPr>
+                <w:rFonts w:ascii="Microsoft YaHei" w:cs="Microsoft YaHei" w:eastAsia="Microsoft YaHei" w:hAnsi="Microsoft YaHei"/>
+                <w:b w:val="false"/>
+                <w:bCs w:val="false"/>
+                <w:sz w:val="21"/>
+                <w:szCs w:val="21"/>
+              </w:rPr>
+              <w:t xml:space="preserve">Relevance（相关）</w:t>
+            </w:r>
+          </w:p>
+        </w:tc>
+        <w:tc>
+          <w:tcPr>
+            <w:tcW w:type="dxa" w:w="3120"/>
+            <w:tcBorders>
+              <w:top w:val="single" w:color="BBBBBB" w:sz="1"/>
+              <w:left w:val="single" w:color="BBBBBB" w:sz="1"/>
+              <w:bottom w:val="single" w:color="BBBBBB" w:sz="1"/>
+              <w:right w:val="single" w:color="BBBBBB" w:sz="1"/>
+            </w:tcBorders>
+          </w:tcPr>
+          <w:p>
+            <w:pPr>
+              <w:spacing w:after="30" w:before="30"/>
+            </w:pPr>
+            <w:r>
+              <w:rPr>
+                <w:rFonts w:ascii="Microsoft YaHei" w:cs="Microsoft YaHei" w:eastAsia="Microsoft YaHei" w:hAnsi="Microsoft YaHei"/>
+                <w:b w:val="false"/>
+                <w:bCs w:val="false"/>
+                <w:sz w:val="21"/>
+                <w:szCs w:val="21"/>
+              </w:rPr>
+              <w:t xml:space="preserve">2</w:t>
+            </w:r>
+          </w:p>
+        </w:tc>
+        <w:tc>
+          <w:tcPr>
+            <w:tcW w:type="dxa" w:w="3120"/>
+            <w:tcBorders>
+              <w:top w:val="single" w:color="BBBBBB" w:sz="1"/>
+              <w:left w:val="single" w:color="BBBBBB" w:sz="1"/>
+              <w:bottom w:val="single" w:color="BBBBBB" w:sz="1"/>
+              <w:right w:val="single" w:color="BBBBBB" w:sz="1"/>
+            </w:tcBorders>
+          </w:tcPr>
+          <w:p>
+            <w:pPr>
+              <w:spacing w:after="30" w:before="30"/>
+            </w:pPr>
+            <w:r>
+              <w:rPr>
+                <w:rFonts w:ascii="Microsoft YaHei" w:cs="Microsoft YaHei" w:eastAsia="Microsoft YaHei" w:hAnsi="Microsoft YaHei"/>
+                <w:b w:val="false"/>
+                <w:bCs w:val="false"/>
+                <w:sz w:val="21"/>
+                <w:szCs w:val="21"/>
+              </w:rPr>
+              <w:t xml:space="preserve">主题聚焦、领域边界</w:t>
+            </w:r>
+          </w:p>
+        </w:tc>
+      </w:tr>
+      <w:tr>
+        <w:trPr>
+          <w:tblHeader w:val="false"/>
+        </w:trPr>
+        <w:tc>
+          <w:tcPr>
+            <w:tcW w:type="dxa" w:w="3120"/>
+            <w:tcBorders>
+              <w:top w:val="single" w:color="BBBBBB" w:sz="1"/>
+              <w:left w:val="single" w:color="BBBBBB" w:sz="1"/>
+              <w:bottom w:val="single" w:color="BBBBBB" w:sz="1"/>
+              <w:right w:val="single" w:color="BBBBBB" w:sz="1"/>
+            </w:tcBorders>
+          </w:tcPr>
+          <w:p>
+            <w:pPr>
+              <w:spacing w:after="30" w:before="30"/>
+            </w:pPr>
+            <w:r>
+              <w:rPr>
+                <w:rFonts w:ascii="Microsoft YaHei" w:cs="Microsoft YaHei" w:eastAsia="Microsoft YaHei" w:hAnsi="Microsoft YaHei"/>
+                <w:b w:val="false"/>
+                <w:bCs w:val="false"/>
+                <w:sz w:val="21"/>
+                <w:szCs w:val="21"/>
+              </w:rPr>
+              <w:t xml:space="preserve">Personalization（个性化）</w:t>
+            </w:r>
+          </w:p>
+        </w:tc>
+        <w:tc>
+          <w:tcPr>
+            <w:tcW w:type="dxa" w:w="3120"/>
+            <w:tcBorders>
+              <w:top w:val="single" w:color="BBBBBB" w:sz="1"/>
+              <w:left w:val="single" w:color="BBBBBB" w:sz="1"/>
+              <w:bottom w:val="single" w:color="BBBBBB" w:sz="1"/>
+              <w:right w:val="single" w:color="BBBBBB" w:sz="1"/>
+            </w:tcBorders>
+          </w:tcPr>
+          <w:p>
+            <w:pPr>
+              <w:spacing w:after="30" w:before="30"/>
+            </w:pPr>
+            <w:r>
+              <w:rPr>
+                <w:rFonts w:ascii="Microsoft YaHei" w:cs="Microsoft YaHei" w:eastAsia="Microsoft YaHei" w:hAnsi="Microsoft YaHei"/>
+                <w:b w:val="false"/>
+                <w:bCs w:val="false"/>
+                <w:sz w:val="21"/>
+                <w:szCs w:val="21"/>
+              </w:rPr>
+              <w:t xml:space="preserve">2</w:t>
+            </w:r>
+          </w:p>
+        </w:tc>
+        <w:tc>
+          <w:tcPr>
+            <w:tcW w:type="dxa" w:w="3120"/>
+            <w:tcBorders>
+              <w:top w:val="single" w:color="BBBBBB" w:sz="1"/>
+              <w:left w:val="single" w:color="BBBBBB" w:sz="1"/>
+              <w:bottom w:val="single" w:color="BBBBBB" w:sz="1"/>
+              <w:right w:val="single" w:color="BBBBBB" w:sz="1"/>
+            </w:tcBorders>
+          </w:tcPr>
+          <w:p>
+            <w:pPr>
+              <w:spacing w:after="30" w:before="30"/>
+            </w:pPr>
+            <w:r>
+              <w:rPr>
+                <w:rFonts w:ascii="Microsoft YaHei" w:cs="Microsoft YaHei" w:eastAsia="Microsoft YaHei" w:hAnsi="Microsoft YaHei"/>
+                <w:b w:val="false"/>
+                <w:bCs w:val="false"/>
+                <w:sz w:val="21"/>
+                <w:szCs w:val="21"/>
+              </w:rPr>
+              <w:t xml:space="preserve">个性化质量、受众识别</w:t>
+            </w:r>
+          </w:p>
+        </w:tc>
+      </w:tr>
+    </w:tbl>
+    <w:p>
+      <w:pPr>
+        <w:spacing w:after="100"/>
+      </w:pPr>
+    </w:p>
+    <w:p>
+      <w:pPr>
+        <w:pStyle w:val="Heading2"/>
+        <w:spacing w:after="120" w:before="240"/>
+      </w:pPr>
+      <w:r>
+        <w:rPr>
+          <w:rFonts w:ascii="Microsoft YaHei" w:cs="Microsoft YaHei" w:eastAsia="Microsoft YaHei" w:hAnsi="Microsoft YaHei"/>
+          <w:b/>
+          <w:bCs/>
+          <w:color w:val="2E75B6"/>
+          <w:sz w:val="28"/>
+          <w:szCs w:val="28"/>
+        </w:rPr>
+        <w:t xml:space="preserve">5. 自动化评测流水线</w:t>
       </w:r>
     </w:p>
     <w:p>
@@ -7900,7 +9239,7 @@
           <wp:inline distT="0" distB="0" distL="0" distR="0">
             <wp:extent cx="5143500" cy="3343275"/>
             <wp:effectExtent t="0" r="0" b="0" l="0"/>
-            <wp:docPr id="1" name="维度热力图" descr="维度热力图" title="维度热力图"/>
+            <wp:docPr id="1" name="m_pipeline.png" descr="m_pipeline.png" title="m_pipeline.png"/>
             <wp:cNvGraphicFramePr>
               <a:graphicFrameLocks xmlns:a="http://schemas.openxmlformats.org/drawingml/2006/main" noChangeAspect="1"/>
             </wp:cNvGraphicFramePr>
@@ -7938,19 +9277,129 @@
     </w:p>
     <w:p>
       <w:pPr>
-        <w:spacing w:after="100" w:before="0"/>
-        <w:jc w:val="center"/>
+        <w:spacing w:after="40" w:before="80"/>
       </w:pPr>
       <w:r>
         <w:rPr>
           <w:rFonts w:ascii="Microsoft YaHei" w:cs="Microsoft YaHei" w:eastAsia="Microsoft YaHei" w:hAnsi="Microsoft YaHei"/>
-          <w:i/>
-          <w:iCs/>
-          <w:color w:val="666666"/>
-          <w:sz w:val="18"/>
-          <w:szCs w:val="18"/>
+          <w:b/>
+          <w:bCs/>
+          <w:sz w:val="21"/>
+          <w:szCs w:val="21"/>
         </w:rPr>
-        <w:t xml:space="preserve">维度热力图</w:t>
+        <w:t xml:space="preserve">关键工程特性：</w:t>
+      </w:r>
+    </w:p>
+    <w:p>
+      <w:pPr>
+        <w:pStyle w:val="ListParagraph"/>
+        <w:numPr>
+          <w:ilvl w:val="0"/>
+          <w:numId w:val="26"/>
+        </w:numPr>
+        <w:spacing w:after="30" w:before="30"/>
+      </w:pPr>
+      <w:r>
+        <w:rPr>
+          <w:rFonts w:ascii="Microsoft YaHei" w:cs="Microsoft YaHei" w:eastAsia="Microsoft YaHei" w:hAnsi="Microsoft YaHei"/>
+          <w:b w:val="false"/>
+          <w:bCs w:val="false"/>
+          <w:sz w:val="21"/>
+          <w:szCs w:val="21"/>
+        </w:rPr>
+        <w:t xml:space="preserve">断点续传：每 case 完成后写 JSON，中断后自动跳过已完成</w:t>
+      </w:r>
+    </w:p>
+    <w:p>
+      <w:pPr>
+        <w:pStyle w:val="ListParagraph"/>
+        <w:numPr>
+          <w:ilvl w:val="0"/>
+          <w:numId w:val="27"/>
+        </w:numPr>
+        <w:spacing w:after="30" w:before="30"/>
+      </w:pPr>
+      <w:r>
+        <w:rPr>
+          <w:rFonts w:ascii="Microsoft YaHei" w:cs="Microsoft YaHei" w:eastAsia="Microsoft YaHei" w:hAnsi="Microsoft YaHei"/>
+          <w:b w:val="false"/>
+          <w:bCs w:val="false"/>
+          <w:sz w:val="21"/>
+          <w:szCs w:val="21"/>
+        </w:rPr>
+        <w:t xml:space="preserve">僵尸检测：response 超 5000 字且重复率 &gt; 3 -&gt; 标记 token_loop 自动重跑</w:t>
+      </w:r>
+    </w:p>
+    <w:p>
+      <w:pPr>
+        <w:pStyle w:val="ListParagraph"/>
+        <w:numPr>
+          <w:ilvl w:val="0"/>
+          <w:numId w:val="28"/>
+        </w:numPr>
+        <w:spacing w:after="30" w:before="30"/>
+      </w:pPr>
+      <w:r>
+        <w:rPr>
+          <w:rFonts w:ascii="Microsoft YaHei" w:cs="Microsoft YaHei" w:eastAsia="Microsoft YaHei" w:hAnsi="Microsoft YaHei"/>
+          <w:b w:val="false"/>
+          <w:bCs w:val="false"/>
+          <w:sz w:val="21"/>
+          <w:szCs w:val="21"/>
+        </w:rPr>
+        <w:t xml:space="preserve">并行执行：多模型并行（每模型独立端口），case 内串行保证隔离</w:t>
+      </w:r>
+    </w:p>
+    <w:p>
+      <w:pPr>
+        <w:pStyle w:val="ListParagraph"/>
+        <w:numPr>
+          <w:ilvl w:val="0"/>
+          <w:numId w:val="29"/>
+        </w:numPr>
+        <w:spacing w:after="30" w:before="30"/>
+      </w:pPr>
+      <w:r>
+        <w:rPr>
+          <w:rFonts w:ascii="Microsoft YaHei" w:cs="Microsoft YaHei" w:eastAsia="Microsoft YaHei" w:hAnsi="Microsoft YaHei"/>
+          <w:b w:val="false"/>
+          <w:bCs w:val="false"/>
+          <w:sz w:val="21"/>
+          <w:szCs w:val="21"/>
+        </w:rPr>
+        <w:t xml:space="preserve">失败追踪：FAILED_CASES.json 记录所有失败的 model x condition x case</w:t>
+      </w:r>
+    </w:p>
+    <w:p>
+      <w:pPr>
+        <w:pStyle w:val="Heading2"/>
+        <w:spacing w:after="120" w:before="240"/>
+      </w:pPr>
+      <w:r>
+        <w:rPr>
+          <w:rFonts w:ascii="Microsoft YaHei" w:cs="Microsoft YaHei" w:eastAsia="Microsoft YaHei" w:hAnsi="Microsoft YaHei"/>
+          <w:b/>
+          <w:bCs/>
+          <w:color w:val="2E75B6"/>
+          <w:sz w:val="28"/>
+          <w:szCs w:val="28"/>
+        </w:rPr>
+        <w:t xml:space="preserve">6. Skill 迭代调试平台（多维度测试延伸）</w:t>
+      </w:r>
+    </w:p>
+    <w:p>
+      <w:pPr>
+        <w:spacing w:after="50" w:before="50"/>
+      </w:pPr>
+      <w:r>
+        <w:rPr>
+          <w:rFonts w:ascii="Microsoft YaHei" w:cs="Microsoft YaHei" w:eastAsia="Microsoft YaHei" w:hAnsi="Microsoft YaHei"/>
+          <w:b w:val="false"/>
+          <w:bCs w:val="false"/>
+          <w:sz w:val="21"/>
+          <w:szCs w:val="21"/>
+        </w:rPr>
+        <w:t xml:space="preserve">VL 模型评测聚焦「模型能力」维度，而 PHA 的 AI 质量还依赖于 Skill（专家知识/评估框架） 的准确性。为此搭建了 Skill Debug Workbench，将测试维度从「模型评测」延伸到「Skill 迭代验证」。</w:t>
       </w:r>
     </w:p>
     <w:p>
@@ -7967,1545 +9416,20 @@
           <w:sz w:val="24"/>
           <w:szCs w:val="24"/>
         </w:rPr>
-        <w:t xml:space="preserve">3.5 Layer 5: DOC vs RAW 数据格式对比</w:t>
+        <w:t xml:space="preserve">6.1 Workbench 架构</w:t>
       </w:r>
     </w:p>
     <w:p>
       <w:pPr>
-        <w:spacing w:after="50" w:before="50"/>
-      </w:pPr>
-      <w:r>
-        <w:rPr>
-          <w:rFonts w:ascii="Microsoft YaHei" w:cs="Microsoft YaHei" w:eastAsia="Microsoft YaHei" w:hAnsi="Microsoft YaHei"/>
-          <w:b/>
-          <w:bCs/>
-          <w:sz w:val="21"/>
-          <w:szCs w:val="21"/>
-        </w:rPr>
-        <w:t xml:space="preserve">目的：</w:t>
-      </w:r>
-      <w:r>
-        <w:rPr>
-          <w:rFonts w:ascii="Microsoft YaHei" w:cs="Microsoft YaHei" w:eastAsia="Microsoft YaHei" w:hAnsi="Microsoft YaHei"/>
-          <w:b w:val="false"/>
-          <w:bCs w:val="false"/>
-          <w:sz w:val="21"/>
-          <w:szCs w:val="21"/>
-        </w:rPr>
-        <w:t xml:space="preserve"> 对比「结构化中文语义数据」vs「SDK 原始 JSON 数据」对模型理解的影响</w:t>
-      </w:r>
-    </w:p>
-    <w:p>
-      <w:pPr>
-        <w:spacing w:after="50" w:before="50"/>
-      </w:pPr>
-      <w:r>
-        <w:rPr>
-          <w:rFonts w:ascii="Microsoft YaHei" w:cs="Microsoft YaHei" w:eastAsia="Microsoft YaHei" w:hAnsi="Microsoft YaHei"/>
-          <w:b/>
-          <w:bCs/>
-          <w:sz w:val="21"/>
-          <w:szCs w:val="21"/>
-        </w:rPr>
-        <w:t xml:space="preserve">脚本：</w:t>
-      </w:r>
-      <w:r>
-        <w:rPr>
-          <w:rFonts w:ascii="Microsoft YaHei" w:cs="Microsoft YaHei" w:eastAsia="Microsoft YaHei" w:hAnsi="Microsoft YaHei"/>
-          <w:b w:val="false"/>
-          <w:bCs w:val="false"/>
-          <w:sz w:val="21"/>
-          <w:szCs w:val="21"/>
-        </w:rPr>
-        <w:t xml:space="preserve"> </w:t>
-      </w:r>
-      <w:r>
-        <w:rPr>
-          <w:rFonts w:ascii="Consolas" w:cs="Consolas" w:eastAsia="Consolas" w:hAnsi="Consolas"/>
-          <w:color w:val="C7254E"/>
-          <w:sz w:val="19"/>
-          <w:szCs w:val="19"/>
-        </w:rPr>
-        <w:t xml:space="preserve">tests/vl-eval/scripts/run_doc_vs_raw.py</w:t>
-      </w:r>
-    </w:p>
-    <w:p>
-      <w:pPr>
-        <w:spacing w:after="50" w:before="50"/>
-      </w:pPr>
-      <w:r>
-        <w:rPr>
-          <w:rFonts w:ascii="Microsoft YaHei" w:cs="Microsoft YaHei" w:eastAsia="Microsoft YaHei" w:hAnsi="Microsoft YaHei"/>
-          <w:b/>
-          <w:bCs/>
-          <w:sz w:val="21"/>
-          <w:szCs w:val="21"/>
-        </w:rPr>
-        <w:t xml:space="preserve">实验设计：</w:t>
-      </w:r>
-    </w:p>
-    <w:p>
-      <w:pPr>
-        <w:pStyle w:val="ListParagraph"/>
-        <w:numPr>
-          <w:ilvl w:val="0"/>
-          <w:numId w:val="19"/>
-        </w:numPr>
-        <w:spacing w:after="30" w:before="30"/>
-      </w:pPr>
-      <w:r>
-        <w:rPr>
-          <w:rFonts w:ascii="Microsoft YaHei" w:cs="Microsoft YaHei" w:eastAsia="Microsoft YaHei" w:hAnsi="Microsoft YaHei"/>
-          <w:b w:val="false"/>
-          <w:bCs w:val="false"/>
-          <w:sz w:val="21"/>
-          <w:szCs w:val="21"/>
-        </w:rPr>
-        <w:t xml:space="preserve">同一问题 + 同一图片，分别注入 DOC（处理后中文 terminal_data）和 RAW（SDK 原始 JSON）</w:t>
-      </w:r>
-    </w:p>
-    <w:p>
-      <w:pPr>
-        <w:pStyle w:val="ListParagraph"/>
-        <w:numPr>
-          <w:ilvl w:val="0"/>
-          <w:numId w:val="20"/>
-        </w:numPr>
-        <w:spacing w:after="30" w:before="30"/>
-      </w:pPr>
-      <w:r>
-        <w:rPr>
-          <w:rFonts w:ascii="Microsoft YaHei" w:cs="Microsoft YaHei" w:eastAsia="Microsoft YaHei" w:hAnsi="Microsoft YaHei"/>
-          <w:b w:val="false"/>
-          <w:bCs w:val="false"/>
-          <w:sz w:val="21"/>
-          <w:szCs w:val="21"/>
-        </w:rPr>
-        <w:t xml:space="preserve">两个 PHA 实例并行（DOC 端口 8004 / RAW 端口 8008），消除时序干扰</w:t>
-      </w:r>
-    </w:p>
-    <w:p>
-      <w:pPr>
-        <w:pStyle w:val="ListParagraph"/>
-        <w:numPr>
-          <w:ilvl w:val="0"/>
-          <w:numId w:val="21"/>
-        </w:numPr>
-        <w:spacing w:after="30" w:before="30"/>
-      </w:pPr>
-      <w:r>
-        <w:rPr>
-          <w:rFonts w:ascii="Microsoft YaHei" w:cs="Microsoft YaHei" w:eastAsia="Microsoft YaHei" w:hAnsi="Microsoft YaHei"/>
-          <w:b w:val="false"/>
-          <w:bCs w:val="false"/>
-          <w:sz w:val="21"/>
-          <w:szCs w:val="21"/>
-        </w:rPr>
-        <w:t xml:space="preserve">9 维评分 + 5 张可视化图表</w:t>
-      </w:r>
-    </w:p>
-    <w:p>
-      <w:pPr>
-        <w:spacing w:after="50" w:before="50"/>
-      </w:pPr>
-      <w:r>
-        <w:rPr>
-          <w:rFonts w:ascii="Microsoft YaHei" w:cs="Microsoft YaHei" w:eastAsia="Microsoft YaHei" w:hAnsi="Microsoft YaHei"/>
-          <w:b/>
-          <w:bCs/>
-          <w:sz w:val="21"/>
-          <w:szCs w:val="21"/>
-        </w:rPr>
-        <w:t xml:space="preserve">9 维评分体系：</w:t>
-      </w:r>
-    </w:p>
-    <w:p>
-      <w:pPr>
-        <w:spacing w:after="50" w:before="50"/>
-      </w:pPr>
-      <w:r>
-        <w:rPr>
-          <w:rFonts w:ascii="Microsoft YaHei" w:cs="Microsoft YaHei" w:eastAsia="Microsoft YaHei" w:hAnsi="Microsoft YaHei"/>
-          <w:b w:val="false"/>
-          <w:bCs w:val="false"/>
-          <w:sz w:val="21"/>
-          <w:szCs w:val="21"/>
-        </w:rPr>
-        <w:t xml:space="preserve">数值准确性、异常识别、单位换算、幻觉控制、视觉-数据融合、数据引用质量、任务完成度、回答可读性、工具调用合理性</w:t>
-      </w:r>
-    </w:p>
-    <w:p>
-      <w:pPr>
-        <w:pStyle w:val="Heading2"/>
-        <w:spacing w:after="120" w:before="240"/>
-      </w:pPr>
-      <w:r>
-        <w:rPr>
-          <w:rFonts w:ascii="Microsoft YaHei" w:cs="Microsoft YaHei" w:eastAsia="Microsoft YaHei" w:hAnsi="Microsoft YaHei"/>
-          <w:b/>
-          <w:bCs/>
-          <w:color w:val="2E75B6"/>
-          <w:sz w:val="28"/>
-          <w:szCs w:val="28"/>
-        </w:rPr>
-        <w:t xml:space="preserve">4. 测试数据构建</w:t>
-      </w:r>
-    </w:p>
-    <w:p>
-      <w:pPr>
-        <w:pStyle w:val="Heading3"/>
-        <w:spacing w:after="100" w:before="200"/>
-      </w:pPr>
-      <w:r>
-        <w:rPr>
-          <w:rFonts w:ascii="Microsoft YaHei" w:cs="Microsoft YaHei" w:eastAsia="Microsoft YaHei" w:hAnsi="Microsoft YaHei"/>
-          <w:b/>
-          <w:bCs/>
-          <w:color w:val="404040"/>
-          <w:sz w:val="24"/>
-          <w:szCs w:val="24"/>
-        </w:rPr>
-        <w:t xml:space="preserve">4.1 数据来源</w:t>
-      </w:r>
-    </w:p>
-    <w:tbl>
-      <w:tblPr>
-        <w:tblW w:type="auto" w:w="100"/>
-        <w:tblBorders>
-          <w:top w:val="single" w:color="auto" w:sz="4"/>
-          <w:left w:val="single" w:color="auto" w:sz="4"/>
-          <w:bottom w:val="single" w:color="auto" w:sz="4"/>
-          <w:right w:val="single" w:color="auto" w:sz="4"/>
-          <w:insideH w:val="single" w:color="auto" w:sz="4"/>
-          <w:insideV w:val="single" w:color="auto" w:sz="4"/>
-        </w:tblBorders>
-      </w:tblPr>
-      <w:tblGrid>
-        <w:gridCol w:w="3120"/>
-        <w:gridCol w:w="3120"/>
-        <w:gridCol w:w="3120"/>
-      </w:tblGrid>
-      <w:tr>
-        <w:trPr>
-          <w:tblHeader/>
-        </w:trPr>
-        <w:tc>
-          <w:tcPr>
-            <w:tcW w:type="dxa" w:w="3120"/>
-            <w:tcBorders>
-              <w:top w:val="single" w:color="BBBBBB" w:sz="1"/>
-              <w:left w:val="single" w:color="BBBBBB" w:sz="1"/>
-              <w:bottom w:val="single" w:color="BBBBBB" w:sz="1"/>
-              <w:right w:val="single" w:color="BBBBBB" w:sz="1"/>
-            </w:tcBorders>
-            <w:shd w:fill="D5E8F0" w:val="clear"/>
-          </w:tcPr>
-          <w:p>
-            <w:pPr>
-              <w:spacing w:after="30" w:before="30"/>
-            </w:pPr>
-            <w:r>
-              <w:rPr>
-                <w:rFonts w:ascii="Microsoft YaHei" w:cs="Microsoft YaHei" w:eastAsia="Microsoft YaHei" w:hAnsi="Microsoft YaHei"/>
-                <w:b/>
-                <w:bCs/>
-                <w:sz w:val="21"/>
-                <w:szCs w:val="21"/>
-              </w:rPr>
-              <w:t xml:space="preserve">数据类型</w:t>
-            </w:r>
-          </w:p>
-        </w:tc>
-        <w:tc>
-          <w:tcPr>
-            <w:tcW w:type="dxa" w:w="3120"/>
-            <w:tcBorders>
-              <w:top w:val="single" w:color="BBBBBB" w:sz="1"/>
-              <w:left w:val="single" w:color="BBBBBB" w:sz="1"/>
-              <w:bottom w:val="single" w:color="BBBBBB" w:sz="1"/>
-              <w:right w:val="single" w:color="BBBBBB" w:sz="1"/>
-            </w:tcBorders>
-            <w:shd w:fill="D5E8F0" w:val="clear"/>
-          </w:tcPr>
-          <w:p>
-            <w:pPr>
-              <w:spacing w:after="30" w:before="30"/>
-            </w:pPr>
-            <w:r>
-              <w:rPr>
-                <w:rFonts w:ascii="Microsoft YaHei" w:cs="Microsoft YaHei" w:eastAsia="Microsoft YaHei" w:hAnsi="Microsoft YaHei"/>
-                <w:b/>
-                <w:bCs/>
-                <w:sz w:val="21"/>
-                <w:szCs w:val="21"/>
-              </w:rPr>
-              <w:t xml:space="preserve">来源</w:t>
-            </w:r>
-          </w:p>
-        </w:tc>
-        <w:tc>
-          <w:tcPr>
-            <w:tcW w:type="dxa" w:w="3120"/>
-            <w:tcBorders>
-              <w:top w:val="single" w:color="BBBBBB" w:sz="1"/>
-              <w:left w:val="single" w:color="BBBBBB" w:sz="1"/>
-              <w:bottom w:val="single" w:color="BBBBBB" w:sz="1"/>
-              <w:right w:val="single" w:color="BBBBBB" w:sz="1"/>
-            </w:tcBorders>
-            <w:shd w:fill="D5E8F0" w:val="clear"/>
-          </w:tcPr>
-          <w:p>
-            <w:pPr>
-              <w:spacing w:after="30" w:before="30"/>
-            </w:pPr>
-            <w:r>
-              <w:rPr>
-                <w:rFonts w:ascii="Microsoft YaHei" w:cs="Microsoft YaHei" w:eastAsia="Microsoft YaHei" w:hAnsi="Microsoft YaHei"/>
-                <w:b/>
-                <w:bCs/>
-                <w:sz w:val="21"/>
-                <w:szCs w:val="21"/>
-              </w:rPr>
-              <w:t xml:space="preserve">规模</w:t>
-            </w:r>
-          </w:p>
-        </w:tc>
-      </w:tr>
-      <w:tr>
-        <w:trPr>
-          <w:tblHeader w:val="false"/>
-        </w:trPr>
-        <w:tc>
-          <w:tcPr>
-            <w:tcW w:type="dxa" w:w="3120"/>
-            <w:tcBorders>
-              <w:top w:val="single" w:color="BBBBBB" w:sz="1"/>
-              <w:left w:val="single" w:color="BBBBBB" w:sz="1"/>
-              <w:bottom w:val="single" w:color="BBBBBB" w:sz="1"/>
-              <w:right w:val="single" w:color="BBBBBB" w:sz="1"/>
-            </w:tcBorders>
-          </w:tcPr>
-          <w:p>
-            <w:pPr>
-              <w:spacing w:after="30" w:before="30"/>
-            </w:pPr>
-            <w:r>
-              <w:rPr>
-                <w:rFonts w:ascii="Microsoft YaHei" w:cs="Microsoft YaHei" w:eastAsia="Microsoft YaHei" w:hAnsi="Microsoft YaHei"/>
-                <w:b w:val="false"/>
-                <w:bCs w:val="false"/>
-                <w:sz w:val="21"/>
-                <w:szCs w:val="21"/>
-              </w:rPr>
-              <w:t xml:space="preserve">测试图片</w:t>
-            </w:r>
-          </w:p>
-        </w:tc>
-        <w:tc>
-          <w:tcPr>
-            <w:tcW w:type="dxa" w:w="3120"/>
-            <w:tcBorders>
-              <w:top w:val="single" w:color="BBBBBB" w:sz="1"/>
-              <w:left w:val="single" w:color="BBBBBB" w:sz="1"/>
-              <w:bottom w:val="single" w:color="BBBBBB" w:sz="1"/>
-              <w:right w:val="single" w:color="BBBBBB" w:sz="1"/>
-            </w:tcBorders>
-          </w:tcPr>
-          <w:p>
-            <w:pPr>
-              <w:spacing w:after="30" w:before="30"/>
-            </w:pPr>
-            <w:r>
-              <w:rPr>
-                <w:rFonts w:ascii="Microsoft YaHei" w:cs="Microsoft YaHei" w:eastAsia="Microsoft YaHei" w:hAnsi="Microsoft YaHei"/>
-                <w:b w:val="false"/>
-                <w:bCs w:val="false"/>
-                <w:sz w:val="21"/>
-                <w:szCs w:val="21"/>
-              </w:rPr>
-              <w:t xml:space="preserve">真实华为手表/手机 UI 截图</w:t>
-            </w:r>
-          </w:p>
-        </w:tc>
-        <w:tc>
-          <w:tcPr>
-            <w:tcW w:type="dxa" w:w="3120"/>
-            <w:tcBorders>
-              <w:top w:val="single" w:color="BBBBBB" w:sz="1"/>
-              <w:left w:val="single" w:color="BBBBBB" w:sz="1"/>
-              <w:bottom w:val="single" w:color="BBBBBB" w:sz="1"/>
-              <w:right w:val="single" w:color="BBBBBB" w:sz="1"/>
-            </w:tcBorders>
-          </w:tcPr>
-          <w:p>
-            <w:pPr>
-              <w:spacing w:after="30" w:before="30"/>
-            </w:pPr>
-            <w:r>
-              <w:rPr>
-                <w:rFonts w:ascii="Microsoft YaHei" w:cs="Microsoft YaHei" w:eastAsia="Microsoft YaHei" w:hAnsi="Microsoft YaHei"/>
-                <w:b w:val="false"/>
-                <w:bCs w:val="false"/>
-                <w:sz w:val="21"/>
-                <w:szCs w:val="21"/>
-              </w:rPr>
-              <w:t xml:space="preserve">43 张 PNG/JPG</w:t>
-            </w:r>
-          </w:p>
-        </w:tc>
-      </w:tr>
-      <w:tr>
-        <w:trPr>
-          <w:tblHeader w:val="false"/>
-        </w:trPr>
-        <w:tc>
-          <w:tcPr>
-            <w:tcW w:type="dxa" w:w="3120"/>
-            <w:tcBorders>
-              <w:top w:val="single" w:color="BBBBBB" w:sz="1"/>
-              <w:left w:val="single" w:color="BBBBBB" w:sz="1"/>
-              <w:bottom w:val="single" w:color="BBBBBB" w:sz="1"/>
-              <w:right w:val="single" w:color="BBBBBB" w:sz="1"/>
-            </w:tcBorders>
-          </w:tcPr>
-          <w:p>
-            <w:pPr>
-              <w:spacing w:after="30" w:before="30"/>
-            </w:pPr>
-            <w:r>
-              <w:rPr>
-                <w:rFonts w:ascii="Microsoft YaHei" w:cs="Microsoft YaHei" w:eastAsia="Microsoft YaHei" w:hAnsi="Microsoft YaHei"/>
-                <w:b w:val="false"/>
-                <w:bCs w:val="false"/>
-                <w:sz w:val="21"/>
-                <w:szCs w:val="21"/>
-              </w:rPr>
-              <w:t xml:space="preserve">用户问题</w:t>
-            </w:r>
-          </w:p>
-        </w:tc>
-        <w:tc>
-          <w:tcPr>
-            <w:tcW w:type="dxa" w:w="3120"/>
-            <w:tcBorders>
-              <w:top w:val="single" w:color="BBBBBB" w:sz="1"/>
-              <w:left w:val="single" w:color="BBBBBB" w:sz="1"/>
-              <w:bottom w:val="single" w:color="BBBBBB" w:sz="1"/>
-              <w:right w:val="single" w:color="BBBBBB" w:sz="1"/>
-            </w:tcBorders>
-          </w:tcPr>
-          <w:p>
-            <w:pPr>
-              <w:spacing w:after="30" w:before="30"/>
-            </w:pPr>
-            <w:r>
-              <w:rPr>
-                <w:rFonts w:ascii="Microsoft YaHei" w:cs="Microsoft YaHei" w:eastAsia="Microsoft YaHei" w:hAnsi="Microsoft YaHei"/>
-                <w:b w:val="false"/>
-                <w:bCs w:val="false"/>
-                <w:sz w:val="21"/>
-                <w:szCs w:val="21"/>
-              </w:rPr>
-              <w:t xml:space="preserve">真实用户场景 query</w:t>
-            </w:r>
-          </w:p>
-        </w:tc>
-        <w:tc>
-          <w:tcPr>
-            <w:tcW w:type="dxa" w:w="3120"/>
-            <w:tcBorders>
-              <w:top w:val="single" w:color="BBBBBB" w:sz="1"/>
-              <w:left w:val="single" w:color="BBBBBB" w:sz="1"/>
-              <w:bottom w:val="single" w:color="BBBBBB" w:sz="1"/>
-              <w:right w:val="single" w:color="BBBBBB" w:sz="1"/>
-            </w:tcBorders>
-          </w:tcPr>
-          <w:p>
-            <w:pPr>
-              <w:spacing w:after="30" w:before="30"/>
-            </w:pPr>
-            <w:r>
-              <w:rPr>
-                <w:rFonts w:ascii="Microsoft YaHei" w:cs="Microsoft YaHei" w:eastAsia="Microsoft YaHei" w:hAnsi="Microsoft YaHei"/>
-                <w:b w:val="false"/>
-                <w:bCs w:val="false"/>
-                <w:sz w:val="21"/>
-                <w:szCs w:val="21"/>
-              </w:rPr>
-              <w:t xml:space="preserve">48 条（demotest.xlsx）</w:t>
-            </w:r>
-          </w:p>
-        </w:tc>
-      </w:tr>
-      <w:tr>
-        <w:trPr>
-          <w:tblHeader w:val="false"/>
-        </w:trPr>
-        <w:tc>
-          <w:tcPr>
-            <w:tcW w:type="dxa" w:w="3120"/>
-            <w:tcBorders>
-              <w:top w:val="single" w:color="BBBBBB" w:sz="1"/>
-              <w:left w:val="single" w:color="BBBBBB" w:sz="1"/>
-              <w:bottom w:val="single" w:color="BBBBBB" w:sz="1"/>
-              <w:right w:val="single" w:color="BBBBBB" w:sz="1"/>
-            </w:tcBorders>
-          </w:tcPr>
-          <w:p>
-            <w:pPr>
-              <w:spacing w:after="30" w:before="30"/>
-            </w:pPr>
-            <w:r>
-              <w:rPr>
-                <w:rFonts w:ascii="Microsoft YaHei" w:cs="Microsoft YaHei" w:eastAsia="Microsoft YaHei" w:hAnsi="Microsoft YaHei"/>
-                <w:b w:val="false"/>
-                <w:bCs w:val="false"/>
-                <w:sz w:val="21"/>
-                <w:szCs w:val="21"/>
-              </w:rPr>
-              <w:t xml:space="preserve">terminal_data</w:t>
-            </w:r>
-          </w:p>
-        </w:tc>
-        <w:tc>
-          <w:tcPr>
-            <w:tcW w:type="dxa" w:w="3120"/>
-            <w:tcBorders>
-              <w:top w:val="single" w:color="BBBBBB" w:sz="1"/>
-              <w:left w:val="single" w:color="BBBBBB" w:sz="1"/>
-              <w:bottom w:val="single" w:color="BBBBBB" w:sz="1"/>
-              <w:right w:val="single" w:color="BBBBBB" w:sz="1"/>
-            </w:tcBorders>
-          </w:tcPr>
-          <w:p>
-            <w:pPr>
-              <w:spacing w:after="30" w:before="30"/>
-            </w:pPr>
-            <w:r>
-              <w:rPr>
-                <w:rFonts w:ascii="Microsoft YaHei" w:cs="Microsoft YaHei" w:eastAsia="Microsoft YaHei" w:hAnsi="Microsoft YaHei"/>
-                <w:b w:val="false"/>
-                <w:bCs w:val="false"/>
-                <w:sz w:val="21"/>
-                <w:szCs w:val="21"/>
-              </w:rPr>
-              <w:t xml:space="preserve">端侧 SDK 原始数据</w:t>
-            </w:r>
-          </w:p>
-        </w:tc>
-        <w:tc>
-          <w:tcPr>
-            <w:tcW w:type="dxa" w:w="3120"/>
-            <w:tcBorders>
-              <w:top w:val="single" w:color="BBBBBB" w:sz="1"/>
-              <w:left w:val="single" w:color="BBBBBB" w:sz="1"/>
-              <w:bottom w:val="single" w:color="BBBBBB" w:sz="1"/>
-              <w:right w:val="single" w:color="BBBBBB" w:sz="1"/>
-            </w:tcBorders>
-          </w:tcPr>
-          <w:p>
-            <w:pPr>
-              <w:spacing w:after="30" w:before="30"/>
-            </w:pPr>
-            <w:r>
-              <w:rPr>
-                <w:rFonts w:ascii="Microsoft YaHei" w:cs="Microsoft YaHei" w:eastAsia="Microsoft YaHei" w:hAnsi="Microsoft YaHei"/>
-                <w:b w:val="false"/>
-                <w:bCs w:val="false"/>
-                <w:sz w:val="21"/>
-                <w:szCs w:val="21"/>
-              </w:rPr>
-              <w:t xml:space="preserve">每 case 一份 JSON</w:t>
-            </w:r>
-          </w:p>
-        </w:tc>
-      </w:tr>
-      <w:tr>
-        <w:trPr>
-          <w:tblHeader w:val="false"/>
-        </w:trPr>
-        <w:tc>
-          <w:tcPr>
-            <w:tcW w:type="dxa" w:w="3120"/>
-            <w:tcBorders>
-              <w:top w:val="single" w:color="BBBBBB" w:sz="1"/>
-              <w:left w:val="single" w:color="BBBBBB" w:sz="1"/>
-              <w:bottom w:val="single" w:color="BBBBBB" w:sz="1"/>
-              <w:right w:val="single" w:color="BBBBBB" w:sz="1"/>
-            </w:tcBorders>
-          </w:tcPr>
-          <w:p>
-            <w:pPr>
-              <w:spacing w:after="30" w:before="30"/>
-            </w:pPr>
-            <w:r>
-              <w:rPr>
-                <w:rFonts w:ascii="Microsoft YaHei" w:cs="Microsoft YaHei" w:eastAsia="Microsoft YaHei" w:hAnsi="Microsoft YaHei"/>
-                <w:b w:val="false"/>
-                <w:bCs w:val="false"/>
-                <w:sz w:val="21"/>
-                <w:szCs w:val="21"/>
-              </w:rPr>
-              <w:t xml:space="preserve">description.json</w:t>
-            </w:r>
-          </w:p>
-        </w:tc>
-        <w:tc>
-          <w:tcPr>
-            <w:tcW w:type="dxa" w:w="3120"/>
-            <w:tcBorders>
-              <w:top w:val="single" w:color="BBBBBB" w:sz="1"/>
-              <w:left w:val="single" w:color="BBBBBB" w:sz="1"/>
-              <w:bottom w:val="single" w:color="BBBBBB" w:sz="1"/>
-              <w:right w:val="single" w:color="BBBBBB" w:sz="1"/>
-            </w:tcBorders>
-          </w:tcPr>
-          <w:p>
-            <w:pPr>
-              <w:spacing w:after="30" w:before="30"/>
-            </w:pPr>
-            <w:r>
-              <w:rPr>
-                <w:rFonts w:ascii="Microsoft YaHei" w:cs="Microsoft YaHei" w:eastAsia="Microsoft YaHei" w:hAnsi="Microsoft YaHei"/>
-                <w:b w:val="false"/>
-                <w:bCs w:val="false"/>
-                <w:sz w:val="21"/>
-                <w:szCs w:val="21"/>
-              </w:rPr>
-              <w:t xml:space="preserve">40+ 页面的界面元素描述</w:t>
-            </w:r>
-          </w:p>
-        </w:tc>
-        <w:tc>
-          <w:tcPr>
-            <w:tcW w:type="dxa" w:w="3120"/>
-            <w:tcBorders>
-              <w:top w:val="single" w:color="BBBBBB" w:sz="1"/>
-              <w:left w:val="single" w:color="BBBBBB" w:sz="1"/>
-              <w:bottom w:val="single" w:color="BBBBBB" w:sz="1"/>
-              <w:right w:val="single" w:color="BBBBBB" w:sz="1"/>
-            </w:tcBorders>
-          </w:tcPr>
-          <w:p>
-            <w:pPr>
-              <w:spacing w:after="30" w:before="30"/>
-            </w:pPr>
-            <w:r>
-              <w:rPr>
-                <w:rFonts w:ascii="Microsoft YaHei" w:cs="Microsoft YaHei" w:eastAsia="Microsoft YaHei" w:hAnsi="Microsoft YaHei"/>
-                <w:b w:val="false"/>
-                <w:bCs w:val="false"/>
-                <w:sz w:val="21"/>
-                <w:szCs w:val="21"/>
-              </w:rPr>
-              <w:t xml:space="preserve">人工标注</w:t>
-            </w:r>
-          </w:p>
-        </w:tc>
-      </w:tr>
-      <w:tr>
-        <w:trPr>
-          <w:tblHeader w:val="false"/>
-        </w:trPr>
-        <w:tc>
-          <w:tcPr>
-            <w:tcW w:type="dxa" w:w="3120"/>
-            <w:tcBorders>
-              <w:top w:val="single" w:color="BBBBBB" w:sz="1"/>
-              <w:left w:val="single" w:color="BBBBBB" w:sz="1"/>
-              <w:bottom w:val="single" w:color="BBBBBB" w:sz="1"/>
-              <w:right w:val="single" w:color="BBBBBB" w:sz="1"/>
-            </w:tcBorders>
-          </w:tcPr>
-          <w:p>
-            <w:pPr>
-              <w:spacing w:after="30" w:before="30"/>
-            </w:pPr>
-            <w:r>
-              <w:rPr>
-                <w:rFonts w:ascii="Microsoft YaHei" w:cs="Microsoft YaHei" w:eastAsia="Microsoft YaHei" w:hAnsi="Microsoft YaHei"/>
-                <w:b w:val="false"/>
-                <w:bCs w:val="false"/>
-                <w:sz w:val="21"/>
-                <w:szCs w:val="21"/>
-              </w:rPr>
-              <w:t xml:space="preserve">keyword_dict.json</w:t>
-            </w:r>
-          </w:p>
-        </w:tc>
-        <w:tc>
-          <w:tcPr>
-            <w:tcW w:type="dxa" w:w="3120"/>
-            <w:tcBorders>
-              <w:top w:val="single" w:color="BBBBBB" w:sz="1"/>
-              <w:left w:val="single" w:color="BBBBBB" w:sz="1"/>
-              <w:bottom w:val="single" w:color="BBBBBB" w:sz="1"/>
-              <w:right w:val="single" w:color="BBBBBB" w:sz="1"/>
-            </w:tcBorders>
-          </w:tcPr>
-          <w:p>
-            <w:pPr>
-              <w:spacing w:after="30" w:before="30"/>
-            </w:pPr>
-            <w:r>
-              <w:rPr>
-                <w:rFonts w:ascii="Microsoft YaHei" w:cs="Microsoft YaHei" w:eastAsia="Microsoft YaHei" w:hAnsi="Microsoft YaHei"/>
-                <w:b w:val="false"/>
-                <w:bCs w:val="false"/>
-                <w:sz w:val="21"/>
-                <w:szCs w:val="21"/>
-              </w:rPr>
-              <w:t xml:space="preserve">页面-&gt;健康概念映射</w:t>
-            </w:r>
-          </w:p>
-        </w:tc>
-        <w:tc>
-          <w:tcPr>
-            <w:tcW w:type="dxa" w:w="3120"/>
-            <w:tcBorders>
-              <w:top w:val="single" w:color="BBBBBB" w:sz="1"/>
-              <w:left w:val="single" w:color="BBBBBB" w:sz="1"/>
-              <w:bottom w:val="single" w:color="BBBBBB" w:sz="1"/>
-              <w:right w:val="single" w:color="BBBBBB" w:sz="1"/>
-            </w:tcBorders>
-          </w:tcPr>
-          <w:p>
-            <w:pPr>
-              <w:spacing w:after="30" w:before="30"/>
-            </w:pPr>
-            <w:r>
-              <w:rPr>
-                <w:rFonts w:ascii="Microsoft YaHei" w:cs="Microsoft YaHei" w:eastAsia="Microsoft YaHei" w:hAnsi="Microsoft YaHei"/>
-                <w:b w:val="false"/>
-                <w:bCs w:val="false"/>
-                <w:sz w:val="21"/>
-                <w:szCs w:val="21"/>
-              </w:rPr>
-              <w:t xml:space="preserve">50+ 映射</w:t>
-            </w:r>
-          </w:p>
-        </w:tc>
-      </w:tr>
-      <w:tr>
-        <w:trPr>
-          <w:tblHeader w:val="false"/>
-        </w:trPr>
-        <w:tc>
-          <w:tcPr>
-            <w:tcW w:type="dxa" w:w="3120"/>
-            <w:tcBorders>
-              <w:top w:val="single" w:color="BBBBBB" w:sz="1"/>
-              <w:left w:val="single" w:color="BBBBBB" w:sz="1"/>
-              <w:bottom w:val="single" w:color="BBBBBB" w:sz="1"/>
-              <w:right w:val="single" w:color="BBBBBB" w:sz="1"/>
-            </w:tcBorders>
-          </w:tcPr>
-          <w:p>
-            <w:pPr>
-              <w:spacing w:after="30" w:before="30"/>
-            </w:pPr>
-            <w:r>
-              <w:rPr>
-                <w:rFonts w:ascii="Microsoft YaHei" w:cs="Microsoft YaHei" w:eastAsia="Microsoft YaHei" w:hAnsi="Microsoft YaHei"/>
-                <w:b w:val="false"/>
-                <w:bCs w:val="false"/>
-                <w:sz w:val="21"/>
-                <w:szCs w:val="21"/>
-              </w:rPr>
-              <w:t xml:space="preserve">knowledge.json</w:t>
-            </w:r>
-          </w:p>
-        </w:tc>
-        <w:tc>
-          <w:tcPr>
-            <w:tcW w:type="dxa" w:w="3120"/>
-            <w:tcBorders>
-              <w:top w:val="single" w:color="BBBBBB" w:sz="1"/>
-              <w:left w:val="single" w:color="BBBBBB" w:sz="1"/>
-              <w:bottom w:val="single" w:color="BBBBBB" w:sz="1"/>
-              <w:right w:val="single" w:color="BBBBBB" w:sz="1"/>
-            </w:tcBorders>
-          </w:tcPr>
-          <w:p>
-            <w:pPr>
-              <w:spacing w:after="30" w:before="30"/>
-            </w:pPr>
-            <w:r>
-              <w:rPr>
-                <w:rFonts w:ascii="Microsoft YaHei" w:cs="Microsoft YaHei" w:eastAsia="Microsoft YaHei" w:hAnsi="Microsoft YaHei"/>
-                <w:b w:val="false"/>
-                <w:bCs w:val="false"/>
-                <w:sz w:val="21"/>
-                <w:szCs w:val="21"/>
-              </w:rPr>
-              <w:t xml:space="preserve">健康医学知识库</w:t>
-            </w:r>
-          </w:p>
-        </w:tc>
-        <w:tc>
-          <w:tcPr>
-            <w:tcW w:type="dxa" w:w="3120"/>
-            <w:tcBorders>
-              <w:top w:val="single" w:color="BBBBBB" w:sz="1"/>
-              <w:left w:val="single" w:color="BBBBBB" w:sz="1"/>
-              <w:bottom w:val="single" w:color="BBBBBB" w:sz="1"/>
-              <w:right w:val="single" w:color="BBBBBB" w:sz="1"/>
-            </w:tcBorders>
-          </w:tcPr>
-          <w:p>
-            <w:pPr>
-              <w:spacing w:after="30" w:before="30"/>
-            </w:pPr>
-            <w:r>
-              <w:rPr>
-                <w:rFonts w:ascii="Microsoft YaHei" w:cs="Microsoft YaHei" w:eastAsia="Microsoft YaHei" w:hAnsi="Microsoft YaHei"/>
-                <w:b w:val="false"/>
-                <w:bCs w:val="false"/>
-                <w:sz w:val="21"/>
-                <w:szCs w:val="21"/>
-              </w:rPr>
-              <w:t xml:space="preserve">覆盖睡眠/心率/血氧/运动等</w:t>
-            </w:r>
-          </w:p>
-        </w:tc>
-      </w:tr>
-    </w:tbl>
-    <w:p>
-      <w:pPr>
-        <w:spacing w:after="100"/>
-      </w:pPr>
-    </w:p>
-    <w:p>
-      <w:pPr>
-        <w:pStyle w:val="Heading3"/>
-        <w:spacing w:after="100" w:before="200"/>
-      </w:pPr>
-      <w:r>
-        <w:rPr>
-          <w:rFonts w:ascii="Microsoft YaHei" w:cs="Microsoft YaHei" w:eastAsia="Microsoft YaHei" w:hAnsi="Microsoft YaHei"/>
-          <w:b/>
-          <w:bCs/>
-          <w:color w:val="404040"/>
-          <w:sz w:val="24"/>
-          <w:szCs w:val="24"/>
-        </w:rPr>
-        <w:t xml:space="preserve">4.2 数据质量控制</w:t>
-      </w:r>
-    </w:p>
-    <w:p>
-      <w:pPr>
-        <w:pStyle w:val="ListParagraph"/>
-        <w:numPr>
-          <w:ilvl w:val="0"/>
-          <w:numId w:val="22"/>
-        </w:numPr>
-        <w:spacing w:after="30" w:before="30"/>
-      </w:pPr>
-      <w:r>
-        <w:rPr>
-          <w:rFonts w:ascii="Microsoft YaHei" w:cs="Microsoft YaHei" w:eastAsia="Microsoft YaHei" w:hAnsi="Microsoft YaHei"/>
-          <w:b/>
-          <w:bCs/>
-          <w:sz w:val="21"/>
-          <w:szCs w:val="21"/>
-        </w:rPr>
-        <w:t xml:space="preserve">场景覆盖性：</w:t>
-      </w:r>
-      <w:r>
-        <w:rPr>
-          <w:rFonts w:ascii="Microsoft YaHei" w:cs="Microsoft YaHei" w:eastAsia="Microsoft YaHei" w:hAnsi="Microsoft YaHei"/>
-          <w:b w:val="false"/>
-          <w:bCs w:val="false"/>
-          <w:sz w:val="21"/>
-          <w:szCs w:val="21"/>
-        </w:rPr>
-        <w:t xml:space="preserve"> 覆盖 PHA 全部 8 大健康场景类别</w:t>
-      </w:r>
-    </w:p>
-    <w:p>
-      <w:pPr>
-        <w:pStyle w:val="ListParagraph"/>
-        <w:numPr>
-          <w:ilvl w:val="0"/>
-          <w:numId w:val="23"/>
-        </w:numPr>
-        <w:spacing w:after="30" w:before="30"/>
-      </w:pPr>
-      <w:r>
-        <w:rPr>
-          <w:rFonts w:ascii="Microsoft YaHei" w:cs="Microsoft YaHei" w:eastAsia="Microsoft YaHei" w:hAnsi="Microsoft YaHei"/>
-          <w:b/>
-          <w:bCs/>
-          <w:sz w:val="21"/>
-          <w:szCs w:val="21"/>
-        </w:rPr>
-        <w:t xml:space="preserve">难度梯度：</w:t>
-      </w:r>
-      <w:r>
-        <w:rPr>
-          <w:rFonts w:ascii="Microsoft YaHei" w:cs="Microsoft YaHei" w:eastAsia="Microsoft YaHei" w:hAnsi="Microsoft YaHei"/>
-          <w:b w:val="false"/>
-          <w:bCs w:val="false"/>
-          <w:sz w:val="21"/>
-          <w:szCs w:val="21"/>
-        </w:rPr>
-        <w:t xml:space="preserve"> 包含正常数据 + 异常数据（如血氧 80%、心率 120bpm、AHI 中度异常）</w:t>
-      </w:r>
-    </w:p>
-    <w:p>
-      <w:pPr>
-        <w:pStyle w:val="ListParagraph"/>
-        <w:numPr>
-          <w:ilvl w:val="0"/>
-          <w:numId w:val="24"/>
-        </w:numPr>
-        <w:spacing w:after="30" w:before="30"/>
-      </w:pPr>
-      <w:r>
-        <w:rPr>
-          <w:rFonts w:ascii="Microsoft YaHei" w:cs="Microsoft YaHei" w:eastAsia="Microsoft YaHei" w:hAnsi="Microsoft YaHei"/>
-          <w:b/>
-          <w:bCs/>
-          <w:sz w:val="21"/>
-          <w:szCs w:val="21"/>
-        </w:rPr>
-        <w:t xml:space="preserve">边界样本：</w:t>
-      </w:r>
-      <w:r>
-        <w:rPr>
-          <w:rFonts w:ascii="Microsoft YaHei" w:cs="Microsoft YaHei" w:eastAsia="Microsoft YaHei" w:hAnsi="Microsoft YaHei"/>
-          <w:b w:val="false"/>
-          <w:bCs w:val="false"/>
-          <w:sz w:val="21"/>
-          <w:szCs w:val="21"/>
-        </w:rPr>
-        <w:t xml:space="preserve"> 包含多指标异常（多种异常同时出现的复杂 case）</w:t>
-      </w:r>
-    </w:p>
-    <w:p>
-      <w:pPr>
-        <w:pStyle w:val="ListParagraph"/>
-        <w:numPr>
-          <w:ilvl w:val="0"/>
-          <w:numId w:val="25"/>
-        </w:numPr>
-        <w:spacing w:after="30" w:before="30"/>
-      </w:pPr>
-      <w:r>
-        <w:rPr>
-          <w:rFonts w:ascii="Microsoft YaHei" w:cs="Microsoft YaHei" w:eastAsia="Microsoft YaHei" w:hAnsi="Microsoft YaHei"/>
-          <w:b/>
-          <w:bCs/>
-          <w:sz w:val="21"/>
-          <w:szCs w:val="21"/>
-        </w:rPr>
-        <w:t xml:space="preserve">对抗样本：</w:t>
-      </w:r>
-      <w:r>
-        <w:rPr>
-          <w:rFonts w:ascii="Microsoft YaHei" w:cs="Microsoft YaHei" w:eastAsia="Microsoft YaHei" w:hAnsi="Microsoft YaHei"/>
-          <w:b w:val="false"/>
-          <w:bCs w:val="false"/>
-          <w:sz w:val="21"/>
-          <w:szCs w:val="21"/>
-        </w:rPr>
-        <w:t xml:space="preserve"> 包含非目标图片（如用户上传非健康相关图片）</w:t>
-      </w:r>
-    </w:p>
-    <w:p>
-      <w:pPr>
-        <w:pStyle w:val="Heading3"/>
-        <w:spacing w:after="100" w:before="200"/>
-      </w:pPr>
-      <w:r>
-        <w:rPr>
-          <w:rFonts w:ascii="Microsoft YaHei" w:cs="Microsoft YaHei" w:eastAsia="Microsoft YaHei" w:hAnsi="Microsoft YaHei"/>
-          <w:b/>
-          <w:bCs/>
-          <w:color w:val="404040"/>
-          <w:sz w:val="24"/>
-          <w:szCs w:val="24"/>
-        </w:rPr>
-        <w:t xml:space="preserve">4.3 评分标准文档</w:t>
-      </w:r>
-    </w:p>
-    <w:p>
-      <w:pPr>
-        <w:spacing w:after="50" w:before="50"/>
-      </w:pPr>
-      <w:r>
-        <w:rPr>
-          <w:rFonts w:ascii="Microsoft YaHei" w:cs="Microsoft YaHei" w:eastAsia="Microsoft YaHei" w:hAnsi="Microsoft YaHei"/>
-          <w:b/>
-          <w:bCs/>
-          <w:sz w:val="21"/>
-          <w:szCs w:val="21"/>
-        </w:rPr>
-        <w:t xml:space="preserve">SHARP 3.0 评分体系（20 子项）</w:t>
-      </w:r>
-      <w:r>
-        <w:rPr>
-          <w:rFonts w:ascii="Microsoft YaHei" w:cs="Microsoft YaHei" w:eastAsia="Microsoft YaHei" w:hAnsi="Microsoft YaHei"/>
-          <w:b w:val="false"/>
-          <w:bCs w:val="false"/>
-          <w:sz w:val="21"/>
-          <w:szCs w:val="21"/>
-        </w:rPr>
-        <w:t xml:space="preserve"> 用于 PHA 全链路质量评估：</w:t>
-      </w:r>
-    </w:p>
-    <w:tbl>
-      <w:tblPr>
-        <w:tblW w:type="auto" w:w="100"/>
-        <w:tblBorders>
-          <w:top w:val="single" w:color="auto" w:sz="4"/>
-          <w:left w:val="single" w:color="auto" w:sz="4"/>
-          <w:bottom w:val="single" w:color="auto" w:sz="4"/>
-          <w:right w:val="single" w:color="auto" w:sz="4"/>
-          <w:insideH w:val="single" w:color="auto" w:sz="4"/>
-          <w:insideV w:val="single" w:color="auto" w:sz="4"/>
-        </w:tblBorders>
-      </w:tblPr>
-      <w:tblGrid>
-        <w:gridCol w:w="3120"/>
-        <w:gridCol w:w="3120"/>
-        <w:gridCol w:w="3120"/>
-      </w:tblGrid>
-      <w:tr>
-        <w:trPr>
-          <w:tblHeader/>
-        </w:trPr>
-        <w:tc>
-          <w:tcPr>
-            <w:tcW w:type="dxa" w:w="3120"/>
-            <w:tcBorders>
-              <w:top w:val="single" w:color="BBBBBB" w:sz="1"/>
-              <w:left w:val="single" w:color="BBBBBB" w:sz="1"/>
-              <w:bottom w:val="single" w:color="BBBBBB" w:sz="1"/>
-              <w:right w:val="single" w:color="BBBBBB" w:sz="1"/>
-            </w:tcBorders>
-            <w:shd w:fill="D5E8F0" w:val="clear"/>
-          </w:tcPr>
-          <w:p>
-            <w:pPr>
-              <w:spacing w:after="30" w:before="30"/>
-            </w:pPr>
-            <w:r>
-              <w:rPr>
-                <w:rFonts w:ascii="Microsoft YaHei" w:cs="Microsoft YaHei" w:eastAsia="Microsoft YaHei" w:hAnsi="Microsoft YaHei"/>
-                <w:b/>
-                <w:bCs/>
-                <w:sz w:val="21"/>
-                <w:szCs w:val="21"/>
-              </w:rPr>
-              <w:t xml:space="preserve">大类</w:t>
-            </w:r>
-          </w:p>
-        </w:tc>
-        <w:tc>
-          <w:tcPr>
-            <w:tcW w:type="dxa" w:w="3120"/>
-            <w:tcBorders>
-              <w:top w:val="single" w:color="BBBBBB" w:sz="1"/>
-              <w:left w:val="single" w:color="BBBBBB" w:sz="1"/>
-              <w:bottom w:val="single" w:color="BBBBBB" w:sz="1"/>
-              <w:right w:val="single" w:color="BBBBBB" w:sz="1"/>
-            </w:tcBorders>
-            <w:shd w:fill="D5E8F0" w:val="clear"/>
-          </w:tcPr>
-          <w:p>
-            <w:pPr>
-              <w:spacing w:after="30" w:before="30"/>
-            </w:pPr>
-            <w:r>
-              <w:rPr>
-                <w:rFonts w:ascii="Microsoft YaHei" w:cs="Microsoft YaHei" w:eastAsia="Microsoft YaHei" w:hAnsi="Microsoft YaHei"/>
-                <w:b/>
-                <w:bCs/>
-                <w:sz w:val="21"/>
-                <w:szCs w:val="21"/>
-              </w:rPr>
-              <w:t xml:space="preserve">子项数</w:t>
-            </w:r>
-          </w:p>
-        </w:tc>
-        <w:tc>
-          <w:tcPr>
-            <w:tcW w:type="dxa" w:w="3120"/>
-            <w:tcBorders>
-              <w:top w:val="single" w:color="BBBBBB" w:sz="1"/>
-              <w:left w:val="single" w:color="BBBBBB" w:sz="1"/>
-              <w:bottom w:val="single" w:color="BBBBBB" w:sz="1"/>
-              <w:right w:val="single" w:color="BBBBBB" w:sz="1"/>
-            </w:tcBorders>
-            <w:shd w:fill="D5E8F0" w:val="clear"/>
-          </w:tcPr>
-          <w:p>
-            <w:pPr>
-              <w:spacing w:after="30" w:before="30"/>
-            </w:pPr>
-            <w:r>
-              <w:rPr>
-                <w:rFonts w:ascii="Microsoft YaHei" w:cs="Microsoft YaHei" w:eastAsia="Microsoft YaHei" w:hAnsi="Microsoft YaHei"/>
-                <w:b/>
-                <w:bCs/>
-                <w:sz w:val="21"/>
-                <w:szCs w:val="21"/>
-              </w:rPr>
-              <w:t xml:space="preserve">示例维度</w:t>
-            </w:r>
-          </w:p>
-        </w:tc>
-      </w:tr>
-      <w:tr>
-        <w:trPr>
-          <w:tblHeader w:val="false"/>
-        </w:trPr>
-        <w:tc>
-          <w:tcPr>
-            <w:tcW w:type="dxa" w:w="3120"/>
-            <w:tcBorders>
-              <w:top w:val="single" w:color="BBBBBB" w:sz="1"/>
-              <w:left w:val="single" w:color="BBBBBB" w:sz="1"/>
-              <w:bottom w:val="single" w:color="BBBBBB" w:sz="1"/>
-              <w:right w:val="single" w:color="BBBBBB" w:sz="1"/>
-            </w:tcBorders>
-          </w:tcPr>
-          <w:p>
-            <w:pPr>
-              <w:spacing w:after="30" w:before="30"/>
-            </w:pPr>
-            <w:r>
-              <w:rPr>
-                <w:rFonts w:ascii="Microsoft YaHei" w:cs="Microsoft YaHei" w:eastAsia="Microsoft YaHei" w:hAnsi="Microsoft YaHei"/>
-                <w:b w:val="false"/>
-                <w:bCs w:val="false"/>
-                <w:sz w:val="21"/>
-                <w:szCs w:val="21"/>
-              </w:rPr>
-              <w:t xml:space="preserve">Safety（安全）</w:t>
-            </w:r>
-          </w:p>
-        </w:tc>
-        <w:tc>
-          <w:tcPr>
-            <w:tcW w:type="dxa" w:w="3120"/>
-            <w:tcBorders>
-              <w:top w:val="single" w:color="BBBBBB" w:sz="1"/>
-              <w:left w:val="single" w:color="BBBBBB" w:sz="1"/>
-              <w:bottom w:val="single" w:color="BBBBBB" w:sz="1"/>
-              <w:right w:val="single" w:color="BBBBBB" w:sz="1"/>
-            </w:tcBorders>
-          </w:tcPr>
-          <w:p>
-            <w:pPr>
-              <w:spacing w:after="30" w:before="30"/>
-            </w:pPr>
-            <w:r>
-              <w:rPr>
-                <w:rFonts w:ascii="Microsoft YaHei" w:cs="Microsoft YaHei" w:eastAsia="Microsoft YaHei" w:hAnsi="Microsoft YaHei"/>
-                <w:b w:val="false"/>
-                <w:bCs w:val="false"/>
-                <w:sz w:val="21"/>
-                <w:szCs w:val="21"/>
-              </w:rPr>
-              <w:t xml:space="preserve">4</w:t>
-            </w:r>
-          </w:p>
-        </w:tc>
-        <w:tc>
-          <w:tcPr>
-            <w:tcW w:type="dxa" w:w="3120"/>
-            <w:tcBorders>
-              <w:top w:val="single" w:color="BBBBBB" w:sz="1"/>
-              <w:left w:val="single" w:color="BBBBBB" w:sz="1"/>
-              <w:bottom w:val="single" w:color="BBBBBB" w:sz="1"/>
-              <w:right w:val="single" w:color="BBBBBB" w:sz="1"/>
-            </w:tcBorders>
-          </w:tcPr>
-          <w:p>
-            <w:pPr>
-              <w:spacing w:after="30" w:before="30"/>
-            </w:pPr>
-            <w:r>
-              <w:rPr>
-                <w:rFonts w:ascii="Microsoft YaHei" w:cs="Microsoft YaHei" w:eastAsia="Microsoft YaHei" w:hAnsi="Microsoft YaHei"/>
-                <w:b w:val="false"/>
-                <w:bCs w:val="false"/>
-                <w:sz w:val="21"/>
-                <w:szCs w:val="21"/>
-              </w:rPr>
-              <w:t xml:space="preserve">风险披露、医学边界、有害内容、能力边界</w:t>
-            </w:r>
-          </w:p>
-        </w:tc>
-      </w:tr>
-      <w:tr>
-        <w:trPr>
-          <w:tblHeader w:val="false"/>
-        </w:trPr>
-        <w:tc>
-          <w:tcPr>
-            <w:tcW w:type="dxa" w:w="3120"/>
-            <w:tcBorders>
-              <w:top w:val="single" w:color="BBBBBB" w:sz="1"/>
-              <w:left w:val="single" w:color="BBBBBB" w:sz="1"/>
-              <w:bottom w:val="single" w:color="BBBBBB" w:sz="1"/>
-              <w:right w:val="single" w:color="BBBBBB" w:sz="1"/>
-            </w:tcBorders>
-          </w:tcPr>
-          <w:p>
-            <w:pPr>
-              <w:spacing w:after="30" w:before="30"/>
-            </w:pPr>
-            <w:r>
-              <w:rPr>
-                <w:rFonts w:ascii="Microsoft YaHei" w:cs="Microsoft YaHei" w:eastAsia="Microsoft YaHei" w:hAnsi="Microsoft YaHei"/>
-                <w:b w:val="false"/>
-                <w:bCs w:val="false"/>
-                <w:sz w:val="21"/>
-                <w:szCs w:val="21"/>
-              </w:rPr>
-              <w:t xml:space="preserve">Accuracy（准确）</w:t>
-            </w:r>
-          </w:p>
-        </w:tc>
-        <w:tc>
-          <w:tcPr>
-            <w:tcW w:type="dxa" w:w="3120"/>
-            <w:tcBorders>
-              <w:top w:val="single" w:color="BBBBBB" w:sz="1"/>
-              <w:left w:val="single" w:color="BBBBBB" w:sz="1"/>
-              <w:bottom w:val="single" w:color="BBBBBB" w:sz="1"/>
-              <w:right w:val="single" w:color="BBBBBB" w:sz="1"/>
-            </w:tcBorders>
-          </w:tcPr>
-          <w:p>
-            <w:pPr>
-              <w:spacing w:after="30" w:before="30"/>
-            </w:pPr>
-            <w:r>
-              <w:rPr>
-                <w:rFonts w:ascii="Microsoft YaHei" w:cs="Microsoft YaHei" w:eastAsia="Microsoft YaHei" w:hAnsi="Microsoft YaHei"/>
-                <w:b w:val="false"/>
-                <w:bCs w:val="false"/>
-                <w:sz w:val="21"/>
-                <w:szCs w:val="21"/>
-              </w:rPr>
-              <w:t xml:space="preserve">7</w:t>
-            </w:r>
-          </w:p>
-        </w:tc>
-        <w:tc>
-          <w:tcPr>
-            <w:tcW w:type="dxa" w:w="3120"/>
-            <w:tcBorders>
-              <w:top w:val="single" w:color="BBBBBB" w:sz="1"/>
-              <w:left w:val="single" w:color="BBBBBB" w:sz="1"/>
-              <w:bottom w:val="single" w:color="BBBBBB" w:sz="1"/>
-              <w:right w:val="single" w:color="BBBBBB" w:sz="1"/>
-            </w:tcBorders>
-          </w:tcPr>
-          <w:p>
-            <w:pPr>
-              <w:spacing w:after="30" w:before="30"/>
-            </w:pPr>
-            <w:r>
-              <w:rPr>
-                <w:rFonts w:ascii="Microsoft YaHei" w:cs="Microsoft YaHei" w:eastAsia="Microsoft YaHei" w:hAnsi="Microsoft YaHei"/>
-                <w:b w:val="false"/>
-                <w:bCs w:val="false"/>
-                <w:sz w:val="21"/>
-                <w:szCs w:val="21"/>
-              </w:rPr>
-              <w:t xml:space="preserve">科学事实、计算准确、逻辑一致、数据引用、性别一致、品牌合规、参考标准</w:t>
-            </w:r>
-          </w:p>
-        </w:tc>
-      </w:tr>
-      <w:tr>
-        <w:trPr>
-          <w:tblHeader w:val="false"/>
-        </w:trPr>
-        <w:tc>
-          <w:tcPr>
-            <w:tcW w:type="dxa" w:w="3120"/>
-            <w:tcBorders>
-              <w:top w:val="single" w:color="BBBBBB" w:sz="1"/>
-              <w:left w:val="single" w:color="BBBBBB" w:sz="1"/>
-              <w:bottom w:val="single" w:color="BBBBBB" w:sz="1"/>
-              <w:right w:val="single" w:color="BBBBBB" w:sz="1"/>
-            </w:tcBorders>
-          </w:tcPr>
-          <w:p>
-            <w:pPr>
-              <w:spacing w:after="30" w:before="30"/>
-            </w:pPr>
-            <w:r>
-              <w:rPr>
-                <w:rFonts w:ascii="Microsoft YaHei" w:cs="Microsoft YaHei" w:eastAsia="Microsoft YaHei" w:hAnsi="Microsoft YaHei"/>
-                <w:b w:val="false"/>
-                <w:bCs w:val="false"/>
-                <w:sz w:val="21"/>
-                <w:szCs w:val="21"/>
-              </w:rPr>
-              <w:t xml:space="preserve">Usefulness（有用）</w:t>
-            </w:r>
-          </w:p>
-        </w:tc>
-        <w:tc>
-          <w:tcPr>
-            <w:tcW w:type="dxa" w:w="3120"/>
-            <w:tcBorders>
-              <w:top w:val="single" w:color="BBBBBB" w:sz="1"/>
-              <w:left w:val="single" w:color="BBBBBB" w:sz="1"/>
-              <w:bottom w:val="single" w:color="BBBBBB" w:sz="1"/>
-              <w:right w:val="single" w:color="BBBBBB" w:sz="1"/>
-            </w:tcBorders>
-          </w:tcPr>
-          <w:p>
-            <w:pPr>
-              <w:spacing w:after="30" w:before="30"/>
-            </w:pPr>
-            <w:r>
-              <w:rPr>
-                <w:rFonts w:ascii="Microsoft YaHei" w:cs="Microsoft YaHei" w:eastAsia="Microsoft YaHei" w:hAnsi="Microsoft YaHei"/>
-                <w:b w:val="false"/>
-                <w:bCs w:val="false"/>
-                <w:sz w:val="21"/>
-                <w:szCs w:val="21"/>
-              </w:rPr>
-              <w:t xml:space="preserve">5</w:t>
-            </w:r>
-          </w:p>
-        </w:tc>
-        <w:tc>
-          <w:tcPr>
-            <w:tcW w:type="dxa" w:w="3120"/>
-            <w:tcBorders>
-              <w:top w:val="single" w:color="BBBBBB" w:sz="1"/>
-              <w:left w:val="single" w:color="BBBBBB" w:sz="1"/>
-              <w:bottom w:val="single" w:color="BBBBBB" w:sz="1"/>
-              <w:right w:val="single" w:color="BBBBBB" w:sz="1"/>
-            </w:tcBorders>
-          </w:tcPr>
-          <w:p>
-            <w:pPr>
-              <w:spacing w:after="30" w:before="30"/>
-            </w:pPr>
-            <w:r>
-              <w:rPr>
-                <w:rFonts w:ascii="Microsoft YaHei" w:cs="Microsoft YaHei" w:eastAsia="Microsoft YaHei" w:hAnsi="Microsoft YaHei"/>
-                <w:b w:val="false"/>
-                <w:bCs w:val="false"/>
-                <w:sz w:val="21"/>
-                <w:szCs w:val="21"/>
-              </w:rPr>
-              <w:t xml:space="preserve">全面性、专业性、可操作性、表达质量、共情语气</w:t>
-            </w:r>
-          </w:p>
-        </w:tc>
-      </w:tr>
-      <w:tr>
-        <w:trPr>
-          <w:tblHeader w:val="false"/>
-        </w:trPr>
-        <w:tc>
-          <w:tcPr>
-            <w:tcW w:type="dxa" w:w="3120"/>
-            <w:tcBorders>
-              <w:top w:val="single" w:color="BBBBBB" w:sz="1"/>
-              <w:left w:val="single" w:color="BBBBBB" w:sz="1"/>
-              <w:bottom w:val="single" w:color="BBBBBB" w:sz="1"/>
-              <w:right w:val="single" w:color="BBBBBB" w:sz="1"/>
-            </w:tcBorders>
-          </w:tcPr>
-          <w:p>
-            <w:pPr>
-              <w:spacing w:after="30" w:before="30"/>
-            </w:pPr>
-            <w:r>
-              <w:rPr>
-                <w:rFonts w:ascii="Microsoft YaHei" w:cs="Microsoft YaHei" w:eastAsia="Microsoft YaHei" w:hAnsi="Microsoft YaHei"/>
-                <w:b w:val="false"/>
-                <w:bCs w:val="false"/>
-                <w:sz w:val="21"/>
-                <w:szCs w:val="21"/>
-              </w:rPr>
-              <w:t xml:space="preserve">Relevance（相关）</w:t>
-            </w:r>
-          </w:p>
-        </w:tc>
-        <w:tc>
-          <w:tcPr>
-            <w:tcW w:type="dxa" w:w="3120"/>
-            <w:tcBorders>
-              <w:top w:val="single" w:color="BBBBBB" w:sz="1"/>
-              <w:left w:val="single" w:color="BBBBBB" w:sz="1"/>
-              <w:bottom w:val="single" w:color="BBBBBB" w:sz="1"/>
-              <w:right w:val="single" w:color="BBBBBB" w:sz="1"/>
-            </w:tcBorders>
-          </w:tcPr>
-          <w:p>
-            <w:pPr>
-              <w:spacing w:after="30" w:before="30"/>
-            </w:pPr>
-            <w:r>
-              <w:rPr>
-                <w:rFonts w:ascii="Microsoft YaHei" w:cs="Microsoft YaHei" w:eastAsia="Microsoft YaHei" w:hAnsi="Microsoft YaHei"/>
-                <w:b w:val="false"/>
-                <w:bCs w:val="false"/>
-                <w:sz w:val="21"/>
-                <w:szCs w:val="21"/>
-              </w:rPr>
-              <w:t xml:space="preserve">2</w:t>
-            </w:r>
-          </w:p>
-        </w:tc>
-        <w:tc>
-          <w:tcPr>
-            <w:tcW w:type="dxa" w:w="3120"/>
-            <w:tcBorders>
-              <w:top w:val="single" w:color="BBBBBB" w:sz="1"/>
-              <w:left w:val="single" w:color="BBBBBB" w:sz="1"/>
-              <w:bottom w:val="single" w:color="BBBBBB" w:sz="1"/>
-              <w:right w:val="single" w:color="BBBBBB" w:sz="1"/>
-            </w:tcBorders>
-          </w:tcPr>
-          <w:p>
-            <w:pPr>
-              <w:spacing w:after="30" w:before="30"/>
-            </w:pPr>
-            <w:r>
-              <w:rPr>
-                <w:rFonts w:ascii="Microsoft YaHei" w:cs="Microsoft YaHei" w:eastAsia="Microsoft YaHei" w:hAnsi="Microsoft YaHei"/>
-                <w:b w:val="false"/>
-                <w:bCs w:val="false"/>
-                <w:sz w:val="21"/>
-                <w:szCs w:val="21"/>
-              </w:rPr>
-              <w:t xml:space="preserve">主题聚焦、领域边界</w:t>
-            </w:r>
-          </w:p>
-        </w:tc>
-      </w:tr>
-      <w:tr>
-        <w:trPr>
-          <w:tblHeader w:val="false"/>
-        </w:trPr>
-        <w:tc>
-          <w:tcPr>
-            <w:tcW w:type="dxa" w:w="3120"/>
-            <w:tcBorders>
-              <w:top w:val="single" w:color="BBBBBB" w:sz="1"/>
-              <w:left w:val="single" w:color="BBBBBB" w:sz="1"/>
-              <w:bottom w:val="single" w:color="BBBBBB" w:sz="1"/>
-              <w:right w:val="single" w:color="BBBBBB" w:sz="1"/>
-            </w:tcBorders>
-          </w:tcPr>
-          <w:p>
-            <w:pPr>
-              <w:spacing w:after="30" w:before="30"/>
-            </w:pPr>
-            <w:r>
-              <w:rPr>
-                <w:rFonts w:ascii="Microsoft YaHei" w:cs="Microsoft YaHei" w:eastAsia="Microsoft YaHei" w:hAnsi="Microsoft YaHei"/>
-                <w:b w:val="false"/>
-                <w:bCs w:val="false"/>
-                <w:sz w:val="21"/>
-                <w:szCs w:val="21"/>
-              </w:rPr>
-              <w:t xml:space="preserve">Personalization（个性化）</w:t>
-            </w:r>
-          </w:p>
-        </w:tc>
-        <w:tc>
-          <w:tcPr>
-            <w:tcW w:type="dxa" w:w="3120"/>
-            <w:tcBorders>
-              <w:top w:val="single" w:color="BBBBBB" w:sz="1"/>
-              <w:left w:val="single" w:color="BBBBBB" w:sz="1"/>
-              <w:bottom w:val="single" w:color="BBBBBB" w:sz="1"/>
-              <w:right w:val="single" w:color="BBBBBB" w:sz="1"/>
-            </w:tcBorders>
-          </w:tcPr>
-          <w:p>
-            <w:pPr>
-              <w:spacing w:after="30" w:before="30"/>
-            </w:pPr>
-            <w:r>
-              <w:rPr>
-                <w:rFonts w:ascii="Microsoft YaHei" w:cs="Microsoft YaHei" w:eastAsia="Microsoft YaHei" w:hAnsi="Microsoft YaHei"/>
-                <w:b w:val="false"/>
-                <w:bCs w:val="false"/>
-                <w:sz w:val="21"/>
-                <w:szCs w:val="21"/>
-              </w:rPr>
-              <w:t xml:space="preserve">2</w:t>
-            </w:r>
-          </w:p>
-        </w:tc>
-        <w:tc>
-          <w:tcPr>
-            <w:tcW w:type="dxa" w:w="3120"/>
-            <w:tcBorders>
-              <w:top w:val="single" w:color="BBBBBB" w:sz="1"/>
-              <w:left w:val="single" w:color="BBBBBB" w:sz="1"/>
-              <w:bottom w:val="single" w:color="BBBBBB" w:sz="1"/>
-              <w:right w:val="single" w:color="BBBBBB" w:sz="1"/>
-            </w:tcBorders>
-          </w:tcPr>
-          <w:p>
-            <w:pPr>
-              <w:spacing w:after="30" w:before="30"/>
-            </w:pPr>
-            <w:r>
-              <w:rPr>
-                <w:rFonts w:ascii="Microsoft YaHei" w:cs="Microsoft YaHei" w:eastAsia="Microsoft YaHei" w:hAnsi="Microsoft YaHei"/>
-                <w:b w:val="false"/>
-                <w:bCs w:val="false"/>
-                <w:sz w:val="21"/>
-                <w:szCs w:val="21"/>
-              </w:rPr>
-              <w:t xml:space="preserve">个性化质量、受众识别</w:t>
-            </w:r>
-          </w:p>
-        </w:tc>
-      </w:tr>
-    </w:tbl>
-    <w:p>
-      <w:pPr>
-        <w:spacing w:after="100"/>
-      </w:pPr>
-    </w:p>
-    <w:p>
-      <w:pPr>
-        <w:pStyle w:val="Heading2"/>
-        <w:spacing w:after="120" w:before="240"/>
-      </w:pPr>
-      <w:r>
-        <w:rPr>
-          <w:rFonts w:ascii="Microsoft YaHei" w:cs="Microsoft YaHei" w:eastAsia="Microsoft YaHei" w:hAnsi="Microsoft YaHei"/>
-          <w:b/>
-          <w:bCs/>
-          <w:color w:val="2E75B6"/>
-          <w:sz w:val="28"/>
-          <w:szCs w:val="28"/>
-        </w:rPr>
-        <w:t xml:space="preserve">5. 自动化评测流水线</w:t>
-      </w:r>
-    </w:p>
-    <w:p>
-      <w:pPr>
         <w:spacing w:after="40" w:before="120"/>
         <w:jc w:val="center"/>
       </w:pPr>
       <w:r>
         <w:drawing>
           <wp:inline distT="0" distB="0" distL="0" distR="0">
-            <wp:extent cx="5334000" cy="3467100"/>
+            <wp:extent cx="5143500" cy="3343275"/>
             <wp:effectExtent t="0" r="0" b="0" l="0"/>
-            <wp:docPr id="1" name="" descr="" title=""/>
+            <wp:docPr id="1" name="m_workbench.png" descr="m_workbench.png" title="m_workbench.png"/>
             <wp:cNvGraphicFramePr>
               <a:graphicFrameLocks xmlns:a="http://schemas.openxmlformats.org/drawingml/2006/main" noChangeAspect="1"/>
             </wp:cNvGraphicFramePr>
@@ -9528,7 +9452,7 @@
                   <pic:spPr bwMode="auto">
                     <a:xfrm>
                       <a:off x="0" y="0"/>
-                      <a:ext cx="5334000" cy="3467100"/>
+                      <a:ext cx="5143500" cy="3343275"/>
                     </a:xfrm>
                     <a:prstGeom prst="rect">
                       <a:avLst/>
@@ -9543,7 +9467,7 @@
     </w:p>
     <w:p>
       <w:pPr>
-        <w:spacing w:after="50" w:before="50"/>
+        <w:spacing w:after="40" w:before="80"/>
       </w:pPr>
       <w:r>
         <w:rPr>
@@ -9553,7 +9477,7 @@
           <w:sz w:val="21"/>
           <w:szCs w:val="21"/>
         </w:rPr>
-        <w:t xml:space="preserve">关键工程特性：</w:t>
+        <w:t xml:space="preserve">三栏式调试界面：</w:t>
       </w:r>
     </w:p>
     <w:p>
@@ -9561,7 +9485,7 @@
         <w:pStyle w:val="ListParagraph"/>
         <w:numPr>
           <w:ilvl w:val="0"/>
-          <w:numId w:val="26"/>
+          <w:numId w:val="30"/>
         </w:numPr>
         <w:spacing w:after="30" w:before="30"/>
       </w:pPr>
@@ -9573,7 +9497,7 @@
           <w:sz w:val="21"/>
           <w:szCs w:val="21"/>
         </w:rPr>
-        <w:t xml:space="preserve">断点续传：每 case 完成后写 JSON，中断后自动跳过已完成</w:t>
+        <w:t xml:space="preserve">左栏：健康测试数据选择与展示（血糖、睡眠、心率等真实数据）</w:t>
       </w:r>
     </w:p>
     <w:p>
@@ -9581,7 +9505,7 @@
         <w:pStyle w:val="ListParagraph"/>
         <w:numPr>
           <w:ilvl w:val="0"/>
-          <w:numId w:val="27"/>
+          <w:numId w:val="31"/>
         </w:numPr>
         <w:spacing w:after="30" w:before="30"/>
       </w:pPr>
@@ -9593,7 +9517,7 @@
           <w:sz w:val="21"/>
           <w:szCs w:val="21"/>
         </w:rPr>
-        <w:t xml:space="preserve">僵尸检测：response 超 5000 字且重复率 &gt; 3 -&gt; 标记 token_loop 自动重跑</w:t>
+        <w:t xml:space="preserve">中栏：Skill/Prompt 在线编辑器，支持保存/回退/版本快照/dirty 追踪</w:t>
       </w:r>
     </w:p>
     <w:p>
@@ -9601,7 +9525,7 @@
         <w:pStyle w:val="ListParagraph"/>
         <w:numPr>
           <w:ilvl w:val="0"/>
-          <w:numId w:val="28"/>
+          <w:numId w:val="32"/>
         </w:numPr>
         <w:spacing w:after="30" w:before="30"/>
       </w:pPr>
@@ -9613,272 +9537,7 @@
           <w:sz w:val="21"/>
           <w:szCs w:val="21"/>
         </w:rPr>
-        <w:t xml:space="preserve">并行执行：多模型并行（每模型独立端口），case 内串行保证隔离</w:t>
-      </w:r>
-    </w:p>
-    <w:p>
-      <w:pPr>
-        <w:pStyle w:val="ListParagraph"/>
-        <w:numPr>
-          <w:ilvl w:val="0"/>
-          <w:numId w:val="29"/>
-        </w:numPr>
-        <w:spacing w:after="30" w:before="30"/>
-      </w:pPr>
-      <w:r>
-        <w:rPr>
-          <w:rFonts w:ascii="Microsoft YaHei" w:cs="Microsoft YaHei" w:eastAsia="Microsoft YaHei" w:hAnsi="Microsoft YaHei"/>
-          <w:b w:val="false"/>
-          <w:bCs w:val="false"/>
-          <w:sz w:val="21"/>
-          <w:szCs w:val="21"/>
-        </w:rPr>
-        <w:t xml:space="preserve">失败追踪：FAILED_CASES.json 记录所有失败的 model x condition x case</w:t>
-      </w:r>
-    </w:p>
-    <w:p>
-      <w:pPr>
-        <w:pStyle w:val="Heading2"/>
-        <w:spacing w:after="120" w:before="240"/>
-      </w:pPr>
-      <w:r>
-        <w:rPr>
-          <w:rFonts w:ascii="Microsoft YaHei" w:cs="Microsoft YaHei" w:eastAsia="Microsoft YaHei" w:hAnsi="Microsoft YaHei"/>
-          <w:b/>
-          <w:bCs/>
-          <w:color w:val="2E75B6"/>
-          <w:sz w:val="28"/>
-          <w:szCs w:val="28"/>
-        </w:rPr>
-        <w:t xml:space="preserve">6. Skill 迭代调试平台（多维度测试延伸）</w:t>
-      </w:r>
-    </w:p>
-    <w:p>
-      <w:pPr>
-        <w:spacing w:after="50" w:before="50"/>
-      </w:pPr>
-      <w:r>
-        <w:rPr>
-          <w:rFonts w:ascii="Microsoft YaHei" w:cs="Microsoft YaHei" w:eastAsia="Microsoft YaHei" w:hAnsi="Microsoft YaHei"/>
-          <w:b w:val="false"/>
-          <w:bCs w:val="false"/>
-          <w:sz w:val="21"/>
-          <w:szCs w:val="21"/>
-        </w:rPr>
-        <w:t xml:space="preserve">VL 模型评测聚焦「模型能力」维度，而 PHA 的 AI 质量还依赖于 </w:t>
-      </w:r>
-      <w:r>
-        <w:rPr>
-          <w:rFonts w:ascii="Microsoft YaHei" w:cs="Microsoft YaHei" w:eastAsia="Microsoft YaHei" w:hAnsi="Microsoft YaHei"/>
-          <w:b/>
-          <w:bCs/>
-          <w:sz w:val="21"/>
-          <w:szCs w:val="21"/>
-        </w:rPr>
-        <w:t xml:space="preserve">Skill（专家知识/评估框架）</w:t>
-      </w:r>
-      <w:r>
-        <w:rPr>
-          <w:rFonts w:ascii="Microsoft YaHei" w:cs="Microsoft YaHei" w:eastAsia="Microsoft YaHei" w:hAnsi="Microsoft YaHei"/>
-          <w:b w:val="false"/>
-          <w:bCs w:val="false"/>
-          <w:sz w:val="21"/>
-          <w:szCs w:val="21"/>
-        </w:rPr>
-        <w:t xml:space="preserve"> 的准确性。为此搭建了 Skill Debug Workbench，将测试维度从「模型评测」延伸到「Skill 迭代验证」。</w:t>
-      </w:r>
-    </w:p>
-    <w:p>
-      <w:pPr>
-        <w:pStyle w:val="Heading3"/>
-        <w:spacing w:after="100" w:before="200"/>
-      </w:pPr>
-      <w:r>
-        <w:rPr>
-          <w:rFonts w:ascii="Microsoft YaHei" w:cs="Microsoft YaHei" w:eastAsia="Microsoft YaHei" w:hAnsi="Microsoft YaHei"/>
-          <w:b/>
-          <w:bCs/>
-          <w:color w:val="404040"/>
-          <w:sz w:val="24"/>
-          <w:szCs w:val="24"/>
-        </w:rPr>
-        <w:t xml:space="preserve">6.1 Workbench 架构</w:t>
-      </w:r>
-    </w:p>
-    <w:p>
-      <w:pPr>
-        <w:spacing w:after="50" w:before="50"/>
-      </w:pPr>
-      <w:r>
-        <w:rPr>
-          <w:rFonts w:ascii="Microsoft YaHei" w:cs="Microsoft YaHei" w:eastAsia="Microsoft YaHei" w:hAnsi="Microsoft YaHei"/>
-          <w:b/>
-          <w:bCs/>
-          <w:sz w:val="21"/>
-          <w:szCs w:val="21"/>
-        </w:rPr>
-        <w:t xml:space="preserve">仓库：</w:t>
-      </w:r>
-      <w:r>
-        <w:rPr>
-          <w:rFonts w:ascii="Microsoft YaHei" w:cs="Microsoft YaHei" w:eastAsia="Microsoft YaHei" w:hAnsi="Microsoft YaHei"/>
-          <w:b w:val="false"/>
-          <w:bCs w:val="false"/>
-          <w:sz w:val="21"/>
-          <w:szCs w:val="21"/>
-        </w:rPr>
-        <w:t xml:space="preserve"> [shuiyuan1223/skillfix_xuetang](https://github.com/shuiyuan1223/skillfix_xuetang)</w:t>
-      </w:r>
-    </w:p>
-    <w:p>
-      <w:pPr>
-        <w:spacing w:after="40" w:before="120"/>
-        <w:jc w:val="center"/>
-      </w:pPr>
-      <w:r>
-        <w:drawing>
-          <wp:inline distT="0" distB="0" distL="0" distR="0">
-            <wp:extent cx="5334000" cy="3467100"/>
-            <wp:effectExtent t="0" r="0" b="0" l="0"/>
-            <wp:docPr id="1" name="" descr="" title=""/>
-            <wp:cNvGraphicFramePr>
-              <a:graphicFrameLocks xmlns:a="http://schemas.openxmlformats.org/drawingml/2006/main" noChangeAspect="1"/>
-            </wp:cNvGraphicFramePr>
-            <a:graphic xmlns:a="http://schemas.openxmlformats.org/drawingml/2006/main">
-              <a:graphicData uri="http://schemas.openxmlformats.org/drawingml/2006/picture">
-                <pic:pic xmlns:pic="http://schemas.openxmlformats.org/drawingml/2006/picture">
-                  <pic:nvPicPr>
-                    <pic:cNvPr id="0" name="" descr=""/>
-                    <pic:cNvPicPr>
-                      <a:picLocks noChangeAspect="1" noChangeArrowheads="1"/>
-                    </pic:cNvPicPr>
-                  </pic:nvPicPr>
-                  <pic:blipFill>
-                    <a:blip r:embed="rId16" cstate="none"/>
-                    <a:srcRect/>
-                    <a:stretch>
-                      <a:fillRect/>
-                    </a:stretch>
-                  </pic:blipFill>
-                  <pic:spPr bwMode="auto">
-                    <a:xfrm>
-                      <a:off x="0" y="0"/>
-                      <a:ext cx="5334000" cy="3467100"/>
-                    </a:xfrm>
-                    <a:prstGeom prst="rect">
-                      <a:avLst/>
-                    </a:prstGeom>
-                  </pic:spPr>
-                </pic:pic>
-              </a:graphicData>
-            </a:graphic>
-          </wp:inline>
-        </w:drawing>
-      </w:r>
-    </w:p>
-    <w:p>
-      <w:pPr>
-        <w:spacing w:after="50" w:before="50"/>
-      </w:pPr>
-      <w:r>
-        <w:rPr>
-          <w:rFonts w:ascii="Microsoft YaHei" w:cs="Microsoft YaHei" w:eastAsia="Microsoft YaHei" w:hAnsi="Microsoft YaHei"/>
-          <w:b w:val="false"/>
-          <w:bCs w:val="false"/>
-          <w:sz w:val="21"/>
-          <w:szCs w:val="21"/>
-        </w:rPr>
-        <w:t xml:space="preserve">三栏式调试界面：</w:t>
-      </w:r>
-    </w:p>
-    <w:p>
-      <w:pPr>
-        <w:pStyle w:val="ListParagraph"/>
-        <w:numPr>
-          <w:ilvl w:val="0"/>
-          <w:numId w:val="30"/>
-        </w:numPr>
-        <w:spacing w:after="30" w:before="30"/>
-      </w:pPr>
-      <w:r>
-        <w:rPr>
-          <w:rFonts w:ascii="Microsoft YaHei" w:cs="Microsoft YaHei" w:eastAsia="Microsoft YaHei" w:hAnsi="Microsoft YaHei"/>
-          <w:b/>
-          <w:bCs/>
-          <w:sz w:val="21"/>
-          <w:szCs w:val="21"/>
-        </w:rPr>
-        <w:t xml:space="preserve">左栏</w:t>
-      </w:r>
-      <w:r>
-        <w:rPr>
-          <w:rFonts w:ascii="Microsoft YaHei" w:cs="Microsoft YaHei" w:eastAsia="Microsoft YaHei" w:hAnsi="Microsoft YaHei"/>
-          <w:b w:val="false"/>
-          <w:bCs w:val="false"/>
-          <w:sz w:val="21"/>
-          <w:szCs w:val="21"/>
-        </w:rPr>
-        <w:t xml:space="preserve">：健康测试数据选择与展示（血糖、睡眠、心率等真实数据）</w:t>
-      </w:r>
-    </w:p>
-    <w:p>
-      <w:pPr>
-        <w:pStyle w:val="ListParagraph"/>
-        <w:numPr>
-          <w:ilvl w:val="0"/>
-          <w:numId w:val="31"/>
-        </w:numPr>
-        <w:spacing w:after="30" w:before="30"/>
-      </w:pPr>
-      <w:r>
-        <w:rPr>
-          <w:rFonts w:ascii="Microsoft YaHei" w:cs="Microsoft YaHei" w:eastAsia="Microsoft YaHei" w:hAnsi="Microsoft YaHei"/>
-          <w:b/>
-          <w:bCs/>
-          <w:sz w:val="21"/>
-          <w:szCs w:val="21"/>
-        </w:rPr>
-        <w:t xml:space="preserve">中栏</w:t>
-      </w:r>
-      <w:r>
-        <w:rPr>
-          <w:rFonts w:ascii="Microsoft YaHei" w:cs="Microsoft YaHei" w:eastAsia="Microsoft YaHei" w:hAnsi="Microsoft YaHei"/>
-          <w:b w:val="false"/>
-          <w:bCs w:val="false"/>
-          <w:sz w:val="21"/>
-          <w:szCs w:val="21"/>
-        </w:rPr>
-        <w:t xml:space="preserve">：Skill/Prompt 在线编辑器，支持保存/回退/版本快照/dirty 追踪</w:t>
-      </w:r>
-    </w:p>
-    <w:p>
-      <w:pPr>
-        <w:pStyle w:val="ListParagraph"/>
-        <w:numPr>
-          <w:ilvl w:val="0"/>
-          <w:numId w:val="32"/>
-        </w:numPr>
-        <w:spacing w:after="30" w:before="30"/>
-      </w:pPr>
-      <w:r>
-        <w:rPr>
-          <w:rFonts w:ascii="Microsoft YaHei" w:cs="Microsoft YaHei" w:eastAsia="Microsoft YaHei" w:hAnsi="Microsoft YaHei"/>
-          <w:b/>
-          <w:bCs/>
-          <w:sz w:val="21"/>
-          <w:szCs w:val="21"/>
-        </w:rPr>
-        <w:t xml:space="preserve">右栏</w:t>
-      </w:r>
-      <w:r>
-        <w:rPr>
-          <w:rFonts w:ascii="Microsoft YaHei" w:cs="Microsoft YaHei" w:eastAsia="Microsoft YaHei" w:hAnsi="Microsoft YaHei"/>
-          <w:b w:val="false"/>
-          <w:bCs w:val="false"/>
-          <w:sz w:val="21"/>
-          <w:szCs w:val="21"/>
-        </w:rPr>
-        <w:t xml:space="preserve">：LLM 解读结果，支持最多 3 组并发结果卡片</w:t>
+        <w:t xml:space="preserve">右栏：LLM 解读结果，支持最多 3 组并发结果卡片</w:t>
       </w:r>
     </w:p>
     <w:p>
@@ -11065,13 +10724,13 @@
     </w:p>
     <w:p>
       <w:pPr>
-        <w:spacing w:after="50" w:before="50"/>
+        <w:spacing w:after="40" w:before="80"/>
       </w:pPr>
       <w:r>
         <w:rPr>
           <w:rFonts w:ascii="Microsoft YaHei" w:cs="Microsoft YaHei" w:eastAsia="Microsoft YaHei" w:hAnsi="Microsoft YaHei"/>
-          <w:b w:val="false"/>
-          <w:bCs w:val="false"/>
+          <w:b/>
+          <w:bCs/>
           <w:sz w:val="21"/>
           <w:szCs w:val="21"/>
         </w:rPr>
@@ -11157,13 +10816,13 @@
     </w:p>
     <w:p>
       <w:pPr>
-        <w:spacing w:after="50" w:before="50"/>
+        <w:spacing w:after="40" w:before="80"/>
       </w:pPr>
       <w:r>
         <w:rPr>
           <w:rFonts w:ascii="Microsoft YaHei" w:cs="Microsoft YaHei" w:eastAsia="Microsoft YaHei" w:hAnsi="Microsoft YaHei"/>
-          <w:b w:val="false"/>
-          <w:bCs w:val="false"/>
+          <w:b/>
+          <w:bCs/>
           <w:sz w:val="21"/>
           <w:szCs w:val="21"/>
         </w:rPr>

--- a/docs/01-测试策略与测试设计.docx
+++ b/docs/01-测试策略与测试设计.docx
@@ -5614,7 +5614,7 @@
       <w:r>
         <w:drawing>
           <wp:inline distT="0" distB="0" distL="0" distR="0">
-            <wp:extent cx="5143500" cy="3343275"/>
+            <wp:extent cx="5143500" cy="2181225"/>
             <wp:effectExtent t="0" r="0" b="0" l="0"/>
             <wp:docPr id="1" name="vl_grouped_bar.png" descr="11模型对比柱状图" title="11模型对比柱状图"/>
             <wp:cNvGraphicFramePr>
@@ -5639,7 +5639,7 @@
                   <pic:spPr bwMode="auto">
                     <a:xfrm>
                       <a:off x="0" y="0"/>
-                      <a:ext cx="5143500" cy="3343275"/>
+                      <a:ext cx="5143500" cy="2181225"/>
                     </a:xfrm>
                     <a:prstGeom prst="rect">
                       <a:avLst/>
@@ -5677,7 +5677,7 @@
       <w:r>
         <w:drawing>
           <wp:inline distT="0" distB="0" distL="0" distR="0">
-            <wp:extent cx="5143500" cy="3343275"/>
+            <wp:extent cx="5143500" cy="4029075"/>
             <wp:effectExtent t="0" r="0" b="0" l="0"/>
             <wp:docPr id="1" name="vl_radar_overlay.png" descr="雷达图叠加" title="雷达图叠加"/>
             <wp:cNvGraphicFramePr>
@@ -5702,7 +5702,7 @@
                   <pic:spPr bwMode="auto">
                     <a:xfrm>
                       <a:off x="0" y="0"/>
-                      <a:ext cx="5143500" cy="3343275"/>
+                      <a:ext cx="5143500" cy="4029075"/>
                     </a:xfrm>
                     <a:prstGeom prst="rect">
                       <a:avLst/>
@@ -5740,7 +5740,7 @@
       <w:r>
         <w:drawing>
           <wp:inline distT="0" distB="0" distL="0" distR="0">
-            <wp:extent cx="5143500" cy="3343275"/>
+            <wp:extent cx="5010150" cy="4762500"/>
             <wp:effectExtent t="0" r="0" b="0" l="0"/>
             <wp:docPr id="1" name="vl_model_heatmap.png" descr="模型热力图" title="模型热力图"/>
             <wp:cNvGraphicFramePr>
@@ -5765,7 +5765,7 @@
                   <pic:spPr bwMode="auto">
                     <a:xfrm>
                       <a:off x="0" y="0"/>
-                      <a:ext cx="5143500" cy="3343275"/>
+                      <a:ext cx="5010150" cy="4762500"/>
                     </a:xfrm>
                     <a:prstGeom prst="rect">
                       <a:avLst/>
@@ -7648,7 +7648,7 @@
       <w:r>
         <w:drawing>
           <wp:inline distT="0" distB="0" distL="0" distR="0">
-            <wp:extent cx="5143500" cy="3343275"/>
+            <wp:extent cx="5143500" cy="3067050"/>
             <wp:effectExtent t="0" r="0" b="0" l="0"/>
             <wp:docPr id="1" name="onapp_ablation_delta.png" descr="消融增益对比" title="消融增益对比"/>
             <wp:cNvGraphicFramePr>
@@ -7673,7 +7673,7 @@
                   <pic:spPr bwMode="auto">
                     <a:xfrm>
                       <a:off x="0" y="0"/>
-                      <a:ext cx="5143500" cy="3343275"/>
+                      <a:ext cx="5143500" cy="3067050"/>
                     </a:xfrm>
                     <a:prstGeom prst="rect">
                       <a:avLst/>
@@ -7711,7 +7711,7 @@
       <w:r>
         <w:drawing>
           <wp:inline distT="0" distB="0" distL="0" distR="0">
-            <wp:extent cx="5143500" cy="3343275"/>
+            <wp:extent cx="5143500" cy="1990725"/>
             <wp:effectExtent t="0" r="0" b="0" l="0"/>
             <wp:docPr id="1" name="onapp_heatmap_dims.png" descr="维度热力图" title="维度热力图"/>
             <wp:cNvGraphicFramePr>
@@ -7736,7 +7736,7 @@
                   <pic:spPr bwMode="auto">
                     <a:xfrm>
                       <a:off x="0" y="0"/>
-                      <a:ext cx="5143500" cy="3343275"/>
+                      <a:ext cx="5143500" cy="1990725"/>
                     </a:xfrm>
                     <a:prstGeom prst="rect">
                       <a:avLst/>
@@ -9237,7 +9237,7 @@
       <w:r>
         <w:drawing>
           <wp:inline distT="0" distB="0" distL="0" distR="0">
-            <wp:extent cx="5143500" cy="3343275"/>
+            <wp:extent cx="5143500" cy="638175"/>
             <wp:effectExtent t="0" r="0" b="0" l="0"/>
             <wp:docPr id="1" name="m_pipeline.png" descr="m_pipeline.png" title="m_pipeline.png"/>
             <wp:cNvGraphicFramePr>
@@ -9262,7 +9262,7 @@
                   <pic:spPr bwMode="auto">
                     <a:xfrm>
                       <a:off x="0" y="0"/>
-                      <a:ext cx="5143500" cy="3343275"/>
+                      <a:ext cx="5143500" cy="638175"/>
                     </a:xfrm>
                     <a:prstGeom prst="rect">
                       <a:avLst/>
@@ -9427,7 +9427,7 @@
       <w:r>
         <w:drawing>
           <wp:inline distT="0" distB="0" distL="0" distR="0">
-            <wp:extent cx="5143500" cy="3343275"/>
+            <wp:extent cx="5143500" cy="733425"/>
             <wp:effectExtent t="0" r="0" b="0" l="0"/>
             <wp:docPr id="1" name="m_workbench.png" descr="m_workbench.png" title="m_workbench.png"/>
             <wp:cNvGraphicFramePr>
@@ -9452,7 +9452,7 @@
                   <pic:spPr bwMode="auto">
                     <a:xfrm>
                       <a:off x="0" y="0"/>
-                      <a:ext cx="5143500" cy="3343275"/>
+                      <a:ext cx="5143500" cy="733425"/>
                     </a:xfrm>
                     <a:prstGeom prst="rect">
                       <a:avLst/>

--- a/docs/01-测试策略与测试设计.docx
+++ b/docs/01-测试策略与测试设计.docx
@@ -207,7 +207,7 @@
           <w:sz w:val="21"/>
           <w:szCs w:val="21"/>
         </w:rPr>
-        <w:t xml:space="preserve">实验一：11 模型横向对比（vl-eval）</w:t>
+        <w:t xml:space="preserve">实验一：11 模型横向对比（）</w:t>
       </w:r>
     </w:p>
     <w:tbl>
@@ -4923,7 +4923,7 @@
           <w:sz w:val="21"/>
           <w:szCs w:val="21"/>
         </w:rPr>
-        <w:t xml:space="preserve">脚本： vl-eval/run_multi_eval.py</w:t>
+        <w:t xml:space="preserve">脚本： /run_multi_eval.py</w:t>
       </w:r>
     </w:p>
     <w:p>
@@ -7810,7 +7810,7 @@
           <w:sz w:val="21"/>
           <w:szCs w:val="21"/>
         </w:rPr>
-        <w:t xml:space="preserve">脚本： tests/vl-eval/scripts/run_doc_vs_raw.py</w:t>
+        <w:t xml:space="preserve">脚本： tests//scripts/run_doc_vs_raw.py</w:t>
       </w:r>
     </w:p>
     <w:p>
@@ -9239,7 +9239,7 @@
           <wp:inline distT="0" distB="0" distL="0" distR="0">
             <wp:extent cx="5143500" cy="638175"/>
             <wp:effectExtent t="0" r="0" b="0" l="0"/>
-            <wp:docPr id="1" name="m_pipeline.png" descr="m_pipeline.png" title="m_pipeline.png"/>
+            <wp:docPr id="1" name="m1.png" descr="m1.png" title="m1.png"/>
             <wp:cNvGraphicFramePr>
               <a:graphicFrameLocks xmlns:a="http://schemas.openxmlformats.org/drawingml/2006/main" noChangeAspect="1"/>
             </wp:cNvGraphicFramePr>
@@ -9429,7 +9429,7 @@
           <wp:inline distT="0" distB="0" distL="0" distR="0">
             <wp:extent cx="5143500" cy="733425"/>
             <wp:effectExtent t="0" r="0" b="0" l="0"/>
-            <wp:docPr id="1" name="m_workbench.png" descr="m_workbench.png" title="m_workbench.png"/>
+            <wp:docPr id="1" name="m2.png" descr="m2.png" title="m2.png"/>
             <wp:cNvGraphicFramePr>
               <a:graphicFrameLocks xmlns:a="http://schemas.openxmlformats.org/drawingml/2006/main" noChangeAspect="1"/>
             </wp:cNvGraphicFramePr>
@@ -10169,7 +10169,7 @@
                 <w:sz w:val="21"/>
                 <w:szCs w:val="21"/>
               </w:rPr>
-              <w:t xml:space="preserve">VL 模型评测 (vl-eval)</w:t>
+              <w:t xml:space="preserve">VL 模型评测 ()</w:t>
             </w:r>
           </w:p>
         </w:tc>
@@ -10196,7 +10196,7 @@
                 <w:sz w:val="21"/>
                 <w:szCs w:val="21"/>
               </w:rPr>
-              <w:t xml:space="preserve">Skill 调试平台 (skillfix)</w:t>
+              <w:t xml:space="preserve">Skill 调试平台 ()</w:t>
             </w:r>
           </w:p>
         </w:tc>
@@ -10724,13 +10724,13 @@
     </w:p>
     <w:p>
       <w:pPr>
-        <w:spacing w:after="40" w:before="80"/>
+        <w:spacing w:after="50" w:before="50"/>
       </w:pPr>
       <w:r>
         <w:rPr>
           <w:rFonts w:ascii="Microsoft YaHei" w:cs="Microsoft YaHei" w:eastAsia="Microsoft YaHei" w:hAnsi="Microsoft YaHei"/>
-          <w:b/>
-          <w:bCs/>
+          <w:b w:val="false"/>
+          <w:bCs w:val="false"/>
           <w:sz w:val="21"/>
           <w:szCs w:val="21"/>
         </w:rPr>
@@ -11800,7 +11800,7 @@
                 <w:sz w:val="21"/>
                 <w:szCs w:val="21"/>
               </w:rPr>
-              <w:t xml:space="preserve">vl-eval/</w:t>
+              <w:t xml:space="preserve">/</w:t>
             </w:r>
           </w:p>
         </w:tc>
@@ -11966,7 +11966,7 @@
                 <w:sz w:val="21"/>
                 <w:szCs w:val="21"/>
               </w:rPr>
-              <w:t xml:space="preserve">tests/vl-eval/scripts/</w:t>
+              <w:t xml:space="preserve">tests//scripts/</w:t>
             </w:r>
           </w:p>
         </w:tc>
@@ -12132,7 +12132,7 @@
                 <w:sz w:val="21"/>
                 <w:szCs w:val="21"/>
               </w:rPr>
-              <w:t xml:space="preserve">tests/vl-eval/scripts/</w:t>
+              <w:t xml:space="preserve">tests//scripts/</w:t>
             </w:r>
           </w:p>
         </w:tc>
@@ -12215,7 +12215,7 @@
                 <w:sz w:val="21"/>
                 <w:szCs w:val="21"/>
               </w:rPr>
-              <w:t xml:space="preserve">vl-eval/</w:t>
+              <w:t xml:space="preserve">/</w:t>
             </w:r>
           </w:p>
         </w:tc>
@@ -12298,7 +12298,7 @@
                 <w:sz w:val="21"/>
                 <w:szCs w:val="21"/>
               </w:rPr>
-              <w:t xml:space="preserve">tests/vl-eval/scripts/</w:t>
+              <w:t xml:space="preserve">tests//scripts/</w:t>
             </w:r>
           </w:p>
         </w:tc>
@@ -12464,7 +12464,7 @@
                 <w:sz w:val="21"/>
                 <w:szCs w:val="21"/>
               </w:rPr>
-              <w:t xml:space="preserve">vl-eval/</w:t>
+              <w:t xml:space="preserve">/</w:t>
             </w:r>
           </w:p>
         </w:tc>
